--- a/la gestion/organisation du projet/tableau planning des taches.docx
+++ b/la gestion/organisation du projet/tableau planning des taches.docx
@@ -62,7 +62,7 @@
                 <w:sz w:val="28"/>
                 <w:szCs w:val="28"/>
               </w:rPr>
-              <w:t>Taches</w:t>
+              <w:t>Les couleurs des mois</w:t>
             </w:r>
           </w:p>
         </w:tc>
@@ -74,7 +74,7 @@
               <w:left w:val="single" w:sz="4" w:space="0" w:color="000000"/>
               <w:bottom w:val="single" w:sz="4" w:space="0" w:color="000000"/>
             </w:tcBorders>
-            <w:shd w:val="clear" w:color="auto" w:fill="auto"/>
+            <w:shd w:val="clear" w:color="auto" w:fill="D9E2F3" w:themeFill="accent1" w:themeFillTint="33"/>
             <w:tcMar>
               <w:top w:w="55" w:type="dxa"/>
               <w:left w:w="55" w:type="dxa"/>
@@ -102,7 +102,7 @@
                 <w:sz w:val="28"/>
                 <w:szCs w:val="28"/>
               </w:rPr>
-              <w:t>Objectif final</w:t>
+              <w:t>Juillet</w:t>
             </w:r>
           </w:p>
         </w:tc>
@@ -114,7 +114,7 @@
               <w:left w:val="single" w:sz="4" w:space="0" w:color="000000"/>
               <w:bottom w:val="single" w:sz="4" w:space="0" w:color="000000"/>
             </w:tcBorders>
-            <w:shd w:val="clear" w:color="auto" w:fill="auto"/>
+            <w:shd w:val="clear" w:color="auto" w:fill="FBE4D5" w:themeFill="accent2" w:themeFillTint="33"/>
             <w:tcMar>
               <w:top w:w="55" w:type="dxa"/>
               <w:left w:w="55" w:type="dxa"/>
@@ -142,7 +142,7 @@
                 <w:sz w:val="28"/>
                 <w:szCs w:val="28"/>
               </w:rPr>
-              <w:t>Objectif date de fin</w:t>
+              <w:t>Août</w:t>
             </w:r>
           </w:p>
         </w:tc>
@@ -155,7 +155,7 @@
               <w:bottom w:val="single" w:sz="4" w:space="0" w:color="000000"/>
               <w:right w:val="single" w:sz="4" w:space="0" w:color="000000"/>
             </w:tcBorders>
-            <w:shd w:val="clear" w:color="auto" w:fill="auto"/>
+            <w:shd w:val="clear" w:color="auto" w:fill="C5E0B3" w:themeFill="accent6" w:themeFillTint="66"/>
             <w:tcMar>
               <w:top w:w="55" w:type="dxa"/>
               <w:left w:w="55" w:type="dxa"/>
@@ -183,7 +183,7 @@
                 <w:sz w:val="28"/>
                 <w:szCs w:val="28"/>
               </w:rPr>
-              <w:t>Date de fin</w:t>
+              <w:t>Indéterminé</w:t>
             </w:r>
           </w:p>
         </w:tc>
@@ -199,104 +199,39 @@
           <w:tcPr>
             <w:tcW w:w="3288" w:type="dxa"/>
             <w:tcBorders>
-              <w:left w:val="single" w:sz="4" w:space="0" w:color="000000"/>
-              <w:bottom w:val="single" w:sz="4" w:space="0" w:color="000000"/>
-            </w:tcBorders>
-            <w:shd w:val="clear" w:color="auto" w:fill="auto"/>
-            <w:tcMar>
-              <w:top w:w="55" w:type="dxa"/>
-              <w:left w:w="55" w:type="dxa"/>
-              <w:bottom w:w="55" w:type="dxa"/>
-              <w:right w:w="55" w:type="dxa"/>
-            </w:tcMar>
-          </w:tcPr>
-          <w:p>
-            <w:pPr>
-              <w:pStyle w:val="TableContents"/>
-              <w:jc w:val="center"/>
-              <w:rPr>
-                <w:sz w:val="22"/>
-                <w:szCs w:val="22"/>
-              </w:rPr>
-            </w:pPr>
-            <w:r>
-              <w:rPr>
-                <w:sz w:val="22"/>
-                <w:szCs w:val="22"/>
-              </w:rPr>
-              <w:t xml:space="preserve">Faire un document </w:t>
-            </w:r>
-            <w:r>
-              <w:rPr>
-                <w:sz w:val="22"/>
-                <w:szCs w:val="22"/>
-              </w:rPr>
-              <w:t>avec les</w:t>
-            </w:r>
-            <w:r>
-              <w:rPr>
-                <w:sz w:val="22"/>
-                <w:szCs w:val="22"/>
-              </w:rPr>
-              <w:t xml:space="preserve"> infos suivantes</w:t>
-            </w:r>
-          </w:p>
-          <w:p>
-            <w:pPr>
-              <w:pStyle w:val="TableContents"/>
-              <w:jc w:val="center"/>
-              <w:rPr>
-                <w:b/>
-                <w:bCs/>
-                <w:color w:val="C9211E"/>
-                <w:sz w:val="22"/>
-                <w:szCs w:val="22"/>
-              </w:rPr>
-            </w:pPr>
-            <w:r>
-              <w:rPr>
-                <w:b/>
-                <w:bCs/>
-                <w:color w:val="C9211E"/>
-                <w:sz w:val="22"/>
-                <w:szCs w:val="22"/>
-              </w:rPr>
-              <w:t xml:space="preserve">- les noms </w:t>
-            </w:r>
-            <w:proofErr w:type="gramStart"/>
-            <w:r>
-              <w:rPr>
-                <w:b/>
-                <w:bCs/>
-                <w:color w:val="C9211E"/>
-                <w:sz w:val="22"/>
-                <w:szCs w:val="22"/>
-              </w:rPr>
-              <w:t>des poisson</w:t>
-            </w:r>
-            <w:proofErr w:type="gramEnd"/>
-          </w:p>
-          <w:p>
-            <w:pPr>
-              <w:pStyle w:val="TableContents"/>
-              <w:jc w:val="center"/>
-              <w:rPr>
-                <w:b/>
-                <w:bCs/>
-                <w:color w:val="C9211E"/>
-                <w:sz w:val="22"/>
-                <w:szCs w:val="22"/>
-              </w:rPr>
-            </w:pPr>
-            <w:r>
-              <w:rPr>
-                <w:b/>
-                <w:bCs/>
-                <w:color w:val="C9211E"/>
-                <w:sz w:val="22"/>
-                <w:szCs w:val="22"/>
-              </w:rPr>
-              <w:t>- les variation de chaque poisson</w:t>
+              <w:top w:val="single" w:sz="4" w:space="0" w:color="000000"/>
+              <w:left w:val="single" w:sz="4" w:space="0" w:color="000000"/>
+              <w:bottom w:val="single" w:sz="4" w:space="0" w:color="000000"/>
+            </w:tcBorders>
+            <w:shd w:val="clear" w:color="auto" w:fill="FFFFFF" w:themeFill="background1"/>
+            <w:tcMar>
+              <w:top w:w="55" w:type="dxa"/>
+              <w:left w:w="55" w:type="dxa"/>
+              <w:bottom w:w="55" w:type="dxa"/>
+              <w:right w:w="55" w:type="dxa"/>
+            </w:tcMar>
+          </w:tcPr>
+          <w:p>
+            <w:pPr>
+              <w:pStyle w:val="TableContents"/>
+              <w:jc w:val="center"/>
+              <w:rPr>
+                <w:b/>
+                <w:bCs/>
+                <w:color w:val="2A6099"/>
+                <w:sz w:val="28"/>
+                <w:szCs w:val="28"/>
+              </w:rPr>
+            </w:pPr>
+            <w:r>
+              <w:rPr>
+                <w:b/>
+                <w:bCs/>
+                <w:color w:val="2A6099"/>
+                <w:sz w:val="28"/>
+                <w:szCs w:val="28"/>
+              </w:rPr>
+              <w:t>Taches</w:t>
             </w:r>
           </w:p>
         </w:tc>
@@ -304,32 +239,39 @@
           <w:tcPr>
             <w:tcW w:w="2724" w:type="dxa"/>
             <w:tcBorders>
-              <w:left w:val="single" w:sz="4" w:space="0" w:color="000000"/>
-              <w:bottom w:val="single" w:sz="4" w:space="0" w:color="000000"/>
-            </w:tcBorders>
-            <w:shd w:val="clear" w:color="auto" w:fill="auto"/>
-            <w:tcMar>
-              <w:top w:w="55" w:type="dxa"/>
-              <w:left w:w="55" w:type="dxa"/>
-              <w:bottom w:w="55" w:type="dxa"/>
-              <w:right w:w="55" w:type="dxa"/>
-            </w:tcMar>
-          </w:tcPr>
-          <w:p>
-            <w:pPr>
-              <w:pStyle w:val="TableContents"/>
-              <w:jc w:val="center"/>
-              <w:rPr>
-                <w:sz w:val="22"/>
-                <w:szCs w:val="22"/>
-              </w:rPr>
-            </w:pPr>
-            <w:r>
-              <w:rPr>
-                <w:sz w:val="22"/>
-                <w:szCs w:val="22"/>
-              </w:rPr>
-              <w:t>Crée notre base d’information</w:t>
+              <w:top w:val="single" w:sz="4" w:space="0" w:color="000000"/>
+              <w:left w:val="single" w:sz="4" w:space="0" w:color="000000"/>
+              <w:bottom w:val="single" w:sz="4" w:space="0" w:color="000000"/>
+            </w:tcBorders>
+            <w:shd w:val="clear" w:color="auto" w:fill="FFFFFF" w:themeFill="background1"/>
+            <w:tcMar>
+              <w:top w:w="55" w:type="dxa"/>
+              <w:left w:w="55" w:type="dxa"/>
+              <w:bottom w:w="55" w:type="dxa"/>
+              <w:right w:w="55" w:type="dxa"/>
+            </w:tcMar>
+          </w:tcPr>
+          <w:p>
+            <w:pPr>
+              <w:pStyle w:val="TableContents"/>
+              <w:jc w:val="center"/>
+              <w:rPr>
+                <w:b/>
+                <w:bCs/>
+                <w:color w:val="2A6099"/>
+                <w:sz w:val="28"/>
+                <w:szCs w:val="28"/>
+              </w:rPr>
+            </w:pPr>
+            <w:r>
+              <w:rPr>
+                <w:b/>
+                <w:bCs/>
+                <w:color w:val="2A6099"/>
+                <w:sz w:val="28"/>
+                <w:szCs w:val="28"/>
+              </w:rPr>
+              <w:t>Objectif final</w:t>
             </w:r>
           </w:p>
         </w:tc>
@@ -337,32 +279,39 @@
           <w:tcPr>
             <w:tcW w:w="2664" w:type="dxa"/>
             <w:tcBorders>
-              <w:left w:val="single" w:sz="4" w:space="0" w:color="000000"/>
-              <w:bottom w:val="single" w:sz="4" w:space="0" w:color="000000"/>
-            </w:tcBorders>
-            <w:shd w:val="clear" w:color="auto" w:fill="auto"/>
-            <w:tcMar>
-              <w:top w:w="55" w:type="dxa"/>
-              <w:left w:w="55" w:type="dxa"/>
-              <w:bottom w:w="55" w:type="dxa"/>
-              <w:right w:w="55" w:type="dxa"/>
-            </w:tcMar>
-          </w:tcPr>
-          <w:p>
-            <w:pPr>
-              <w:pStyle w:val="TableContents"/>
-              <w:jc w:val="center"/>
-              <w:rPr>
-                <w:sz w:val="22"/>
-                <w:szCs w:val="22"/>
-              </w:rPr>
-            </w:pPr>
-            <w:r>
-              <w:rPr>
-                <w:sz w:val="22"/>
-                <w:szCs w:val="22"/>
-              </w:rPr>
-              <w:t xml:space="preserve"> 19 juillet 2024</w:t>
+              <w:top w:val="single" w:sz="4" w:space="0" w:color="000000"/>
+              <w:left w:val="single" w:sz="4" w:space="0" w:color="000000"/>
+              <w:bottom w:val="single" w:sz="4" w:space="0" w:color="000000"/>
+            </w:tcBorders>
+            <w:shd w:val="clear" w:color="auto" w:fill="FFFFFF" w:themeFill="background1"/>
+            <w:tcMar>
+              <w:top w:w="55" w:type="dxa"/>
+              <w:left w:w="55" w:type="dxa"/>
+              <w:bottom w:w="55" w:type="dxa"/>
+              <w:right w:w="55" w:type="dxa"/>
+            </w:tcMar>
+          </w:tcPr>
+          <w:p>
+            <w:pPr>
+              <w:pStyle w:val="TableContents"/>
+              <w:jc w:val="center"/>
+              <w:rPr>
+                <w:b/>
+                <w:bCs/>
+                <w:color w:val="2A6099"/>
+                <w:sz w:val="28"/>
+                <w:szCs w:val="28"/>
+              </w:rPr>
+            </w:pPr>
+            <w:r>
+              <w:rPr>
+                <w:b/>
+                <w:bCs/>
+                <w:color w:val="2A6099"/>
+                <w:sz w:val="28"/>
+                <w:szCs w:val="28"/>
+              </w:rPr>
+              <w:t>Objectif date de fin</w:t>
             </w:r>
           </w:p>
         </w:tc>
@@ -370,31 +319,40 @@
           <w:tcPr>
             <w:tcW w:w="2604" w:type="dxa"/>
             <w:tcBorders>
+              <w:top w:val="single" w:sz="4" w:space="0" w:color="000000"/>
               <w:left w:val="single" w:sz="4" w:space="0" w:color="000000"/>
               <w:bottom w:val="single" w:sz="4" w:space="0" w:color="000000"/>
               <w:right w:val="single" w:sz="4" w:space="0" w:color="000000"/>
             </w:tcBorders>
-            <w:shd w:val="clear" w:color="auto" w:fill="auto"/>
-            <w:tcMar>
-              <w:top w:w="55" w:type="dxa"/>
-              <w:left w:w="55" w:type="dxa"/>
-              <w:bottom w:w="55" w:type="dxa"/>
-              <w:right w:w="55" w:type="dxa"/>
-            </w:tcMar>
-          </w:tcPr>
-          <w:p>
-            <w:pPr>
-              <w:pStyle w:val="TableContents"/>
-              <w:jc w:val="center"/>
-              <w:rPr>
-                <w:color w:val="00B050"/>
-              </w:rPr>
-            </w:pPr>
-            <w:r>
-              <w:rPr>
-                <w:color w:val="00B050"/>
-              </w:rPr>
-              <w:t>9 juillet 2024</w:t>
+            <w:shd w:val="clear" w:color="auto" w:fill="FFFFFF" w:themeFill="background1"/>
+            <w:tcMar>
+              <w:top w:w="55" w:type="dxa"/>
+              <w:left w:w="55" w:type="dxa"/>
+              <w:bottom w:w="55" w:type="dxa"/>
+              <w:right w:w="55" w:type="dxa"/>
+            </w:tcMar>
+          </w:tcPr>
+          <w:p>
+            <w:pPr>
+              <w:pStyle w:val="TableContents"/>
+              <w:jc w:val="center"/>
+              <w:rPr>
+                <w:b/>
+                <w:bCs/>
+                <w:color w:val="2A6099"/>
+                <w:sz w:val="28"/>
+                <w:szCs w:val="28"/>
+              </w:rPr>
+            </w:pPr>
+            <w:r>
+              <w:rPr>
+                <w:b/>
+                <w:bCs/>
+                <w:color w:val="2A6099"/>
+                <w:sz w:val="28"/>
+                <w:szCs w:val="28"/>
+              </w:rPr>
+              <w:t>Date de fin</w:t>
             </w:r>
           </w:p>
         </w:tc>
@@ -413,88 +371,72 @@
               <w:left w:val="single" w:sz="4" w:space="0" w:color="000000"/>
               <w:bottom w:val="single" w:sz="4" w:space="0" w:color="000000"/>
             </w:tcBorders>
-            <w:shd w:val="clear" w:color="auto" w:fill="auto"/>
-            <w:tcMar>
-              <w:top w:w="55" w:type="dxa"/>
-              <w:left w:w="55" w:type="dxa"/>
-              <w:bottom w:w="55" w:type="dxa"/>
-              <w:right w:w="55" w:type="dxa"/>
-            </w:tcMar>
-          </w:tcPr>
-          <w:p>
-            <w:pPr>
-              <w:pStyle w:val="TableContents"/>
-              <w:jc w:val="center"/>
-            </w:pPr>
-            <w:r>
-              <w:rPr>
-                <w:sz w:val="22"/>
-                <w:szCs w:val="22"/>
-              </w:rPr>
-              <w:t xml:space="preserve">Faire suite </w:t>
-            </w:r>
-            <w:r>
-              <w:rPr>
-                <w:sz w:val="22"/>
-                <w:szCs w:val="22"/>
-              </w:rPr>
-              <w:t>aux documents</w:t>
-            </w:r>
-            <w:r>
-              <w:rPr>
-                <w:sz w:val="22"/>
-                <w:szCs w:val="22"/>
-              </w:rPr>
-              <w:t xml:space="preserve"> des poisson y rajouter les </w:t>
-            </w:r>
-            <w:r>
-              <w:rPr>
-                <w:b/>
-                <w:bCs/>
-                <w:color w:val="C9211E"/>
-                <w:sz w:val="22"/>
-                <w:szCs w:val="22"/>
-              </w:rPr>
-              <w:t>prix</w:t>
-            </w:r>
-            <w:r>
-              <w:rPr>
-                <w:sz w:val="22"/>
-                <w:szCs w:val="22"/>
-              </w:rPr>
-              <w:t xml:space="preserve"> de chaque poisson en fonction de la condition de </w:t>
-            </w:r>
-            <w:r>
-              <w:rPr>
-                <w:b/>
-                <w:bCs/>
-                <w:color w:val="C9211E"/>
-                <w:sz w:val="22"/>
-                <w:szCs w:val="22"/>
-              </w:rPr>
-              <w:t>revente (cru/cuit/</w:t>
-            </w:r>
-            <w:proofErr w:type="spellStart"/>
-            <w:r>
-              <w:rPr>
-                <w:b/>
-                <w:bCs/>
-                <w:color w:val="C9211E"/>
-                <w:sz w:val="22"/>
-                <w:szCs w:val="22"/>
-              </w:rPr>
-              <w:t>etc</w:t>
-            </w:r>
-            <w:proofErr w:type="spellEnd"/>
-            <w:r>
-              <w:rPr>
-                <w:b/>
-                <w:bCs/>
-                <w:color w:val="C9211E"/>
-                <w:sz w:val="22"/>
-                <w:szCs w:val="22"/>
-              </w:rPr>
-              <w:t>)</w:t>
+            <w:shd w:val="clear" w:color="auto" w:fill="D9E2F3" w:themeFill="accent1" w:themeFillTint="33"/>
+            <w:tcMar>
+              <w:top w:w="55" w:type="dxa"/>
+              <w:left w:w="55" w:type="dxa"/>
+              <w:bottom w:w="55" w:type="dxa"/>
+              <w:right w:w="55" w:type="dxa"/>
+            </w:tcMar>
+          </w:tcPr>
+          <w:p>
+            <w:pPr>
+              <w:pStyle w:val="TableContents"/>
+              <w:jc w:val="center"/>
+              <w:rPr>
+                <w:sz w:val="22"/>
+                <w:szCs w:val="22"/>
+              </w:rPr>
+            </w:pPr>
+            <w:r>
+              <w:rPr>
+                <w:sz w:val="22"/>
+                <w:szCs w:val="22"/>
+              </w:rPr>
+              <w:t>Faire un document avec les infos suivantes</w:t>
+            </w:r>
+          </w:p>
+          <w:p>
+            <w:pPr>
+              <w:pStyle w:val="TableContents"/>
+              <w:jc w:val="center"/>
+              <w:rPr>
+                <w:sz w:val="22"/>
+                <w:szCs w:val="22"/>
+              </w:rPr>
+            </w:pPr>
+            <w:r>
+              <w:rPr>
+                <w:sz w:val="22"/>
+                <w:szCs w:val="22"/>
+              </w:rPr>
+              <w:t xml:space="preserve">- les noms </w:t>
+            </w:r>
+            <w:proofErr w:type="gramStart"/>
+            <w:r>
+              <w:rPr>
+                <w:sz w:val="22"/>
+                <w:szCs w:val="22"/>
+              </w:rPr>
+              <w:t>des poisson</w:t>
+            </w:r>
+            <w:proofErr w:type="gramEnd"/>
+          </w:p>
+          <w:p>
+            <w:pPr>
+              <w:pStyle w:val="TableContents"/>
+              <w:jc w:val="center"/>
+              <w:rPr>
+                <w:sz w:val="22"/>
+                <w:szCs w:val="22"/>
+              </w:rPr>
+            </w:pPr>
+            <w:r>
+              <w:rPr>
+                <w:sz w:val="22"/>
+                <w:szCs w:val="22"/>
+              </w:rPr>
+              <w:t>- les variation de chaque poisson</w:t>
             </w:r>
           </w:p>
         </w:tc>
@@ -505,29 +447,29 @@
               <w:left w:val="single" w:sz="4" w:space="0" w:color="000000"/>
               <w:bottom w:val="single" w:sz="4" w:space="0" w:color="000000"/>
             </w:tcBorders>
-            <w:shd w:val="clear" w:color="auto" w:fill="auto"/>
-            <w:tcMar>
-              <w:top w:w="55" w:type="dxa"/>
-              <w:left w:w="55" w:type="dxa"/>
-              <w:bottom w:w="55" w:type="dxa"/>
-              <w:right w:w="55" w:type="dxa"/>
-            </w:tcMar>
-          </w:tcPr>
-          <w:p>
-            <w:pPr>
-              <w:pStyle w:val="TableContents"/>
-              <w:jc w:val="center"/>
-              <w:rPr>
-                <w:sz w:val="22"/>
-                <w:szCs w:val="22"/>
-              </w:rPr>
-            </w:pPr>
-            <w:r>
-              <w:rPr>
-                <w:sz w:val="22"/>
-                <w:szCs w:val="22"/>
-              </w:rPr>
-              <w:t>Agrandir la base d’information</w:t>
+            <w:shd w:val="clear" w:color="auto" w:fill="D9E2F3" w:themeFill="accent1" w:themeFillTint="33"/>
+            <w:tcMar>
+              <w:top w:w="55" w:type="dxa"/>
+              <w:left w:w="55" w:type="dxa"/>
+              <w:bottom w:w="55" w:type="dxa"/>
+              <w:right w:w="55" w:type="dxa"/>
+            </w:tcMar>
+          </w:tcPr>
+          <w:p>
+            <w:pPr>
+              <w:pStyle w:val="TableContents"/>
+              <w:jc w:val="center"/>
+              <w:rPr>
+                <w:sz w:val="22"/>
+                <w:szCs w:val="22"/>
+              </w:rPr>
+            </w:pPr>
+            <w:r>
+              <w:rPr>
+                <w:sz w:val="22"/>
+                <w:szCs w:val="22"/>
+              </w:rPr>
+              <w:t>Crée notre base d’information</w:t>
             </w:r>
           </w:p>
         </w:tc>
@@ -538,29 +480,29 @@
               <w:left w:val="single" w:sz="4" w:space="0" w:color="000000"/>
               <w:bottom w:val="single" w:sz="4" w:space="0" w:color="000000"/>
             </w:tcBorders>
-            <w:shd w:val="clear" w:color="auto" w:fill="auto"/>
-            <w:tcMar>
-              <w:top w:w="55" w:type="dxa"/>
-              <w:left w:w="55" w:type="dxa"/>
-              <w:bottom w:w="55" w:type="dxa"/>
-              <w:right w:w="55" w:type="dxa"/>
-            </w:tcMar>
-          </w:tcPr>
-          <w:p>
-            <w:pPr>
-              <w:pStyle w:val="TableContents"/>
-              <w:jc w:val="center"/>
-              <w:rPr>
-                <w:sz w:val="22"/>
-                <w:szCs w:val="22"/>
-              </w:rPr>
-            </w:pPr>
-            <w:r>
-              <w:rPr>
-                <w:sz w:val="22"/>
-                <w:szCs w:val="22"/>
-              </w:rPr>
-              <w:t>19 juillet 2024</w:t>
+            <w:shd w:val="clear" w:color="auto" w:fill="D9E2F3" w:themeFill="accent1" w:themeFillTint="33"/>
+            <w:tcMar>
+              <w:top w:w="55" w:type="dxa"/>
+              <w:left w:w="55" w:type="dxa"/>
+              <w:bottom w:w="55" w:type="dxa"/>
+              <w:right w:w="55" w:type="dxa"/>
+            </w:tcMar>
+          </w:tcPr>
+          <w:p>
+            <w:pPr>
+              <w:pStyle w:val="TableContents"/>
+              <w:jc w:val="center"/>
+              <w:rPr>
+                <w:sz w:val="22"/>
+                <w:szCs w:val="22"/>
+              </w:rPr>
+            </w:pPr>
+            <w:r>
+              <w:rPr>
+                <w:sz w:val="22"/>
+                <w:szCs w:val="22"/>
+              </w:rPr>
+              <w:t xml:space="preserve"> 19 juillet 2024</w:t>
             </w:r>
           </w:p>
         </w:tc>
@@ -572,7 +514,7 @@
               <w:bottom w:val="single" w:sz="4" w:space="0" w:color="000000"/>
               <w:right w:val="single" w:sz="4" w:space="0" w:color="000000"/>
             </w:tcBorders>
-            <w:shd w:val="clear" w:color="auto" w:fill="auto"/>
+            <w:shd w:val="clear" w:color="auto" w:fill="D9E2F3" w:themeFill="accent1" w:themeFillTint="33"/>
             <w:tcMar>
               <w:top w:w="55" w:type="dxa"/>
               <w:left w:w="55" w:type="dxa"/>
@@ -592,7 +534,7 @@
               <w:rPr>
                 <w:color w:val="00B050"/>
               </w:rPr>
-              <w:t>11 juillet 2024</w:t>
+              <w:t>9 juillet 2024</w:t>
             </w:r>
           </w:p>
         </w:tc>
@@ -611,41 +553,25 @@
               <w:left w:val="single" w:sz="4" w:space="0" w:color="000000"/>
               <w:bottom w:val="single" w:sz="4" w:space="0" w:color="000000"/>
             </w:tcBorders>
-            <w:shd w:val="clear" w:color="auto" w:fill="auto"/>
-            <w:tcMar>
-              <w:top w:w="55" w:type="dxa"/>
-              <w:left w:w="55" w:type="dxa"/>
-              <w:bottom w:w="55" w:type="dxa"/>
-              <w:right w:w="55" w:type="dxa"/>
-            </w:tcMar>
-          </w:tcPr>
-          <w:p>
-            <w:pPr>
-              <w:pStyle w:val="TableContents"/>
-              <w:jc w:val="center"/>
-            </w:pPr>
-            <w:r>
-              <w:rPr>
-                <w:sz w:val="22"/>
-                <w:szCs w:val="22"/>
-              </w:rPr>
-              <w:t xml:space="preserve">Toujours sur le document </w:t>
-            </w:r>
-            <w:proofErr w:type="gramStart"/>
-            <w:r>
-              <w:rPr>
-                <w:sz w:val="22"/>
-                <w:szCs w:val="22"/>
-              </w:rPr>
-              <w:t>des poisson</w:t>
-            </w:r>
-            <w:proofErr w:type="gramEnd"/>
-            <w:r>
-              <w:rPr>
-                <w:sz w:val="22"/>
-                <w:szCs w:val="22"/>
-              </w:rPr>
-              <w:t xml:space="preserve"> y rajouter les </w:t>
+            <w:shd w:val="clear" w:color="auto" w:fill="D9E2F3" w:themeFill="accent1" w:themeFillTint="33"/>
+            <w:tcMar>
+              <w:top w:w="55" w:type="dxa"/>
+              <w:left w:w="55" w:type="dxa"/>
+              <w:bottom w:w="55" w:type="dxa"/>
+              <w:right w:w="55" w:type="dxa"/>
+            </w:tcMar>
+          </w:tcPr>
+          <w:p>
+            <w:pPr>
+              <w:pStyle w:val="TableContents"/>
+              <w:jc w:val="center"/>
+            </w:pPr>
+            <w:r>
+              <w:rPr>
+                <w:sz w:val="22"/>
+                <w:szCs w:val="22"/>
+              </w:rPr>
+              <w:t xml:space="preserve">Faire suite aux documents des poisson y rajouter les </w:t>
             </w:r>
             <w:r>
               <w:rPr>
@@ -655,22 +581,46 @@
                 <w:sz w:val="22"/>
                 <w:szCs w:val="22"/>
               </w:rPr>
-              <w:t>appât</w:t>
-            </w:r>
-            <w:r>
-              <w:rPr>
+              <w:t>prix</w:t>
+            </w:r>
+            <w:r>
+              <w:rPr>
+                <w:sz w:val="22"/>
+                <w:szCs w:val="22"/>
+              </w:rPr>
+              <w:t xml:space="preserve"> de chaque poisson en fonction de la condition de </w:t>
+            </w:r>
+            <w:r>
+              <w:rPr>
+                <w:b/>
+                <w:bCs/>
                 <w:color w:val="C9211E"/>
                 <w:sz w:val="22"/>
                 <w:szCs w:val="22"/>
               </w:rPr>
-              <w:t xml:space="preserve"> </w:t>
-            </w:r>
-            <w:r>
-              <w:rPr>
-                <w:sz w:val="22"/>
-                <w:szCs w:val="22"/>
-              </w:rPr>
-              <w:t>correspondant pour les pécher</w:t>
+              <w:t>revente (cru/cuit/</w:t>
+            </w:r>
+            <w:proofErr w:type="spellStart"/>
+            <w:r>
+              <w:rPr>
+                <w:b/>
+                <w:bCs/>
+                <w:color w:val="C9211E"/>
+                <w:sz w:val="22"/>
+                <w:szCs w:val="22"/>
+              </w:rPr>
+              <w:t>etc</w:t>
+            </w:r>
+            <w:proofErr w:type="spellEnd"/>
+            <w:r>
+              <w:rPr>
+                <w:b/>
+                <w:bCs/>
+                <w:color w:val="C9211E"/>
+                <w:sz w:val="22"/>
+                <w:szCs w:val="22"/>
+              </w:rPr>
+              <w:t>)</w:t>
             </w:r>
           </w:p>
         </w:tc>
@@ -681,7 +631,7 @@
               <w:left w:val="single" w:sz="4" w:space="0" w:color="000000"/>
               <w:bottom w:val="single" w:sz="4" w:space="0" w:color="000000"/>
             </w:tcBorders>
-            <w:shd w:val="clear" w:color="auto" w:fill="auto"/>
+            <w:shd w:val="clear" w:color="auto" w:fill="D9E2F3" w:themeFill="accent1" w:themeFillTint="33"/>
             <w:tcMar>
               <w:top w:w="55" w:type="dxa"/>
               <w:left w:w="55" w:type="dxa"/>
@@ -714,7 +664,7 @@
               <w:left w:val="single" w:sz="4" w:space="0" w:color="000000"/>
               <w:bottom w:val="single" w:sz="4" w:space="0" w:color="000000"/>
             </w:tcBorders>
-            <w:shd w:val="clear" w:color="auto" w:fill="auto"/>
+            <w:shd w:val="clear" w:color="auto" w:fill="D9E2F3" w:themeFill="accent1" w:themeFillTint="33"/>
             <w:tcMar>
               <w:top w:w="55" w:type="dxa"/>
               <w:left w:w="55" w:type="dxa"/>
@@ -748,7 +698,7 @@
               <w:bottom w:val="single" w:sz="4" w:space="0" w:color="000000"/>
               <w:right w:val="single" w:sz="4" w:space="0" w:color="000000"/>
             </w:tcBorders>
-            <w:shd w:val="clear" w:color="auto" w:fill="auto"/>
+            <w:shd w:val="clear" w:color="auto" w:fill="D9E2F3" w:themeFill="accent1" w:themeFillTint="33"/>
             <w:tcMar>
               <w:top w:w="55" w:type="dxa"/>
               <w:left w:w="55" w:type="dxa"/>
@@ -768,7 +718,7 @@
               <w:rPr>
                 <w:color w:val="00B050"/>
               </w:rPr>
-              <w:t>10 juillet 2024</w:t>
+              <w:t>11 juillet 2024</w:t>
             </w:r>
           </w:p>
         </w:tc>
@@ -787,33 +737,25 @@
               <w:left w:val="single" w:sz="4" w:space="0" w:color="000000"/>
               <w:bottom w:val="single" w:sz="4" w:space="0" w:color="000000"/>
             </w:tcBorders>
-            <w:shd w:val="clear" w:color="auto" w:fill="auto"/>
-            <w:tcMar>
-              <w:top w:w="55" w:type="dxa"/>
-              <w:left w:w="55" w:type="dxa"/>
-              <w:bottom w:w="55" w:type="dxa"/>
-              <w:right w:w="55" w:type="dxa"/>
-            </w:tcMar>
-          </w:tcPr>
-          <w:p>
-            <w:pPr>
-              <w:pStyle w:val="TableContents"/>
-              <w:jc w:val="center"/>
-            </w:pPr>
-            <w:r>
-              <w:rPr>
-                <w:sz w:val="22"/>
-                <w:szCs w:val="22"/>
-              </w:rPr>
-              <w:t xml:space="preserve">Crée un listage </w:t>
-            </w:r>
-            <w:proofErr w:type="gramStart"/>
-            <w:r>
-              <w:rPr>
-                <w:sz w:val="22"/>
-                <w:szCs w:val="22"/>
-              </w:rPr>
-              <w:t xml:space="preserve">des </w:t>
+            <w:shd w:val="clear" w:color="auto" w:fill="D9E2F3" w:themeFill="accent1" w:themeFillTint="33"/>
+            <w:tcMar>
+              <w:top w:w="55" w:type="dxa"/>
+              <w:left w:w="55" w:type="dxa"/>
+              <w:bottom w:w="55" w:type="dxa"/>
+              <w:right w:w="55" w:type="dxa"/>
+            </w:tcMar>
+          </w:tcPr>
+          <w:p>
+            <w:pPr>
+              <w:pStyle w:val="TableContents"/>
+              <w:jc w:val="center"/>
+            </w:pPr>
+            <w:r>
+              <w:rPr>
+                <w:sz w:val="22"/>
+                <w:szCs w:val="22"/>
+              </w:rPr>
+              <w:t xml:space="preserve">Toujours sur le document des poissons y rajouter les </w:t>
             </w:r>
             <w:r>
               <w:rPr>
@@ -823,31 +765,15 @@
                 <w:sz w:val="22"/>
                 <w:szCs w:val="22"/>
               </w:rPr>
-              <w:t>région</w:t>
-            </w:r>
-            <w:proofErr w:type="gramEnd"/>
-            <w:r>
-              <w:rPr>
-                <w:b/>
-                <w:bCs/>
+              <w:t>appât</w:t>
+            </w:r>
+            <w:r>
+              <w:rPr>
                 <w:color w:val="C9211E"/>
                 <w:sz w:val="22"/>
                 <w:szCs w:val="22"/>
               </w:rPr>
-              <w:t xml:space="preserve"> et des îles</w:t>
-            </w:r>
-          </w:p>
-          <w:p>
-            <w:pPr>
-              <w:pStyle w:val="TableContents"/>
-              <w:jc w:val="center"/>
-            </w:pPr>
-            <w:r>
-              <w:rPr>
-                <w:sz w:val="22"/>
-                <w:szCs w:val="22"/>
-              </w:rPr>
-              <w:t xml:space="preserve">- par </w:t>
+              <w:t xml:space="preserve">s </w:t>
             </w:r>
             <w:r>
               <w:rPr>
@@ -857,131 +783,14 @@
                 <w:sz w:val="22"/>
                 <w:szCs w:val="22"/>
               </w:rPr>
-              <w:t>régions</w:t>
-            </w:r>
-            <w:r>
-              <w:rPr>
-                <w:sz w:val="22"/>
-                <w:szCs w:val="22"/>
-              </w:rPr>
-              <w:t xml:space="preserve"> renseigner les</w:t>
-            </w:r>
-            <w:r>
-              <w:rPr>
-                <w:b/>
-                <w:bCs/>
-                <w:sz w:val="22"/>
-                <w:szCs w:val="22"/>
-              </w:rPr>
-              <w:t xml:space="preserve"> </w:t>
-            </w:r>
-            <w:r>
-              <w:rPr>
-                <w:b/>
-                <w:bCs/>
-                <w:color w:val="C9211E"/>
-                <w:sz w:val="22"/>
-                <w:szCs w:val="22"/>
-              </w:rPr>
-              <w:t>îles</w:t>
-            </w:r>
-            <w:r>
-              <w:rPr>
-                <w:sz w:val="22"/>
-                <w:szCs w:val="22"/>
-              </w:rPr>
-              <w:t xml:space="preserve"> présente.</w:t>
-            </w:r>
-          </w:p>
-          <w:p>
-            <w:pPr>
-              <w:pStyle w:val="TableContents"/>
-              <w:jc w:val="center"/>
-            </w:pPr>
-            <w:r>
-              <w:rPr>
-                <w:sz w:val="22"/>
-                <w:szCs w:val="22"/>
-              </w:rPr>
-              <w:t xml:space="preserve">- type </w:t>
-            </w:r>
-            <w:r>
-              <w:rPr>
-                <w:b/>
-                <w:bCs/>
-                <w:color w:val="C9211E"/>
-                <w:sz w:val="22"/>
-                <w:szCs w:val="22"/>
-              </w:rPr>
-              <w:t xml:space="preserve">d’îles </w:t>
-            </w:r>
-            <w:proofErr w:type="spellStart"/>
-            <w:r>
-              <w:rPr>
-                <w:b/>
-                <w:bCs/>
-                <w:color w:val="C9211E"/>
-                <w:sz w:val="22"/>
-                <w:szCs w:val="22"/>
-              </w:rPr>
-              <w:t>avant postes</w:t>
-            </w:r>
-            <w:proofErr w:type="spellEnd"/>
-            <w:r>
-              <w:rPr>
-                <w:b/>
-                <w:bCs/>
-                <w:color w:val="C9211E"/>
-                <w:sz w:val="22"/>
-                <w:szCs w:val="22"/>
-              </w:rPr>
-              <w:t xml:space="preserve"> / fort</w:t>
-            </w:r>
-            <w:r>
-              <w:rPr>
-                <w:sz w:val="22"/>
-                <w:szCs w:val="22"/>
-              </w:rPr>
-              <w:t xml:space="preserve"> </w:t>
-            </w:r>
-            <w:proofErr w:type="spellStart"/>
-            <w:r>
-              <w:rPr>
-                <w:sz w:val="22"/>
-                <w:szCs w:val="22"/>
-              </w:rPr>
-              <w:t>etc</w:t>
-            </w:r>
-            <w:proofErr w:type="spellEnd"/>
-          </w:p>
-          <w:p>
-            <w:pPr>
-              <w:pStyle w:val="TableContents"/>
-              <w:jc w:val="center"/>
-            </w:pPr>
-            <w:r>
-              <w:rPr>
-                <w:sz w:val="22"/>
-                <w:szCs w:val="22"/>
-              </w:rPr>
-              <w:t>- la</w:t>
-            </w:r>
-            <w:r>
-              <w:rPr>
-                <w:b/>
-                <w:bCs/>
-                <w:color w:val="C9211E"/>
-                <w:sz w:val="22"/>
-                <w:szCs w:val="22"/>
-              </w:rPr>
-              <w:t xml:space="preserve"> taille </w:t>
-            </w:r>
-            <w:r>
-              <w:rPr>
-                <w:sz w:val="22"/>
-                <w:szCs w:val="22"/>
-              </w:rPr>
-              <w:t>de l’île</w:t>
+              <w:t>correspondants</w:t>
+            </w:r>
+            <w:r>
+              <w:rPr>
+                <w:sz w:val="22"/>
+                <w:szCs w:val="22"/>
+              </w:rPr>
+              <w:t xml:space="preserve"> pour les pécher</w:t>
             </w:r>
           </w:p>
         </w:tc>
@@ -992,29 +801,29 @@
               <w:left w:val="single" w:sz="4" w:space="0" w:color="000000"/>
               <w:bottom w:val="single" w:sz="4" w:space="0" w:color="000000"/>
             </w:tcBorders>
-            <w:shd w:val="clear" w:color="auto" w:fill="auto"/>
-            <w:tcMar>
-              <w:top w:w="55" w:type="dxa"/>
-              <w:left w:w="55" w:type="dxa"/>
-              <w:bottom w:w="55" w:type="dxa"/>
-              <w:right w:w="55" w:type="dxa"/>
-            </w:tcMar>
-          </w:tcPr>
-          <w:p>
-            <w:pPr>
-              <w:pStyle w:val="TableContents"/>
-              <w:jc w:val="center"/>
-              <w:rPr>
-                <w:sz w:val="22"/>
-                <w:szCs w:val="22"/>
-              </w:rPr>
-            </w:pPr>
-            <w:r>
-              <w:rPr>
-                <w:sz w:val="22"/>
-                <w:szCs w:val="22"/>
-              </w:rPr>
-              <w:t>Agrandir la base d’information géographique</w:t>
+            <w:shd w:val="clear" w:color="auto" w:fill="D9E2F3" w:themeFill="accent1" w:themeFillTint="33"/>
+            <w:tcMar>
+              <w:top w:w="55" w:type="dxa"/>
+              <w:left w:w="55" w:type="dxa"/>
+              <w:bottom w:w="55" w:type="dxa"/>
+              <w:right w:w="55" w:type="dxa"/>
+            </w:tcMar>
+          </w:tcPr>
+          <w:p>
+            <w:pPr>
+              <w:pStyle w:val="TableContents"/>
+              <w:jc w:val="center"/>
+              <w:rPr>
+                <w:sz w:val="22"/>
+                <w:szCs w:val="22"/>
+              </w:rPr>
+            </w:pPr>
+            <w:r>
+              <w:rPr>
+                <w:sz w:val="22"/>
+                <w:szCs w:val="22"/>
+              </w:rPr>
+              <w:t>Agrandir la base d’information</w:t>
             </w:r>
           </w:p>
         </w:tc>
@@ -1025,7 +834,7 @@
               <w:left w:val="single" w:sz="4" w:space="0" w:color="000000"/>
               <w:bottom w:val="single" w:sz="4" w:space="0" w:color="000000"/>
             </w:tcBorders>
-            <w:shd w:val="clear" w:color="auto" w:fill="auto"/>
+            <w:shd w:val="clear" w:color="auto" w:fill="D9E2F3" w:themeFill="accent1" w:themeFillTint="33"/>
             <w:tcMar>
               <w:top w:w="55" w:type="dxa"/>
               <w:left w:w="55" w:type="dxa"/>
@@ -1059,7 +868,7 @@
               <w:bottom w:val="single" w:sz="4" w:space="0" w:color="000000"/>
               <w:right w:val="single" w:sz="4" w:space="0" w:color="000000"/>
             </w:tcBorders>
-            <w:shd w:val="clear" w:color="auto" w:fill="auto"/>
+            <w:shd w:val="clear" w:color="auto" w:fill="D9E2F3" w:themeFill="accent1" w:themeFillTint="33"/>
             <w:tcMar>
               <w:top w:w="55" w:type="dxa"/>
               <w:left w:w="55" w:type="dxa"/>
@@ -1079,7 +888,7 @@
               <w:rPr>
                 <w:color w:val="00B050"/>
               </w:rPr>
-              <w:t>11 juillet 2024</w:t>
+              <w:t>10 juillet 2024</w:t>
             </w:r>
           </w:p>
         </w:tc>
@@ -1098,35 +907,89 @@
               <w:left w:val="single" w:sz="4" w:space="0" w:color="000000"/>
               <w:bottom w:val="single" w:sz="4" w:space="0" w:color="000000"/>
             </w:tcBorders>
-            <w:shd w:val="clear" w:color="auto" w:fill="auto"/>
-            <w:tcMar>
-              <w:top w:w="55" w:type="dxa"/>
-              <w:left w:w="55" w:type="dxa"/>
-              <w:bottom w:w="55" w:type="dxa"/>
-              <w:right w:w="55" w:type="dxa"/>
-            </w:tcMar>
-          </w:tcPr>
-          <w:p>
-            <w:pPr>
-              <w:pStyle w:val="TableContents"/>
-              <w:jc w:val="center"/>
-            </w:pPr>
-            <w:r>
-              <w:rPr>
-                <w:sz w:val="22"/>
-                <w:szCs w:val="22"/>
-              </w:rPr>
-              <w:t xml:space="preserve">Trouver et faire une base de </w:t>
-            </w:r>
-            <w:r>
-              <w:rPr>
-                <w:sz w:val="22"/>
-                <w:szCs w:val="22"/>
-              </w:rPr>
-              <w:t>données</w:t>
-            </w:r>
-            <w:r>
-              <w:rPr>
+            <w:shd w:val="clear" w:color="auto" w:fill="D9E2F3" w:themeFill="accent1" w:themeFillTint="33"/>
+            <w:tcMar>
+              <w:top w:w="55" w:type="dxa"/>
+              <w:left w:w="55" w:type="dxa"/>
+              <w:bottom w:w="55" w:type="dxa"/>
+              <w:right w:w="55" w:type="dxa"/>
+            </w:tcMar>
+          </w:tcPr>
+          <w:p>
+            <w:pPr>
+              <w:pStyle w:val="TableContents"/>
+              <w:jc w:val="center"/>
+            </w:pPr>
+            <w:r>
+              <w:rPr>
+                <w:sz w:val="22"/>
+                <w:szCs w:val="22"/>
+              </w:rPr>
+              <w:t xml:space="preserve">Crée un listage </w:t>
+            </w:r>
+            <w:proofErr w:type="gramStart"/>
+            <w:r>
+              <w:rPr>
+                <w:sz w:val="22"/>
+                <w:szCs w:val="22"/>
+              </w:rPr>
+              <w:t xml:space="preserve">des </w:t>
+            </w:r>
+            <w:r>
+              <w:rPr>
+                <w:b/>
+                <w:bCs/>
+                <w:color w:val="C9211E"/>
+                <w:sz w:val="22"/>
+                <w:szCs w:val="22"/>
+              </w:rPr>
+              <w:t>région</w:t>
+            </w:r>
+            <w:proofErr w:type="gramEnd"/>
+            <w:r>
+              <w:rPr>
+                <w:b/>
+                <w:bCs/>
+                <w:color w:val="C9211E"/>
+                <w:sz w:val="22"/>
+                <w:szCs w:val="22"/>
+              </w:rPr>
+              <w:t xml:space="preserve"> et des îles</w:t>
+            </w:r>
+          </w:p>
+          <w:p>
+            <w:pPr>
+              <w:pStyle w:val="TableContents"/>
+              <w:jc w:val="center"/>
+            </w:pPr>
+            <w:r>
+              <w:rPr>
+                <w:sz w:val="22"/>
+                <w:szCs w:val="22"/>
+              </w:rPr>
+              <w:t xml:space="preserve">- par </w:t>
+            </w:r>
+            <w:r>
+              <w:rPr>
+                <w:b/>
+                <w:bCs/>
+                <w:color w:val="C9211E"/>
+                <w:sz w:val="22"/>
+                <w:szCs w:val="22"/>
+              </w:rPr>
+              <w:t>régions</w:t>
+            </w:r>
+            <w:r>
+              <w:rPr>
+                <w:sz w:val="22"/>
+                <w:szCs w:val="22"/>
+              </w:rPr>
+              <w:t xml:space="preserve"> renseigner les</w:t>
+            </w:r>
+            <w:r>
+              <w:rPr>
+                <w:b/>
+                <w:bCs/>
                 <w:sz w:val="22"/>
                 <w:szCs w:val="22"/>
               </w:rPr>
@@ -1140,9 +1003,28 @@
                 <w:sz w:val="22"/>
                 <w:szCs w:val="22"/>
               </w:rPr>
-              <w:t xml:space="preserve">d’images </w:t>
-            </w:r>
-            <w:proofErr w:type="gramStart"/>
+              <w:t>îles</w:t>
+            </w:r>
+            <w:r>
+              <w:rPr>
+                <w:sz w:val="22"/>
+                <w:szCs w:val="22"/>
+              </w:rPr>
+              <w:t xml:space="preserve"> présente.</w:t>
+            </w:r>
+          </w:p>
+          <w:p>
+            <w:pPr>
+              <w:pStyle w:val="TableContents"/>
+              <w:jc w:val="center"/>
+            </w:pPr>
+            <w:r>
+              <w:rPr>
+                <w:sz w:val="22"/>
+                <w:szCs w:val="22"/>
+              </w:rPr>
+              <w:t xml:space="preserve">- type </w:t>
+            </w:r>
             <w:r>
               <w:rPr>
                 <w:b/>
@@ -1151,9 +1033,28 @@
                 <w:sz w:val="22"/>
                 <w:szCs w:val="22"/>
               </w:rPr>
-              <w:t>des poisson</w:t>
-            </w:r>
-            <w:proofErr w:type="gramEnd"/>
+              <w:t>d’îles avant-postes / fort</w:t>
+            </w:r>
+            <w:r>
+              <w:rPr>
+                <w:sz w:val="22"/>
+                <w:szCs w:val="22"/>
+              </w:rPr>
+              <w:t xml:space="preserve"> etc.</w:t>
+            </w:r>
+          </w:p>
+          <w:p>
+            <w:pPr>
+              <w:pStyle w:val="TableContents"/>
+              <w:jc w:val="center"/>
+            </w:pPr>
+            <w:r>
+              <w:rPr>
+                <w:sz w:val="22"/>
+                <w:szCs w:val="22"/>
+              </w:rPr>
+              <w:t>- la</w:t>
+            </w:r>
             <w:r>
               <w:rPr>
                 <w:b/>
@@ -1162,28 +1063,14 @@
                 <w:sz w:val="22"/>
                 <w:szCs w:val="22"/>
               </w:rPr>
-              <w:t xml:space="preserve"> et des appâts</w:t>
-            </w:r>
-            <w:r>
-              <w:rPr>
-                <w:sz w:val="22"/>
-                <w:szCs w:val="22"/>
-              </w:rPr>
-              <w:t xml:space="preserve"> pour préparer </w:t>
-            </w:r>
-            <w:r>
-              <w:rPr>
-                <w:sz w:val="22"/>
-                <w:szCs w:val="22"/>
-              </w:rPr>
-              <w:t>à</w:t>
-            </w:r>
-            <w:r>
-              <w:rPr>
-                <w:sz w:val="22"/>
-                <w:szCs w:val="22"/>
-              </w:rPr>
-              <w:t xml:space="preserve"> les mettre sur le site</w:t>
+              <w:t xml:space="preserve"> taille </w:t>
+            </w:r>
+            <w:r>
+              <w:rPr>
+                <w:sz w:val="22"/>
+                <w:szCs w:val="22"/>
+              </w:rPr>
+              <w:t>de l’île</w:t>
             </w:r>
           </w:p>
         </w:tc>
@@ -1194,45 +1081,29 @@
               <w:left w:val="single" w:sz="4" w:space="0" w:color="000000"/>
               <w:bottom w:val="single" w:sz="4" w:space="0" w:color="000000"/>
             </w:tcBorders>
-            <w:shd w:val="clear" w:color="auto" w:fill="auto"/>
-            <w:tcMar>
-              <w:top w:w="55" w:type="dxa"/>
-              <w:left w:w="55" w:type="dxa"/>
-              <w:bottom w:w="55" w:type="dxa"/>
-              <w:right w:w="55" w:type="dxa"/>
-            </w:tcMar>
-          </w:tcPr>
-          <w:p>
-            <w:pPr>
-              <w:pStyle w:val="TableContents"/>
-              <w:jc w:val="center"/>
-              <w:rPr>
-                <w:sz w:val="22"/>
-                <w:szCs w:val="22"/>
-              </w:rPr>
-            </w:pPr>
-            <w:r>
-              <w:rPr>
-                <w:sz w:val="22"/>
-                <w:szCs w:val="22"/>
-              </w:rPr>
-              <w:t xml:space="preserve">Afficher l’image de chaque poissons ou </w:t>
-            </w:r>
-            <w:proofErr w:type="spellStart"/>
-            <w:r>
-              <w:rPr>
-                <w:sz w:val="22"/>
-                <w:szCs w:val="22"/>
-              </w:rPr>
-              <w:t>appats</w:t>
-            </w:r>
-            <w:proofErr w:type="spellEnd"/>
-            <w:r>
-              <w:rPr>
-                <w:sz w:val="22"/>
-                <w:szCs w:val="22"/>
-              </w:rPr>
-              <w:t xml:space="preserve"> pour rassurer visuellement l’utilisateur</w:t>
+            <w:shd w:val="clear" w:color="auto" w:fill="D9E2F3" w:themeFill="accent1" w:themeFillTint="33"/>
+            <w:tcMar>
+              <w:top w:w="55" w:type="dxa"/>
+              <w:left w:w="55" w:type="dxa"/>
+              <w:bottom w:w="55" w:type="dxa"/>
+              <w:right w:w="55" w:type="dxa"/>
+            </w:tcMar>
+          </w:tcPr>
+          <w:p>
+            <w:pPr>
+              <w:pStyle w:val="TableContents"/>
+              <w:jc w:val="center"/>
+              <w:rPr>
+                <w:sz w:val="22"/>
+                <w:szCs w:val="22"/>
+              </w:rPr>
+            </w:pPr>
+            <w:r>
+              <w:rPr>
+                <w:sz w:val="22"/>
+                <w:szCs w:val="22"/>
+              </w:rPr>
+              <w:t>Agrandir la base d’information géographique</w:t>
             </w:r>
           </w:p>
         </w:tc>
@@ -1243,7 +1114,7 @@
               <w:left w:val="single" w:sz="4" w:space="0" w:color="000000"/>
               <w:bottom w:val="single" w:sz="4" w:space="0" w:color="000000"/>
             </w:tcBorders>
-            <w:shd w:val="clear" w:color="auto" w:fill="auto"/>
+            <w:shd w:val="clear" w:color="auto" w:fill="D9E2F3" w:themeFill="accent1" w:themeFillTint="33"/>
             <w:tcMar>
               <w:top w:w="55" w:type="dxa"/>
               <w:left w:w="55" w:type="dxa"/>
@@ -1277,7 +1148,7 @@
               <w:bottom w:val="single" w:sz="4" w:space="0" w:color="000000"/>
               <w:right w:val="single" w:sz="4" w:space="0" w:color="000000"/>
             </w:tcBorders>
-            <w:shd w:val="clear" w:color="auto" w:fill="auto"/>
+            <w:shd w:val="clear" w:color="auto" w:fill="D9E2F3" w:themeFill="accent1" w:themeFillTint="33"/>
             <w:tcMar>
               <w:top w:w="55" w:type="dxa"/>
               <w:left w:w="55" w:type="dxa"/>
@@ -1297,7 +1168,7 @@
               <w:rPr>
                 <w:color w:val="00B050"/>
               </w:rPr>
-              <w:t>12 juillet 2024</w:t>
+              <w:t>11 juillet 2024</w:t>
             </w:r>
           </w:p>
         </w:tc>
@@ -1316,39 +1187,25 @@
               <w:left w:val="single" w:sz="4" w:space="0" w:color="000000"/>
               <w:bottom w:val="single" w:sz="4" w:space="0" w:color="000000"/>
             </w:tcBorders>
-            <w:shd w:val="clear" w:color="auto" w:fill="auto"/>
-            <w:tcMar>
-              <w:top w:w="55" w:type="dxa"/>
-              <w:left w:w="55" w:type="dxa"/>
-              <w:bottom w:w="55" w:type="dxa"/>
-              <w:right w:w="55" w:type="dxa"/>
-            </w:tcMar>
-          </w:tcPr>
-          <w:p>
-            <w:pPr>
-              <w:pStyle w:val="TableContents"/>
-              <w:jc w:val="center"/>
-            </w:pPr>
-            <w:r>
-              <w:rPr>
-                <w:sz w:val="22"/>
-                <w:szCs w:val="22"/>
-              </w:rPr>
-              <w:t xml:space="preserve">Trouver et faire une base de </w:t>
-            </w:r>
-            <w:r>
-              <w:rPr>
-                <w:sz w:val="22"/>
-                <w:szCs w:val="22"/>
-              </w:rPr>
-              <w:t>données</w:t>
-            </w:r>
-            <w:r>
-              <w:rPr>
-                <w:sz w:val="22"/>
-                <w:szCs w:val="22"/>
-              </w:rPr>
-              <w:t xml:space="preserve"> </w:t>
+            <w:shd w:val="clear" w:color="auto" w:fill="D9E2F3" w:themeFill="accent1" w:themeFillTint="33"/>
+            <w:tcMar>
+              <w:top w:w="55" w:type="dxa"/>
+              <w:left w:w="55" w:type="dxa"/>
+              <w:bottom w:w="55" w:type="dxa"/>
+              <w:right w:w="55" w:type="dxa"/>
+            </w:tcMar>
+          </w:tcPr>
+          <w:p>
+            <w:pPr>
+              <w:pStyle w:val="TableContents"/>
+              <w:jc w:val="center"/>
+            </w:pPr>
+            <w:r>
+              <w:rPr>
+                <w:sz w:val="22"/>
+                <w:szCs w:val="22"/>
+              </w:rPr>
+              <w:t xml:space="preserve">Trouver et faire une base de données </w:t>
             </w:r>
             <w:r>
               <w:rPr>
@@ -1358,79 +1215,85 @@
                 <w:sz w:val="22"/>
                 <w:szCs w:val="22"/>
               </w:rPr>
-              <w:t>d’images des îles</w:t>
-            </w:r>
-            <w:r>
-              <w:rPr>
-                <w:sz w:val="22"/>
-                <w:szCs w:val="22"/>
-              </w:rPr>
-              <w:t xml:space="preserve"> pour préparer </w:t>
+              <w:t xml:space="preserve">d’images </w:t>
+            </w:r>
+            <w:proofErr w:type="gramStart"/>
+            <w:r>
+              <w:rPr>
+                <w:b/>
+                <w:bCs/>
+                <w:color w:val="C9211E"/>
+                <w:sz w:val="22"/>
+                <w:szCs w:val="22"/>
+              </w:rPr>
+              <w:t>des poisson</w:t>
+            </w:r>
+            <w:proofErr w:type="gramEnd"/>
+            <w:r>
+              <w:rPr>
+                <w:b/>
+                <w:bCs/>
+                <w:color w:val="C9211E"/>
+                <w:sz w:val="22"/>
+                <w:szCs w:val="22"/>
+              </w:rPr>
+              <w:t xml:space="preserve"> et des appâts</w:t>
+            </w:r>
+            <w:r>
+              <w:rPr>
+                <w:sz w:val="22"/>
+                <w:szCs w:val="22"/>
+              </w:rPr>
+              <w:t xml:space="preserve"> pour préparer à les mettre sur le site</w:t>
+            </w:r>
+          </w:p>
+        </w:tc>
+        <w:tc>
+          <w:tcPr>
+            <w:tcW w:w="2724" w:type="dxa"/>
+            <w:tcBorders>
+              <w:left w:val="single" w:sz="4" w:space="0" w:color="000000"/>
+              <w:bottom w:val="single" w:sz="4" w:space="0" w:color="000000"/>
+            </w:tcBorders>
+            <w:shd w:val="clear" w:color="auto" w:fill="D9E2F3" w:themeFill="accent1" w:themeFillTint="33"/>
+            <w:tcMar>
+              <w:top w:w="55" w:type="dxa"/>
+              <w:left w:w="55" w:type="dxa"/>
+              <w:bottom w:w="55" w:type="dxa"/>
+              <w:right w:w="55" w:type="dxa"/>
+            </w:tcMar>
+          </w:tcPr>
+          <w:p>
+            <w:pPr>
+              <w:pStyle w:val="TableContents"/>
+              <w:jc w:val="center"/>
+              <w:rPr>
+                <w:sz w:val="22"/>
+                <w:szCs w:val="22"/>
+              </w:rPr>
+            </w:pPr>
+            <w:r>
+              <w:rPr>
+                <w:sz w:val="22"/>
+                <w:szCs w:val="22"/>
+              </w:rPr>
+              <w:t xml:space="preserve">Afficher l’image de chaque poissons ou </w:t>
             </w:r>
             <w:proofErr w:type="spellStart"/>
-            <w:proofErr w:type="gramStart"/>
-            <w:r>
-              <w:rPr>
-                <w:sz w:val="22"/>
-                <w:szCs w:val="22"/>
-              </w:rPr>
-              <w:t>a</w:t>
+            <w:r>
+              <w:rPr>
+                <w:sz w:val="22"/>
+                <w:szCs w:val="22"/>
+              </w:rPr>
+              <w:t>appats</w:t>
             </w:r>
             <w:proofErr w:type="spellEnd"/>
-            <w:proofErr w:type="gramEnd"/>
-            <w:r>
-              <w:rPr>
-                <w:sz w:val="22"/>
-                <w:szCs w:val="22"/>
-              </w:rPr>
-              <w:t xml:space="preserve"> les mettre sur le site</w:t>
-            </w:r>
-          </w:p>
-        </w:tc>
-        <w:tc>
-          <w:tcPr>
-            <w:tcW w:w="2724" w:type="dxa"/>
-            <w:tcBorders>
-              <w:left w:val="single" w:sz="4" w:space="0" w:color="000000"/>
-              <w:bottom w:val="single" w:sz="4" w:space="0" w:color="000000"/>
-            </w:tcBorders>
-            <w:shd w:val="clear" w:color="auto" w:fill="auto"/>
-            <w:tcMar>
-              <w:top w:w="55" w:type="dxa"/>
-              <w:left w:w="55" w:type="dxa"/>
-              <w:bottom w:w="55" w:type="dxa"/>
-              <w:right w:w="55" w:type="dxa"/>
-            </w:tcMar>
-          </w:tcPr>
-          <w:p>
-            <w:pPr>
-              <w:pStyle w:val="TableContents"/>
-              <w:jc w:val="center"/>
-              <w:rPr>
-                <w:sz w:val="22"/>
-                <w:szCs w:val="22"/>
-              </w:rPr>
-            </w:pPr>
-            <w:r>
-              <w:rPr>
-                <w:sz w:val="22"/>
-                <w:szCs w:val="22"/>
-              </w:rPr>
-              <w:t xml:space="preserve">Afficher l’image de l’île pour que l’utilisateur soit bien </w:t>
-            </w:r>
-            <w:r>
-              <w:rPr>
-                <w:sz w:val="22"/>
-                <w:szCs w:val="22"/>
-              </w:rPr>
-              <w:t>sûr</w:t>
-            </w:r>
-            <w:r>
-              <w:rPr>
-                <w:sz w:val="22"/>
-                <w:szCs w:val="22"/>
-              </w:rPr>
-              <w:t xml:space="preserve"> de ne pas s’être tromper</w:t>
+            <w:r>
+              <w:rPr>
+                <w:sz w:val="22"/>
+                <w:szCs w:val="22"/>
+              </w:rPr>
+              <w:t xml:space="preserve"> pour rassurer visuellement l’utilisateur</w:t>
             </w:r>
           </w:p>
         </w:tc>
@@ -1441,7 +1304,7 @@
               <w:left w:val="single" w:sz="4" w:space="0" w:color="000000"/>
               <w:bottom w:val="single" w:sz="4" w:space="0" w:color="000000"/>
             </w:tcBorders>
-            <w:shd w:val="clear" w:color="auto" w:fill="auto"/>
+            <w:shd w:val="clear" w:color="auto" w:fill="D9E2F3" w:themeFill="accent1" w:themeFillTint="33"/>
             <w:tcMar>
               <w:top w:w="55" w:type="dxa"/>
               <w:left w:w="55" w:type="dxa"/>
@@ -1475,7 +1338,7 @@
               <w:bottom w:val="single" w:sz="4" w:space="0" w:color="000000"/>
               <w:right w:val="single" w:sz="4" w:space="0" w:color="000000"/>
             </w:tcBorders>
-            <w:shd w:val="clear" w:color="auto" w:fill="auto"/>
+            <w:shd w:val="clear" w:color="auto" w:fill="D9E2F3" w:themeFill="accent1" w:themeFillTint="33"/>
             <w:tcMar>
               <w:top w:w="55" w:type="dxa"/>
               <w:left w:w="55" w:type="dxa"/>
@@ -1491,6 +1354,12 @@
                 <w:color w:val="00B050"/>
               </w:rPr>
             </w:pPr>
+            <w:r>
+              <w:rPr>
+                <w:color w:val="00B050"/>
+              </w:rPr>
+              <w:t>12 juillet 2024</w:t>
+            </w:r>
           </w:p>
         </w:tc>
       </w:tr>
@@ -1508,25 +1377,25 @@
               <w:left w:val="single" w:sz="4" w:space="0" w:color="000000"/>
               <w:bottom w:val="single" w:sz="4" w:space="0" w:color="000000"/>
             </w:tcBorders>
-            <w:shd w:val="clear" w:color="auto" w:fill="auto"/>
-            <w:tcMar>
-              <w:top w:w="55" w:type="dxa"/>
-              <w:left w:w="55" w:type="dxa"/>
-              <w:bottom w:w="55" w:type="dxa"/>
-              <w:right w:w="55" w:type="dxa"/>
-            </w:tcMar>
-          </w:tcPr>
-          <w:p>
-            <w:pPr>
-              <w:pStyle w:val="TableContents"/>
-              <w:jc w:val="center"/>
-            </w:pPr>
-            <w:r>
-              <w:rPr>
-                <w:sz w:val="22"/>
-                <w:szCs w:val="22"/>
-              </w:rPr>
-              <w:t xml:space="preserve">Faire un </w:t>
+            <w:shd w:val="clear" w:color="auto" w:fill="D9E2F3" w:themeFill="accent1" w:themeFillTint="33"/>
+            <w:tcMar>
+              <w:top w:w="55" w:type="dxa"/>
+              <w:left w:w="55" w:type="dxa"/>
+              <w:bottom w:w="55" w:type="dxa"/>
+              <w:right w:w="55" w:type="dxa"/>
+            </w:tcMar>
+          </w:tcPr>
+          <w:p>
+            <w:pPr>
+              <w:pStyle w:val="TableContents"/>
+              <w:jc w:val="center"/>
+            </w:pPr>
+            <w:r>
+              <w:rPr>
+                <w:sz w:val="22"/>
+                <w:szCs w:val="22"/>
+              </w:rPr>
+              <w:t xml:space="preserve">Trouver et faire une base de données </w:t>
             </w:r>
             <w:r>
               <w:rPr>
@@ -1536,14 +1405,14 @@
                 <w:sz w:val="22"/>
                 <w:szCs w:val="22"/>
               </w:rPr>
-              <w:t>logo</w:t>
-            </w:r>
-            <w:r>
-              <w:rPr>
-                <w:sz w:val="22"/>
-                <w:szCs w:val="22"/>
-              </w:rPr>
-              <w:t xml:space="preserve"> pour le site</w:t>
+              <w:t>d’images des îles</w:t>
+            </w:r>
+            <w:r>
+              <w:rPr>
+                <w:sz w:val="22"/>
+                <w:szCs w:val="22"/>
+              </w:rPr>
+              <w:t xml:space="preserve"> pour leur page</w:t>
             </w:r>
           </w:p>
         </w:tc>
@@ -1554,29 +1423,29 @@
               <w:left w:val="single" w:sz="4" w:space="0" w:color="000000"/>
               <w:bottom w:val="single" w:sz="4" w:space="0" w:color="000000"/>
             </w:tcBorders>
-            <w:shd w:val="clear" w:color="auto" w:fill="auto"/>
-            <w:tcMar>
-              <w:top w:w="55" w:type="dxa"/>
-              <w:left w:w="55" w:type="dxa"/>
-              <w:bottom w:w="55" w:type="dxa"/>
-              <w:right w:w="55" w:type="dxa"/>
-            </w:tcMar>
-          </w:tcPr>
-          <w:p>
-            <w:pPr>
-              <w:pStyle w:val="TableContents"/>
-              <w:jc w:val="center"/>
-              <w:rPr>
-                <w:sz w:val="22"/>
-                <w:szCs w:val="22"/>
-              </w:rPr>
-            </w:pPr>
-            <w:r>
-              <w:rPr>
-                <w:sz w:val="22"/>
-                <w:szCs w:val="22"/>
-              </w:rPr>
-              <w:t>Avoir un logo pour le site</w:t>
+            <w:shd w:val="clear" w:color="auto" w:fill="D9E2F3" w:themeFill="accent1" w:themeFillTint="33"/>
+            <w:tcMar>
+              <w:top w:w="55" w:type="dxa"/>
+              <w:left w:w="55" w:type="dxa"/>
+              <w:bottom w:w="55" w:type="dxa"/>
+              <w:right w:w="55" w:type="dxa"/>
+            </w:tcMar>
+          </w:tcPr>
+          <w:p>
+            <w:pPr>
+              <w:pStyle w:val="TableContents"/>
+              <w:jc w:val="center"/>
+              <w:rPr>
+                <w:sz w:val="22"/>
+                <w:szCs w:val="22"/>
+              </w:rPr>
+            </w:pPr>
+            <w:r>
+              <w:rPr>
+                <w:sz w:val="22"/>
+                <w:szCs w:val="22"/>
+              </w:rPr>
+              <w:t>Afficher l’image de l’île pour que l’utilisateur soit bien sûr de ne pas s’être tromper</w:t>
             </w:r>
           </w:p>
         </w:tc>
@@ -1587,7 +1456,7 @@
               <w:left w:val="single" w:sz="4" w:space="0" w:color="000000"/>
               <w:bottom w:val="single" w:sz="4" w:space="0" w:color="000000"/>
             </w:tcBorders>
-            <w:shd w:val="clear" w:color="auto" w:fill="auto"/>
+            <w:shd w:val="clear" w:color="auto" w:fill="D9E2F3" w:themeFill="accent1" w:themeFillTint="33"/>
             <w:tcMar>
               <w:top w:w="55" w:type="dxa"/>
               <w:left w:w="55" w:type="dxa"/>
@@ -1621,7 +1490,7 @@
               <w:bottom w:val="single" w:sz="4" w:space="0" w:color="000000"/>
               <w:right w:val="single" w:sz="4" w:space="0" w:color="000000"/>
             </w:tcBorders>
-            <w:shd w:val="clear" w:color="auto" w:fill="auto"/>
+            <w:shd w:val="clear" w:color="auto" w:fill="D9E2F3" w:themeFill="accent1" w:themeFillTint="33"/>
             <w:tcMar>
               <w:top w:w="55" w:type="dxa"/>
               <w:left w:w="55" w:type="dxa"/>
@@ -1637,6 +1506,12 @@
                 <w:color w:val="00B050"/>
               </w:rPr>
             </w:pPr>
+            <w:r>
+              <w:rPr>
+                <w:color w:val="FF0000"/>
+              </w:rPr>
+              <w:t>26 juillet 2024</w:t>
+            </w:r>
           </w:p>
         </w:tc>
       </w:tr>
@@ -1654,25 +1529,25 @@
               <w:left w:val="single" w:sz="4" w:space="0" w:color="000000"/>
               <w:bottom w:val="single" w:sz="4" w:space="0" w:color="000000"/>
             </w:tcBorders>
-            <w:shd w:val="clear" w:color="auto" w:fill="auto"/>
-            <w:tcMar>
-              <w:top w:w="55" w:type="dxa"/>
-              <w:left w:w="55" w:type="dxa"/>
-              <w:bottom w:w="55" w:type="dxa"/>
-              <w:right w:w="55" w:type="dxa"/>
-            </w:tcMar>
-          </w:tcPr>
-          <w:p>
-            <w:pPr>
-              <w:pStyle w:val="TableContents"/>
-              <w:jc w:val="center"/>
-            </w:pPr>
-            <w:r>
-              <w:rPr>
-                <w:sz w:val="22"/>
-                <w:szCs w:val="22"/>
-              </w:rPr>
-              <w:t>Faire un</w:t>
+            <w:shd w:val="clear" w:color="auto" w:fill="D9E2F3" w:themeFill="accent1" w:themeFillTint="33"/>
+            <w:tcMar>
+              <w:top w:w="55" w:type="dxa"/>
+              <w:left w:w="55" w:type="dxa"/>
+              <w:bottom w:w="55" w:type="dxa"/>
+              <w:right w:w="55" w:type="dxa"/>
+            </w:tcMar>
+          </w:tcPr>
+          <w:p>
+            <w:pPr>
+              <w:pStyle w:val="TableContents"/>
+              <w:jc w:val="center"/>
+            </w:pPr>
+            <w:r>
+              <w:rPr>
+                <w:sz w:val="22"/>
+                <w:szCs w:val="22"/>
+              </w:rPr>
+              <w:t xml:space="preserve">Faire un </w:t>
             </w:r>
             <w:r>
               <w:rPr>
@@ -1682,30 +1557,14 @@
                 <w:sz w:val="22"/>
                 <w:szCs w:val="22"/>
               </w:rPr>
-              <w:t xml:space="preserve"> zoning :</w:t>
-            </w:r>
-          </w:p>
-          <w:p>
-            <w:pPr>
-              <w:pStyle w:val="TableContents"/>
-              <w:jc w:val="center"/>
-            </w:pPr>
-            <w:r>
-              <w:rPr>
-                <w:sz w:val="22"/>
-                <w:szCs w:val="22"/>
-              </w:rPr>
-              <w:t xml:space="preserve">- </w:t>
-            </w:r>
-            <w:r>
-              <w:rPr>
-                <w:b/>
-                <w:bCs/>
-                <w:color w:val="C9211E"/>
-                <w:sz w:val="22"/>
-                <w:szCs w:val="22"/>
-              </w:rPr>
-              <w:t>page d’accueil</w:t>
+              <w:t>logo</w:t>
+            </w:r>
+            <w:r>
+              <w:rPr>
+                <w:sz w:val="22"/>
+                <w:szCs w:val="22"/>
+              </w:rPr>
+              <w:t xml:space="preserve"> pour le site</w:t>
             </w:r>
           </w:p>
         </w:tc>
@@ -1716,57 +1575,29 @@
               <w:left w:val="single" w:sz="4" w:space="0" w:color="000000"/>
               <w:bottom w:val="single" w:sz="4" w:space="0" w:color="000000"/>
             </w:tcBorders>
-            <w:shd w:val="clear" w:color="auto" w:fill="auto"/>
-            <w:tcMar>
-              <w:top w:w="55" w:type="dxa"/>
-              <w:left w:w="55" w:type="dxa"/>
-              <w:bottom w:w="55" w:type="dxa"/>
-              <w:right w:w="55" w:type="dxa"/>
-            </w:tcMar>
-          </w:tcPr>
-          <w:p>
-            <w:pPr>
-              <w:pStyle w:val="TableContents"/>
-              <w:jc w:val="center"/>
-              <w:rPr>
-                <w:sz w:val="22"/>
-                <w:szCs w:val="22"/>
-              </w:rPr>
-            </w:pPr>
-            <w:r>
-              <w:rPr>
-                <w:sz w:val="22"/>
-                <w:szCs w:val="22"/>
-              </w:rPr>
-              <w:t xml:space="preserve">Donner </w:t>
-            </w:r>
-            <w:r>
-              <w:rPr>
-                <w:sz w:val="22"/>
-                <w:szCs w:val="22"/>
-              </w:rPr>
-              <w:t>un aperçu</w:t>
-            </w:r>
-            <w:r>
-              <w:rPr>
-                <w:sz w:val="22"/>
-                <w:szCs w:val="22"/>
-              </w:rPr>
-              <w:t xml:space="preserve"> détailler </w:t>
-            </w:r>
-            <w:r>
-              <w:rPr>
-                <w:sz w:val="22"/>
-                <w:szCs w:val="22"/>
-              </w:rPr>
-              <w:t>des zones</w:t>
-            </w:r>
-            <w:r>
-              <w:rPr>
-                <w:sz w:val="22"/>
-                <w:szCs w:val="22"/>
-              </w:rPr>
-              <w:t xml:space="preserve"> de mon site  </w:t>
+            <w:shd w:val="clear" w:color="auto" w:fill="D9E2F3" w:themeFill="accent1" w:themeFillTint="33"/>
+            <w:tcMar>
+              <w:top w:w="55" w:type="dxa"/>
+              <w:left w:w="55" w:type="dxa"/>
+              <w:bottom w:w="55" w:type="dxa"/>
+              <w:right w:w="55" w:type="dxa"/>
+            </w:tcMar>
+          </w:tcPr>
+          <w:p>
+            <w:pPr>
+              <w:pStyle w:val="TableContents"/>
+              <w:jc w:val="center"/>
+              <w:rPr>
+                <w:sz w:val="22"/>
+                <w:szCs w:val="22"/>
+              </w:rPr>
+            </w:pPr>
+            <w:r>
+              <w:rPr>
+                <w:sz w:val="22"/>
+                <w:szCs w:val="22"/>
+              </w:rPr>
+              <w:t>Avoir un logo pour le site</w:t>
             </w:r>
           </w:p>
         </w:tc>
@@ -1777,7 +1608,7 @@
               <w:left w:val="single" w:sz="4" w:space="0" w:color="000000"/>
               <w:bottom w:val="single" w:sz="4" w:space="0" w:color="000000"/>
             </w:tcBorders>
-            <w:shd w:val="clear" w:color="auto" w:fill="auto"/>
+            <w:shd w:val="clear" w:color="auto" w:fill="D9E2F3" w:themeFill="accent1" w:themeFillTint="33"/>
             <w:tcMar>
               <w:top w:w="55" w:type="dxa"/>
               <w:left w:w="55" w:type="dxa"/>
@@ -1811,7 +1642,7 @@
               <w:bottom w:val="single" w:sz="4" w:space="0" w:color="000000"/>
               <w:right w:val="single" w:sz="4" w:space="0" w:color="000000"/>
             </w:tcBorders>
-            <w:shd w:val="clear" w:color="auto" w:fill="auto"/>
+            <w:shd w:val="clear" w:color="auto" w:fill="D9E2F3" w:themeFill="accent1" w:themeFillTint="33"/>
             <w:tcMar>
               <w:top w:w="55" w:type="dxa"/>
               <w:left w:w="55" w:type="dxa"/>
@@ -1825,17 +1656,13 @@
               <w:jc w:val="center"/>
               <w:rPr>
                 <w:color w:val="00B050"/>
-                <w:sz w:val="22"/>
-                <w:szCs w:val="22"/>
               </w:rPr>
             </w:pPr>
             <w:r>
               <w:rPr>
                 <w:color w:val="00B050"/>
-                <w:sz w:val="22"/>
-                <w:szCs w:val="22"/>
-              </w:rPr>
-              <w:t>19 juillet 2024</w:t>
+              </w:rPr>
+              <w:t>16 juillet 2024</w:t>
             </w:r>
           </w:p>
         </w:tc>
@@ -1854,72 +1681,46 @@
               <w:left w:val="single" w:sz="4" w:space="0" w:color="000000"/>
               <w:bottom w:val="single" w:sz="4" w:space="0" w:color="000000"/>
             </w:tcBorders>
-            <w:shd w:val="clear" w:color="auto" w:fill="auto"/>
-            <w:tcMar>
-              <w:top w:w="55" w:type="dxa"/>
-              <w:left w:w="55" w:type="dxa"/>
-              <w:bottom w:w="55" w:type="dxa"/>
-              <w:right w:w="55" w:type="dxa"/>
-            </w:tcMar>
-          </w:tcPr>
-          <w:p>
-            <w:pPr>
-              <w:pStyle w:val="TableContents"/>
-              <w:jc w:val="center"/>
-            </w:pPr>
-            <w:r>
-              <w:rPr>
-                <w:sz w:val="22"/>
-                <w:szCs w:val="22"/>
-              </w:rPr>
-              <w:t xml:space="preserve">Faire un </w:t>
-            </w:r>
-            <w:r>
-              <w:rPr>
-                <w:b/>
-                <w:bCs/>
-                <w:color w:val="C9211E"/>
-                <w:sz w:val="22"/>
-                <w:szCs w:val="22"/>
-              </w:rPr>
-              <w:t>zoning</w:t>
-            </w:r>
-            <w:r>
-              <w:rPr>
-                <w:sz w:val="22"/>
-                <w:szCs w:val="22"/>
-              </w:rPr>
-              <w:t> :</w:t>
-            </w:r>
-          </w:p>
-          <w:p>
-            <w:pPr>
-              <w:pStyle w:val="TableContents"/>
-              <w:jc w:val="center"/>
-            </w:pPr>
-            <w:r>
-              <w:rPr>
-                <w:sz w:val="22"/>
-                <w:szCs w:val="22"/>
-              </w:rPr>
-              <w:t xml:space="preserve">- </w:t>
-            </w:r>
-            <w:r>
-              <w:rPr>
-                <w:b/>
-                <w:bCs/>
-                <w:color w:val="C9211E"/>
-                <w:sz w:val="22"/>
-                <w:szCs w:val="22"/>
-              </w:rPr>
-              <w:t>page poisson</w:t>
-            </w:r>
-            <w:r>
-              <w:rPr>
-                <w:sz w:val="22"/>
-                <w:szCs w:val="22"/>
-              </w:rPr>
-              <w:t xml:space="preserve"> individuel</w:t>
+            <w:shd w:val="clear" w:color="auto" w:fill="D9E2F3" w:themeFill="accent1" w:themeFillTint="33"/>
+            <w:tcMar>
+              <w:top w:w="55" w:type="dxa"/>
+              <w:left w:w="55" w:type="dxa"/>
+              <w:bottom w:w="55" w:type="dxa"/>
+              <w:right w:w="55" w:type="dxa"/>
+            </w:tcMar>
+          </w:tcPr>
+          <w:p>
+            <w:pPr>
+              <w:pStyle w:val="TableContents"/>
+              <w:jc w:val="center"/>
+              <w:rPr>
+                <w:sz w:val="22"/>
+                <w:szCs w:val="22"/>
+              </w:rPr>
+            </w:pPr>
+            <w:r>
+              <w:rPr>
+                <w:sz w:val="22"/>
+                <w:szCs w:val="22"/>
+              </w:rPr>
+              <w:t>Faire l’</w:t>
+            </w:r>
+            <w:r>
+              <w:rPr>
+                <w:b/>
+                <w:bCs/>
+                <w:color w:val="C00000"/>
+                <w:sz w:val="22"/>
+                <w:szCs w:val="22"/>
+              </w:rPr>
+              <w:t>arborescence</w:t>
+            </w:r>
+            <w:r>
+              <w:rPr>
+                <w:sz w:val="22"/>
+                <w:szCs w:val="22"/>
+              </w:rPr>
+              <w:t xml:space="preserve"> du site </w:t>
             </w:r>
           </w:p>
         </w:tc>
@@ -1930,29 +1731,29 @@
               <w:left w:val="single" w:sz="4" w:space="0" w:color="000000"/>
               <w:bottom w:val="single" w:sz="4" w:space="0" w:color="000000"/>
             </w:tcBorders>
-            <w:shd w:val="clear" w:color="auto" w:fill="auto"/>
-            <w:tcMar>
-              <w:top w:w="55" w:type="dxa"/>
-              <w:left w:w="55" w:type="dxa"/>
-              <w:bottom w:w="55" w:type="dxa"/>
-              <w:right w:w="55" w:type="dxa"/>
-            </w:tcMar>
-          </w:tcPr>
-          <w:p>
-            <w:pPr>
-              <w:pStyle w:val="TableContents"/>
-              <w:jc w:val="center"/>
-              <w:rPr>
-                <w:sz w:val="22"/>
-                <w:szCs w:val="22"/>
-              </w:rPr>
-            </w:pPr>
-            <w:r>
-              <w:rPr>
-                <w:sz w:val="22"/>
-                <w:szCs w:val="22"/>
-              </w:rPr>
-              <w:t xml:space="preserve">Donner un aperçu détailler des zones de mon site  </w:t>
+            <w:shd w:val="clear" w:color="auto" w:fill="D9E2F3" w:themeFill="accent1" w:themeFillTint="33"/>
+            <w:tcMar>
+              <w:top w:w="55" w:type="dxa"/>
+              <w:left w:w="55" w:type="dxa"/>
+              <w:bottom w:w="55" w:type="dxa"/>
+              <w:right w:w="55" w:type="dxa"/>
+            </w:tcMar>
+          </w:tcPr>
+          <w:p>
+            <w:pPr>
+              <w:pStyle w:val="TableContents"/>
+              <w:jc w:val="center"/>
+              <w:rPr>
+                <w:sz w:val="22"/>
+                <w:szCs w:val="22"/>
+              </w:rPr>
+            </w:pPr>
+            <w:r>
+              <w:rPr>
+                <w:sz w:val="22"/>
+                <w:szCs w:val="22"/>
+              </w:rPr>
+              <w:t xml:space="preserve">Obtenir une vision totale du site </w:t>
             </w:r>
           </w:p>
         </w:tc>
@@ -1963,7 +1764,7 @@
               <w:left w:val="single" w:sz="4" w:space="0" w:color="000000"/>
               <w:bottom w:val="single" w:sz="4" w:space="0" w:color="000000"/>
             </w:tcBorders>
-            <w:shd w:val="clear" w:color="auto" w:fill="auto"/>
+            <w:shd w:val="clear" w:color="auto" w:fill="D9E2F3" w:themeFill="accent1" w:themeFillTint="33"/>
             <w:tcMar>
               <w:top w:w="55" w:type="dxa"/>
               <w:left w:w="55" w:type="dxa"/>
@@ -1997,7 +1798,7 @@
               <w:bottom w:val="single" w:sz="4" w:space="0" w:color="000000"/>
               <w:right w:val="single" w:sz="4" w:space="0" w:color="000000"/>
             </w:tcBorders>
-            <w:shd w:val="clear" w:color="auto" w:fill="auto"/>
+            <w:shd w:val="clear" w:color="auto" w:fill="D9E2F3" w:themeFill="accent1" w:themeFillTint="33"/>
             <w:tcMar>
               <w:top w:w="55" w:type="dxa"/>
               <w:left w:w="55" w:type="dxa"/>
@@ -2011,27 +1812,14 @@
               <w:jc w:val="center"/>
               <w:rPr>
                 <w:color w:val="00B050"/>
-                <w:sz w:val="22"/>
-                <w:szCs w:val="22"/>
-              </w:rPr>
-            </w:pPr>
-            <w:r>
-              <w:rPr>
-                <w:color w:val="00B050"/>
-                <w:sz w:val="22"/>
-                <w:szCs w:val="22"/>
-              </w:rPr>
-              <w:t>19 juillet 2024</w:t>
-            </w:r>
-          </w:p>
-          <w:p>
-            <w:pPr>
-              <w:pStyle w:val="TableContents"/>
-              <w:jc w:val="center"/>
-              <w:rPr>
-                <w:color w:val="00B050"/>
-              </w:rPr>
-            </w:pPr>
+              </w:rPr>
+            </w:pPr>
+            <w:r>
+              <w:rPr>
+                <w:color w:val="FF0000"/>
+              </w:rPr>
+              <w:t>24 juillet 2024</w:t>
+            </w:r>
           </w:p>
         </w:tc>
       </w:tr>
@@ -2049,25 +1837,25 @@
               <w:left w:val="single" w:sz="4" w:space="0" w:color="000000"/>
               <w:bottom w:val="single" w:sz="4" w:space="0" w:color="000000"/>
             </w:tcBorders>
-            <w:shd w:val="clear" w:color="auto" w:fill="auto"/>
-            <w:tcMar>
-              <w:top w:w="55" w:type="dxa"/>
-              <w:left w:w="55" w:type="dxa"/>
-              <w:bottom w:w="55" w:type="dxa"/>
-              <w:right w:w="55" w:type="dxa"/>
-            </w:tcMar>
-          </w:tcPr>
-          <w:p>
-            <w:pPr>
-              <w:pStyle w:val="TableContents"/>
-              <w:jc w:val="center"/>
-            </w:pPr>
-            <w:r>
-              <w:rPr>
-                <w:sz w:val="22"/>
-                <w:szCs w:val="22"/>
-              </w:rPr>
-              <w:t xml:space="preserve">Faire un </w:t>
+            <w:shd w:val="clear" w:color="auto" w:fill="D9E2F3" w:themeFill="accent1" w:themeFillTint="33"/>
+            <w:tcMar>
+              <w:top w:w="55" w:type="dxa"/>
+              <w:left w:w="55" w:type="dxa"/>
+              <w:bottom w:w="55" w:type="dxa"/>
+              <w:right w:w="55" w:type="dxa"/>
+            </w:tcMar>
+          </w:tcPr>
+          <w:p>
+            <w:pPr>
+              <w:pStyle w:val="TableContents"/>
+              <w:jc w:val="center"/>
+            </w:pPr>
+            <w:r>
+              <w:rPr>
+                <w:sz w:val="22"/>
+                <w:szCs w:val="22"/>
+              </w:rPr>
+              <w:t>Faire un</w:t>
             </w:r>
             <w:r>
               <w:rPr>
@@ -2077,14 +1865,7 @@
                 <w:sz w:val="22"/>
                 <w:szCs w:val="22"/>
               </w:rPr>
-              <w:t>zoning </w:t>
-            </w:r>
-            <w:r>
-              <w:rPr>
-                <w:sz w:val="22"/>
-                <w:szCs w:val="22"/>
-              </w:rPr>
-              <w:t>:</w:t>
+              <w:t xml:space="preserve"> zoning :</w:t>
             </w:r>
           </w:p>
           <w:p>
@@ -2107,7 +1888,7 @@
                 <w:sz w:val="22"/>
                 <w:szCs w:val="22"/>
               </w:rPr>
-              <w:t>page îles</w:t>
+              <w:t>page d’accueil</w:t>
             </w:r>
           </w:p>
         </w:tc>
@@ -2118,45 +1899,29 @@
               <w:left w:val="single" w:sz="4" w:space="0" w:color="000000"/>
               <w:bottom w:val="single" w:sz="4" w:space="0" w:color="000000"/>
             </w:tcBorders>
-            <w:shd w:val="clear" w:color="auto" w:fill="auto"/>
-            <w:tcMar>
-              <w:top w:w="55" w:type="dxa"/>
-              <w:left w:w="55" w:type="dxa"/>
-              <w:bottom w:w="55" w:type="dxa"/>
-              <w:right w:w="55" w:type="dxa"/>
-            </w:tcMar>
-          </w:tcPr>
-          <w:p>
-            <w:pPr>
-              <w:pStyle w:val="TableContents"/>
-              <w:jc w:val="center"/>
-              <w:rPr>
-                <w:sz w:val="22"/>
-                <w:szCs w:val="22"/>
-              </w:rPr>
-            </w:pPr>
-            <w:r>
-              <w:rPr>
-                <w:sz w:val="22"/>
-                <w:szCs w:val="22"/>
-              </w:rPr>
-              <w:t xml:space="preserve">Donner </w:t>
-            </w:r>
-            <w:proofErr w:type="gramStart"/>
-            <w:r>
-              <w:rPr>
-                <w:sz w:val="22"/>
-                <w:szCs w:val="22"/>
-              </w:rPr>
-              <w:t>un aperçus</w:t>
-            </w:r>
-            <w:proofErr w:type="gramEnd"/>
-            <w:r>
-              <w:rPr>
-                <w:sz w:val="22"/>
-                <w:szCs w:val="22"/>
-              </w:rPr>
-              <w:t xml:space="preserve"> détailler des zone de mon site  </w:t>
+            <w:shd w:val="clear" w:color="auto" w:fill="D9E2F3" w:themeFill="accent1" w:themeFillTint="33"/>
+            <w:tcMar>
+              <w:top w:w="55" w:type="dxa"/>
+              <w:left w:w="55" w:type="dxa"/>
+              <w:bottom w:w="55" w:type="dxa"/>
+              <w:right w:w="55" w:type="dxa"/>
+            </w:tcMar>
+          </w:tcPr>
+          <w:p>
+            <w:pPr>
+              <w:pStyle w:val="TableContents"/>
+              <w:jc w:val="center"/>
+              <w:rPr>
+                <w:sz w:val="22"/>
+                <w:szCs w:val="22"/>
+              </w:rPr>
+            </w:pPr>
+            <w:r>
+              <w:rPr>
+                <w:sz w:val="22"/>
+                <w:szCs w:val="22"/>
+              </w:rPr>
+              <w:t xml:space="preserve">Donner un aperçu détailler des zones de mon site  </w:t>
             </w:r>
           </w:p>
         </w:tc>
@@ -2167,7 +1932,7 @@
               <w:left w:val="single" w:sz="4" w:space="0" w:color="000000"/>
               <w:bottom w:val="single" w:sz="4" w:space="0" w:color="000000"/>
             </w:tcBorders>
-            <w:shd w:val="clear" w:color="auto" w:fill="auto"/>
+            <w:shd w:val="clear" w:color="auto" w:fill="D9E2F3" w:themeFill="accent1" w:themeFillTint="33"/>
             <w:tcMar>
               <w:top w:w="55" w:type="dxa"/>
               <w:left w:w="55" w:type="dxa"/>
@@ -2201,7 +1966,7 @@
               <w:bottom w:val="single" w:sz="4" w:space="0" w:color="000000"/>
               <w:right w:val="single" w:sz="4" w:space="0" w:color="000000"/>
             </w:tcBorders>
-            <w:shd w:val="clear" w:color="auto" w:fill="auto"/>
+            <w:shd w:val="clear" w:color="auto" w:fill="D9E2F3" w:themeFill="accent1" w:themeFillTint="33"/>
             <w:tcMar>
               <w:top w:w="55" w:type="dxa"/>
               <w:left w:w="55" w:type="dxa"/>
@@ -2227,15 +1992,6 @@
               </w:rPr>
               <w:t>19 juillet 2024</w:t>
             </w:r>
-          </w:p>
-          <w:p>
-            <w:pPr>
-              <w:pStyle w:val="TableContents"/>
-              <w:jc w:val="center"/>
-              <w:rPr>
-                <w:color w:val="00B050"/>
-              </w:rPr>
-            </w:pPr>
           </w:p>
         </w:tc>
       </w:tr>
@@ -2253,7 +2009,7 @@
               <w:left w:val="single" w:sz="4" w:space="0" w:color="000000"/>
               <w:bottom w:val="single" w:sz="4" w:space="0" w:color="000000"/>
             </w:tcBorders>
-            <w:shd w:val="clear" w:color="auto" w:fill="auto"/>
+            <w:shd w:val="clear" w:color="auto" w:fill="D9E2F3" w:themeFill="accent1" w:themeFillTint="33"/>
             <w:tcMar>
               <w:top w:w="55" w:type="dxa"/>
               <w:left w:w="55" w:type="dxa"/>
@@ -2281,14 +2037,14 @@
                 <w:sz w:val="22"/>
                 <w:szCs w:val="22"/>
               </w:rPr>
-              <w:t>zoning </w:t>
-            </w:r>
-            <w:r>
-              <w:rPr>
-                <w:sz w:val="22"/>
-                <w:szCs w:val="22"/>
-              </w:rPr>
-              <w:t>:</w:t>
+              <w:t>zoning</w:t>
+            </w:r>
+            <w:r>
+              <w:rPr>
+                <w:sz w:val="22"/>
+                <w:szCs w:val="22"/>
+              </w:rPr>
+              <w:t> :</w:t>
             </w:r>
           </w:p>
           <w:p>
@@ -2311,7 +2067,14 @@
                 <w:sz w:val="22"/>
                 <w:szCs w:val="22"/>
               </w:rPr>
-              <w:t>page région</w:t>
+              <w:t>page poisson</w:t>
+            </w:r>
+            <w:r>
+              <w:rPr>
+                <w:sz w:val="22"/>
+                <w:szCs w:val="22"/>
+              </w:rPr>
+              <w:t xml:space="preserve"> individuel</w:t>
             </w:r>
           </w:p>
         </w:tc>
@@ -2322,45 +2085,29 @@
               <w:left w:val="single" w:sz="4" w:space="0" w:color="000000"/>
               <w:bottom w:val="single" w:sz="4" w:space="0" w:color="000000"/>
             </w:tcBorders>
-            <w:shd w:val="clear" w:color="auto" w:fill="auto"/>
-            <w:tcMar>
-              <w:top w:w="55" w:type="dxa"/>
-              <w:left w:w="55" w:type="dxa"/>
-              <w:bottom w:w="55" w:type="dxa"/>
-              <w:right w:w="55" w:type="dxa"/>
-            </w:tcMar>
-          </w:tcPr>
-          <w:p>
-            <w:pPr>
-              <w:pStyle w:val="TableContents"/>
-              <w:jc w:val="center"/>
-              <w:rPr>
-                <w:sz w:val="22"/>
-                <w:szCs w:val="22"/>
-              </w:rPr>
-            </w:pPr>
-            <w:r>
-              <w:rPr>
-                <w:sz w:val="22"/>
-                <w:szCs w:val="22"/>
-              </w:rPr>
-              <w:t xml:space="preserve">Donner </w:t>
-            </w:r>
-            <w:proofErr w:type="gramStart"/>
-            <w:r>
-              <w:rPr>
-                <w:sz w:val="22"/>
-                <w:szCs w:val="22"/>
-              </w:rPr>
-              <w:t>un aperçus</w:t>
-            </w:r>
-            <w:proofErr w:type="gramEnd"/>
-            <w:r>
-              <w:rPr>
-                <w:sz w:val="22"/>
-                <w:szCs w:val="22"/>
-              </w:rPr>
-              <w:t xml:space="preserve"> détailler des zone de mon site  </w:t>
+            <w:shd w:val="clear" w:color="auto" w:fill="D9E2F3" w:themeFill="accent1" w:themeFillTint="33"/>
+            <w:tcMar>
+              <w:top w:w="55" w:type="dxa"/>
+              <w:left w:w="55" w:type="dxa"/>
+              <w:bottom w:w="55" w:type="dxa"/>
+              <w:right w:w="55" w:type="dxa"/>
+            </w:tcMar>
+          </w:tcPr>
+          <w:p>
+            <w:pPr>
+              <w:pStyle w:val="TableContents"/>
+              <w:jc w:val="center"/>
+              <w:rPr>
+                <w:sz w:val="22"/>
+                <w:szCs w:val="22"/>
+              </w:rPr>
+            </w:pPr>
+            <w:r>
+              <w:rPr>
+                <w:sz w:val="22"/>
+                <w:szCs w:val="22"/>
+              </w:rPr>
+              <w:t xml:space="preserve">Donner un aperçu détailler des zones de mon site  </w:t>
             </w:r>
           </w:p>
         </w:tc>
@@ -2371,7 +2118,7 @@
               <w:left w:val="single" w:sz="4" w:space="0" w:color="000000"/>
               <w:bottom w:val="single" w:sz="4" w:space="0" w:color="000000"/>
             </w:tcBorders>
-            <w:shd w:val="clear" w:color="auto" w:fill="auto"/>
+            <w:shd w:val="clear" w:color="auto" w:fill="D9E2F3" w:themeFill="accent1" w:themeFillTint="33"/>
             <w:tcMar>
               <w:top w:w="55" w:type="dxa"/>
               <w:left w:w="55" w:type="dxa"/>
@@ -2405,7 +2152,7 @@
               <w:bottom w:val="single" w:sz="4" w:space="0" w:color="000000"/>
               <w:right w:val="single" w:sz="4" w:space="0" w:color="000000"/>
             </w:tcBorders>
-            <w:shd w:val="clear" w:color="auto" w:fill="auto"/>
+            <w:shd w:val="clear" w:color="auto" w:fill="D9E2F3" w:themeFill="accent1" w:themeFillTint="33"/>
             <w:tcMar>
               <w:top w:w="55" w:type="dxa"/>
               <w:left w:w="55" w:type="dxa"/>
@@ -2457,7 +2204,7 @@
               <w:left w:val="single" w:sz="4" w:space="0" w:color="000000"/>
               <w:bottom w:val="single" w:sz="4" w:space="0" w:color="000000"/>
             </w:tcBorders>
-            <w:shd w:val="clear" w:color="auto" w:fill="auto"/>
+            <w:shd w:val="clear" w:color="auto" w:fill="D9E2F3" w:themeFill="accent1" w:themeFillTint="33"/>
             <w:tcMar>
               <w:top w:w="55" w:type="dxa"/>
               <w:left w:w="55" w:type="dxa"/>
@@ -2485,7 +2232,7 @@
                 <w:sz w:val="22"/>
                 <w:szCs w:val="22"/>
               </w:rPr>
-              <w:t xml:space="preserve">wireframe </w:t>
+              <w:t>zoning </w:t>
             </w:r>
             <w:r>
               <w:rPr>
@@ -2499,10 +2246,6 @@
             <w:pPr>
               <w:pStyle w:val="TableContents"/>
               <w:jc w:val="center"/>
-              <w:rPr>
-                <w:sz w:val="22"/>
-                <w:szCs w:val="22"/>
-              </w:rPr>
             </w:pPr>
             <w:r>
               <w:rPr>
@@ -2519,14 +2262,7 @@
                 <w:sz w:val="22"/>
                 <w:szCs w:val="22"/>
               </w:rPr>
-              <w:t>page poisson</w:t>
-            </w:r>
-            <w:r>
-              <w:rPr>
-                <w:sz w:val="22"/>
-                <w:szCs w:val="22"/>
-              </w:rPr>
-              <w:t xml:space="preserve"> individuel</w:t>
+              <w:t>page îles</w:t>
             </w:r>
           </w:p>
         </w:tc>
@@ -2537,7 +2273,7 @@
               <w:left w:val="single" w:sz="4" w:space="0" w:color="000000"/>
               <w:bottom w:val="single" w:sz="4" w:space="0" w:color="000000"/>
             </w:tcBorders>
-            <w:shd w:val="clear" w:color="auto" w:fill="auto"/>
+            <w:shd w:val="clear" w:color="auto" w:fill="D9E2F3" w:themeFill="accent1" w:themeFillTint="33"/>
             <w:tcMar>
               <w:top w:w="55" w:type="dxa"/>
               <w:left w:w="55" w:type="dxa"/>
@@ -2575,7 +2311,7 @@
                 <w:sz w:val="22"/>
                 <w:szCs w:val="22"/>
               </w:rPr>
-              <w:t xml:space="preserve"> des fonctionnalités et des onglets de la page </w:t>
+              <w:t xml:space="preserve"> détailler des zone de mon site  </w:t>
             </w:r>
           </w:p>
         </w:tc>
@@ -2586,29 +2322,29 @@
               <w:left w:val="single" w:sz="4" w:space="0" w:color="000000"/>
               <w:bottom w:val="single" w:sz="4" w:space="0" w:color="000000"/>
             </w:tcBorders>
-            <w:shd w:val="clear" w:color="auto" w:fill="auto"/>
-            <w:tcMar>
-              <w:top w:w="55" w:type="dxa"/>
-              <w:left w:w="55" w:type="dxa"/>
-              <w:bottom w:w="55" w:type="dxa"/>
-              <w:right w:w="55" w:type="dxa"/>
-            </w:tcMar>
-          </w:tcPr>
-          <w:p>
-            <w:pPr>
-              <w:pStyle w:val="TableContents"/>
-              <w:jc w:val="center"/>
-              <w:rPr>
-                <w:sz w:val="22"/>
-                <w:szCs w:val="22"/>
-              </w:rPr>
-            </w:pPr>
-            <w:r>
-              <w:rPr>
-                <w:sz w:val="22"/>
-                <w:szCs w:val="22"/>
-              </w:rPr>
-              <w:t>24 juillet 2024</w:t>
+            <w:shd w:val="clear" w:color="auto" w:fill="D9E2F3" w:themeFill="accent1" w:themeFillTint="33"/>
+            <w:tcMar>
+              <w:top w:w="55" w:type="dxa"/>
+              <w:left w:w="55" w:type="dxa"/>
+              <w:bottom w:w="55" w:type="dxa"/>
+              <w:right w:w="55" w:type="dxa"/>
+            </w:tcMar>
+          </w:tcPr>
+          <w:p>
+            <w:pPr>
+              <w:pStyle w:val="TableContents"/>
+              <w:jc w:val="center"/>
+              <w:rPr>
+                <w:sz w:val="22"/>
+                <w:szCs w:val="22"/>
+              </w:rPr>
+            </w:pPr>
+            <w:r>
+              <w:rPr>
+                <w:sz w:val="22"/>
+                <w:szCs w:val="22"/>
+              </w:rPr>
+              <w:t>19 juillet 2024</w:t>
             </w:r>
           </w:p>
         </w:tc>
@@ -2620,7 +2356,7 @@
               <w:bottom w:val="single" w:sz="4" w:space="0" w:color="000000"/>
               <w:right w:val="single" w:sz="4" w:space="0" w:color="000000"/>
             </w:tcBorders>
-            <w:shd w:val="clear" w:color="auto" w:fill="auto"/>
+            <w:shd w:val="clear" w:color="auto" w:fill="D9E2F3" w:themeFill="accent1" w:themeFillTint="33"/>
             <w:tcMar>
               <w:top w:w="55" w:type="dxa"/>
               <w:left w:w="55" w:type="dxa"/>
@@ -2634,6 +2370,8 @@
               <w:jc w:val="center"/>
               <w:rPr>
                 <w:color w:val="00B050"/>
+                <w:sz w:val="22"/>
+                <w:szCs w:val="22"/>
               </w:rPr>
             </w:pPr>
             <w:r>
@@ -2642,8 +2380,17 @@
                 <w:sz w:val="22"/>
                 <w:szCs w:val="22"/>
               </w:rPr>
-              <w:t>24 juillet 2024</w:t>
-            </w:r>
+              <w:t>19 juillet 2024</w:t>
+            </w:r>
+          </w:p>
+          <w:p>
+            <w:pPr>
+              <w:pStyle w:val="TableContents"/>
+              <w:jc w:val="center"/>
+              <w:rPr>
+                <w:color w:val="00B050"/>
+              </w:rPr>
+            </w:pPr>
           </w:p>
         </w:tc>
       </w:tr>
@@ -2661,7 +2408,7 @@
               <w:left w:val="single" w:sz="4" w:space="0" w:color="000000"/>
               <w:bottom w:val="single" w:sz="4" w:space="0" w:color="000000"/>
             </w:tcBorders>
-            <w:shd w:val="clear" w:color="auto" w:fill="auto"/>
+            <w:shd w:val="clear" w:color="auto" w:fill="D9E2F3" w:themeFill="accent1" w:themeFillTint="33"/>
             <w:tcMar>
               <w:top w:w="55" w:type="dxa"/>
               <w:left w:w="55" w:type="dxa"/>
@@ -2689,24 +2436,20 @@
                 <w:sz w:val="22"/>
                 <w:szCs w:val="22"/>
               </w:rPr>
-              <w:t>wireframe</w:t>
-            </w:r>
-            <w:r>
-              <w:rPr>
-                <w:sz w:val="22"/>
-                <w:szCs w:val="22"/>
-              </w:rPr>
-              <w:t> :</w:t>
-            </w:r>
-          </w:p>
-          <w:p>
-            <w:pPr>
-              <w:pStyle w:val="TableContents"/>
-              <w:jc w:val="center"/>
-              <w:rPr>
-                <w:sz w:val="22"/>
-                <w:szCs w:val="22"/>
-              </w:rPr>
+              <w:t>zoning </w:t>
+            </w:r>
+            <w:r>
+              <w:rPr>
+                <w:sz w:val="22"/>
+                <w:szCs w:val="22"/>
+              </w:rPr>
+              <w:t>:</w:t>
+            </w:r>
+          </w:p>
+          <w:p>
+            <w:pPr>
+              <w:pStyle w:val="TableContents"/>
+              <w:jc w:val="center"/>
             </w:pPr>
             <w:r>
               <w:rPr>
@@ -2723,20 +2466,8 @@
                 <w:sz w:val="22"/>
                 <w:szCs w:val="22"/>
               </w:rPr>
-              <w:t xml:space="preserve">page </w:t>
-            </w:r>
-            <w:proofErr w:type="spellStart"/>
-            <w:r>
-              <w:rPr>
-                <w:b/>
-                <w:bCs/>
-                <w:color w:val="C9211E"/>
-                <w:sz w:val="22"/>
-                <w:szCs w:val="22"/>
-              </w:rPr>
-              <w:t>region</w:t>
-            </w:r>
-            <w:proofErr w:type="spellEnd"/>
+              <w:t>page région</w:t>
+            </w:r>
           </w:p>
         </w:tc>
         <w:tc>
@@ -2746,7 +2477,7 @@
               <w:left w:val="single" w:sz="4" w:space="0" w:color="000000"/>
               <w:bottom w:val="single" w:sz="4" w:space="0" w:color="000000"/>
             </w:tcBorders>
-            <w:shd w:val="clear" w:color="auto" w:fill="auto"/>
+            <w:shd w:val="clear" w:color="auto" w:fill="D9E2F3" w:themeFill="accent1" w:themeFillTint="33"/>
             <w:tcMar>
               <w:top w:w="55" w:type="dxa"/>
               <w:left w:w="55" w:type="dxa"/>
@@ -2784,7 +2515,7 @@
                 <w:sz w:val="22"/>
                 <w:szCs w:val="22"/>
               </w:rPr>
-              <w:t xml:space="preserve"> des fonctionnalités et des onglets de la page</w:t>
+              <w:t xml:space="preserve"> détailler des zone de mon site  </w:t>
             </w:r>
           </w:p>
         </w:tc>
@@ -2795,29 +2526,29 @@
               <w:left w:val="single" w:sz="4" w:space="0" w:color="000000"/>
               <w:bottom w:val="single" w:sz="4" w:space="0" w:color="000000"/>
             </w:tcBorders>
-            <w:shd w:val="clear" w:color="auto" w:fill="auto"/>
-            <w:tcMar>
-              <w:top w:w="55" w:type="dxa"/>
-              <w:left w:w="55" w:type="dxa"/>
-              <w:bottom w:w="55" w:type="dxa"/>
-              <w:right w:w="55" w:type="dxa"/>
-            </w:tcMar>
-          </w:tcPr>
-          <w:p>
-            <w:pPr>
-              <w:pStyle w:val="TableContents"/>
-              <w:jc w:val="center"/>
-              <w:rPr>
-                <w:sz w:val="22"/>
-                <w:szCs w:val="22"/>
-              </w:rPr>
-            </w:pPr>
-            <w:r>
-              <w:rPr>
-                <w:sz w:val="22"/>
-                <w:szCs w:val="22"/>
-              </w:rPr>
-              <w:t>24 juillet 2024</w:t>
+            <w:shd w:val="clear" w:color="auto" w:fill="D9E2F3" w:themeFill="accent1" w:themeFillTint="33"/>
+            <w:tcMar>
+              <w:top w:w="55" w:type="dxa"/>
+              <w:left w:w="55" w:type="dxa"/>
+              <w:bottom w:w="55" w:type="dxa"/>
+              <w:right w:w="55" w:type="dxa"/>
+            </w:tcMar>
+          </w:tcPr>
+          <w:p>
+            <w:pPr>
+              <w:pStyle w:val="TableContents"/>
+              <w:jc w:val="center"/>
+              <w:rPr>
+                <w:sz w:val="22"/>
+                <w:szCs w:val="22"/>
+              </w:rPr>
+            </w:pPr>
+            <w:r>
+              <w:rPr>
+                <w:sz w:val="22"/>
+                <w:szCs w:val="22"/>
+              </w:rPr>
+              <w:t>19 juillet 2024</w:t>
             </w:r>
           </w:p>
         </w:tc>
@@ -2829,7 +2560,7 @@
               <w:bottom w:val="single" w:sz="4" w:space="0" w:color="000000"/>
               <w:right w:val="single" w:sz="4" w:space="0" w:color="000000"/>
             </w:tcBorders>
-            <w:shd w:val="clear" w:color="auto" w:fill="auto"/>
+            <w:shd w:val="clear" w:color="auto" w:fill="D9E2F3" w:themeFill="accent1" w:themeFillTint="33"/>
             <w:tcMar>
               <w:top w:w="55" w:type="dxa"/>
               <w:left w:w="55" w:type="dxa"/>
@@ -2843,6 +2574,8 @@
               <w:jc w:val="center"/>
               <w:rPr>
                 <w:color w:val="00B050"/>
+                <w:sz w:val="22"/>
+                <w:szCs w:val="22"/>
               </w:rPr>
             </w:pPr>
             <w:r>
@@ -2851,8 +2584,17 @@
                 <w:sz w:val="22"/>
                 <w:szCs w:val="22"/>
               </w:rPr>
-              <w:t>24 juillet 2024</w:t>
-            </w:r>
+              <w:t>19 juillet 2024</w:t>
+            </w:r>
+          </w:p>
+          <w:p>
+            <w:pPr>
+              <w:pStyle w:val="TableContents"/>
+              <w:jc w:val="center"/>
+              <w:rPr>
+                <w:color w:val="00B050"/>
+              </w:rPr>
+            </w:pPr>
           </w:p>
         </w:tc>
       </w:tr>
@@ -2870,42 +2612,29 @@
               <w:left w:val="single" w:sz="4" w:space="0" w:color="000000"/>
               <w:bottom w:val="single" w:sz="4" w:space="0" w:color="000000"/>
             </w:tcBorders>
-            <w:shd w:val="clear" w:color="auto" w:fill="auto"/>
-            <w:tcMar>
-              <w:top w:w="55" w:type="dxa"/>
-              <w:left w:w="55" w:type="dxa"/>
-              <w:bottom w:w="55" w:type="dxa"/>
-              <w:right w:w="55" w:type="dxa"/>
-            </w:tcMar>
-          </w:tcPr>
-          <w:p>
-            <w:pPr>
-              <w:pStyle w:val="TableContents"/>
-              <w:jc w:val="center"/>
-            </w:pPr>
-            <w:r>
-              <w:rPr>
-                <w:sz w:val="22"/>
-                <w:szCs w:val="22"/>
-              </w:rPr>
-              <w:t xml:space="preserve">Faire un </w:t>
-            </w:r>
-            <w:r>
-              <w:rPr>
-                <w:b/>
-                <w:bCs/>
-                <w:color w:val="C9211E"/>
-                <w:sz w:val="22"/>
-                <w:szCs w:val="22"/>
-              </w:rPr>
-              <w:t>wireframe</w:t>
-            </w:r>
-            <w:r>
-              <w:rPr>
-                <w:sz w:val="22"/>
-                <w:szCs w:val="22"/>
-              </w:rPr>
-              <w:t> :</w:t>
+            <w:shd w:val="clear" w:color="auto" w:fill="FBE4D5" w:themeFill="accent2" w:themeFillTint="33"/>
+            <w:tcMar>
+              <w:top w:w="55" w:type="dxa"/>
+              <w:left w:w="55" w:type="dxa"/>
+              <w:bottom w:w="55" w:type="dxa"/>
+              <w:right w:w="55" w:type="dxa"/>
+            </w:tcMar>
+          </w:tcPr>
+          <w:p>
+            <w:pPr>
+              <w:pStyle w:val="TableContents"/>
+              <w:jc w:val="center"/>
+              <w:rPr>
+                <w:sz w:val="22"/>
+                <w:szCs w:val="22"/>
+              </w:rPr>
+            </w:pPr>
+            <w:r>
+              <w:rPr>
+                <w:sz w:val="22"/>
+                <w:szCs w:val="22"/>
+              </w:rPr>
+              <w:t>Faire un zoning :</w:t>
             </w:r>
           </w:p>
           <w:p>
@@ -2928,21 +2657,11 @@
               <w:rPr>
                 <w:b/>
                 <w:bCs/>
-                <w:color w:val="C9211E"/>
-                <w:sz w:val="22"/>
-                <w:szCs w:val="22"/>
-              </w:rPr>
-              <w:t xml:space="preserve">page </w:t>
-            </w:r>
-            <w:r>
-              <w:rPr>
-                <w:b/>
-                <w:bCs/>
-                <w:color w:val="C9211E"/>
-                <w:sz w:val="22"/>
-                <w:szCs w:val="22"/>
-              </w:rPr>
-              <w:t>îles</w:t>
+                <w:color w:val="C00000"/>
+                <w:sz w:val="22"/>
+                <w:szCs w:val="22"/>
+              </w:rPr>
+              <w:t>page utilisateur</w:t>
             </w:r>
           </w:p>
         </w:tc>
@@ -2953,7 +2672,7 @@
               <w:left w:val="single" w:sz="4" w:space="0" w:color="000000"/>
               <w:bottom w:val="single" w:sz="4" w:space="0" w:color="000000"/>
             </w:tcBorders>
-            <w:shd w:val="clear" w:color="auto" w:fill="auto"/>
+            <w:shd w:val="clear" w:color="auto" w:fill="FBE4D5" w:themeFill="accent2" w:themeFillTint="33"/>
             <w:tcMar>
               <w:top w:w="55" w:type="dxa"/>
               <w:left w:w="55" w:type="dxa"/>
@@ -2991,7 +2710,7 @@
                 <w:sz w:val="22"/>
                 <w:szCs w:val="22"/>
               </w:rPr>
-              <w:t xml:space="preserve"> des fonctionnalités et des onglets de la page</w:t>
+              <w:t xml:space="preserve"> détailler des zone de mon site  </w:t>
             </w:r>
           </w:p>
         </w:tc>
@@ -3002,29 +2721,29 @@
               <w:left w:val="single" w:sz="4" w:space="0" w:color="000000"/>
               <w:bottom w:val="single" w:sz="4" w:space="0" w:color="000000"/>
             </w:tcBorders>
-            <w:shd w:val="clear" w:color="auto" w:fill="auto"/>
-            <w:tcMar>
-              <w:top w:w="55" w:type="dxa"/>
-              <w:left w:w="55" w:type="dxa"/>
-              <w:bottom w:w="55" w:type="dxa"/>
-              <w:right w:w="55" w:type="dxa"/>
-            </w:tcMar>
-          </w:tcPr>
-          <w:p>
-            <w:pPr>
-              <w:pStyle w:val="TableContents"/>
-              <w:jc w:val="center"/>
-              <w:rPr>
-                <w:sz w:val="22"/>
-                <w:szCs w:val="22"/>
-              </w:rPr>
-            </w:pPr>
-            <w:r>
-              <w:rPr>
-                <w:sz w:val="22"/>
-                <w:szCs w:val="22"/>
-              </w:rPr>
-              <w:t>24 juillet 2024</w:t>
+            <w:shd w:val="clear" w:color="auto" w:fill="FBE4D5" w:themeFill="accent2" w:themeFillTint="33"/>
+            <w:tcMar>
+              <w:top w:w="55" w:type="dxa"/>
+              <w:left w:w="55" w:type="dxa"/>
+              <w:bottom w:w="55" w:type="dxa"/>
+              <w:right w:w="55" w:type="dxa"/>
+            </w:tcMar>
+          </w:tcPr>
+          <w:p>
+            <w:pPr>
+              <w:pStyle w:val="TableContents"/>
+              <w:jc w:val="center"/>
+              <w:rPr>
+                <w:sz w:val="22"/>
+                <w:szCs w:val="22"/>
+              </w:rPr>
+            </w:pPr>
+            <w:r>
+              <w:rPr>
+                <w:sz w:val="22"/>
+                <w:szCs w:val="22"/>
+              </w:rPr>
+              <w:t>29 août 2024</w:t>
             </w:r>
           </w:p>
         </w:tc>
@@ -3036,7 +2755,7 @@
               <w:bottom w:val="single" w:sz="4" w:space="0" w:color="000000"/>
               <w:right w:val="single" w:sz="4" w:space="0" w:color="000000"/>
             </w:tcBorders>
-            <w:shd w:val="clear" w:color="auto" w:fill="auto"/>
+            <w:shd w:val="clear" w:color="auto" w:fill="FBE4D5" w:themeFill="accent2" w:themeFillTint="33"/>
             <w:tcMar>
               <w:top w:w="55" w:type="dxa"/>
               <w:left w:w="55" w:type="dxa"/>
@@ -3050,16 +2769,10 @@
               <w:jc w:val="center"/>
               <w:rPr>
                 <w:color w:val="00B050"/>
-              </w:rPr>
-            </w:pPr>
-            <w:r>
-              <w:rPr>
-                <w:color w:val="00B050"/>
-                <w:sz w:val="22"/>
-                <w:szCs w:val="22"/>
-              </w:rPr>
-              <w:t>24 juillet 2024</w:t>
-            </w:r>
+                <w:sz w:val="22"/>
+                <w:szCs w:val="22"/>
+              </w:rPr>
+            </w:pPr>
           </w:p>
         </w:tc>
       </w:tr>
@@ -3077,7 +2790,7 @@
               <w:left w:val="single" w:sz="4" w:space="0" w:color="000000"/>
               <w:bottom w:val="single" w:sz="4" w:space="0" w:color="000000"/>
             </w:tcBorders>
-            <w:shd w:val="clear" w:color="auto" w:fill="auto"/>
+            <w:shd w:val="clear" w:color="auto" w:fill="D9E2F3" w:themeFill="accent1" w:themeFillTint="33"/>
             <w:tcMar>
               <w:top w:w="55" w:type="dxa"/>
               <w:left w:w="55" w:type="dxa"/>
@@ -3105,14 +2818,14 @@
                 <w:sz w:val="22"/>
                 <w:szCs w:val="22"/>
               </w:rPr>
-              <w:t>wireframe</w:t>
-            </w:r>
-            <w:r>
-              <w:rPr>
-                <w:sz w:val="22"/>
-                <w:szCs w:val="22"/>
-              </w:rPr>
-              <w:t> :</w:t>
+              <w:t xml:space="preserve">wireframe </w:t>
+            </w:r>
+            <w:r>
+              <w:rPr>
+                <w:sz w:val="22"/>
+                <w:szCs w:val="22"/>
+              </w:rPr>
+              <w:t>:</w:t>
             </w:r>
           </w:p>
           <w:p>
@@ -3139,17 +2852,14 @@
                 <w:sz w:val="22"/>
                 <w:szCs w:val="22"/>
               </w:rPr>
-              <w:t xml:space="preserve">page </w:t>
-            </w:r>
-            <w:r>
-              <w:rPr>
-                <w:b/>
-                <w:bCs/>
-                <w:color w:val="C00000"/>
-                <w:sz w:val="22"/>
-                <w:szCs w:val="22"/>
-              </w:rPr>
-              <w:t>d’accueil</w:t>
+              <w:t>page poisson</w:t>
+            </w:r>
+            <w:r>
+              <w:rPr>
+                <w:sz w:val="22"/>
+                <w:szCs w:val="22"/>
+              </w:rPr>
+              <w:t xml:space="preserve"> individuel</w:t>
             </w:r>
           </w:p>
         </w:tc>
@@ -3160,7 +2870,7 @@
               <w:left w:val="single" w:sz="4" w:space="0" w:color="000000"/>
               <w:bottom w:val="single" w:sz="4" w:space="0" w:color="000000"/>
             </w:tcBorders>
-            <w:shd w:val="clear" w:color="auto" w:fill="auto"/>
+            <w:shd w:val="clear" w:color="auto" w:fill="D9E2F3" w:themeFill="accent1" w:themeFillTint="33"/>
             <w:tcMar>
               <w:top w:w="55" w:type="dxa"/>
               <w:left w:w="55" w:type="dxa"/>
@@ -3198,7 +2908,7 @@
                 <w:sz w:val="22"/>
                 <w:szCs w:val="22"/>
               </w:rPr>
-              <w:t xml:space="preserve"> des fonctionnalités et des onglets de la page</w:t>
+              <w:t xml:space="preserve"> des fonctionnalités et des onglets de la page </w:t>
             </w:r>
           </w:p>
         </w:tc>
@@ -3209,7 +2919,7 @@
               <w:left w:val="single" w:sz="4" w:space="0" w:color="000000"/>
               <w:bottom w:val="single" w:sz="4" w:space="0" w:color="000000"/>
             </w:tcBorders>
-            <w:shd w:val="clear" w:color="auto" w:fill="auto"/>
+            <w:shd w:val="clear" w:color="auto" w:fill="D9E2F3" w:themeFill="accent1" w:themeFillTint="33"/>
             <w:tcMar>
               <w:top w:w="55" w:type="dxa"/>
               <w:left w:w="55" w:type="dxa"/>
@@ -3243,18 +2953,17 @@
               <w:bottom w:val="single" w:sz="4" w:space="0" w:color="000000"/>
               <w:right w:val="single" w:sz="4" w:space="0" w:color="000000"/>
             </w:tcBorders>
-            <w:shd w:val="clear" w:color="auto" w:fill="auto"/>
-            <w:tcMar>
-              <w:top w:w="55" w:type="dxa"/>
-              <w:left w:w="55" w:type="dxa"/>
-              <w:bottom w:w="55" w:type="dxa"/>
-              <w:right w:w="55" w:type="dxa"/>
-            </w:tcMar>
-          </w:tcPr>
-          <w:p>
-            <w:pPr>
-              <w:pStyle w:val="TableContents"/>
-              <w:ind w:left="360"/>
+            <w:shd w:val="clear" w:color="auto" w:fill="D9E2F3" w:themeFill="accent1" w:themeFillTint="33"/>
+            <w:tcMar>
+              <w:top w:w="55" w:type="dxa"/>
+              <w:left w:w="55" w:type="dxa"/>
+              <w:bottom w:w="55" w:type="dxa"/>
+              <w:right w:w="55" w:type="dxa"/>
+            </w:tcMar>
+          </w:tcPr>
+          <w:p>
+            <w:pPr>
+              <w:pStyle w:val="TableContents"/>
               <w:jc w:val="center"/>
               <w:rPr>
                 <w:color w:val="00B050"/>
@@ -3266,15 +2975,7 @@
                 <w:sz w:val="22"/>
                 <w:szCs w:val="22"/>
               </w:rPr>
-              <w:t>24 j</w:t>
-            </w:r>
-            <w:r>
-              <w:rPr>
-                <w:color w:val="00B050"/>
-                <w:sz w:val="22"/>
-                <w:szCs w:val="22"/>
-              </w:rPr>
-              <w:t>uillet 2024</w:t>
+              <w:t>24 juillet 2024</w:t>
             </w:r>
           </w:p>
         </w:tc>
@@ -3293,25 +2994,69 @@
               <w:left w:val="single" w:sz="4" w:space="0" w:color="000000"/>
               <w:bottom w:val="single" w:sz="4" w:space="0" w:color="000000"/>
             </w:tcBorders>
-            <w:shd w:val="clear" w:color="auto" w:fill="auto"/>
-            <w:tcMar>
-              <w:top w:w="55" w:type="dxa"/>
-              <w:left w:w="55" w:type="dxa"/>
-              <w:bottom w:w="55" w:type="dxa"/>
-              <w:right w:w="55" w:type="dxa"/>
-            </w:tcMar>
-          </w:tcPr>
-          <w:p>
-            <w:pPr>
-              <w:pStyle w:val="TableContents"/>
-              <w:jc w:val="center"/>
-            </w:pPr>
-            <w:r>
-              <w:rPr>
-                <w:sz w:val="22"/>
-                <w:szCs w:val="22"/>
-              </w:rPr>
-              <w:t xml:space="preserve">Crée un </w:t>
+            <w:shd w:val="clear" w:color="auto" w:fill="D9E2F3" w:themeFill="accent1" w:themeFillTint="33"/>
+            <w:tcMar>
+              <w:top w:w="55" w:type="dxa"/>
+              <w:left w:w="55" w:type="dxa"/>
+              <w:bottom w:w="55" w:type="dxa"/>
+              <w:right w:w="55" w:type="dxa"/>
+            </w:tcMar>
+          </w:tcPr>
+          <w:p>
+            <w:pPr>
+              <w:pStyle w:val="TableContents"/>
+              <w:jc w:val="center"/>
+            </w:pPr>
+            <w:r>
+              <w:rPr>
+                <w:sz w:val="22"/>
+                <w:szCs w:val="22"/>
+              </w:rPr>
+              <w:t xml:space="preserve">Faire un </w:t>
+            </w:r>
+            <w:r>
+              <w:rPr>
+                <w:b/>
+                <w:bCs/>
+                <w:color w:val="C9211E"/>
+                <w:sz w:val="22"/>
+                <w:szCs w:val="22"/>
+              </w:rPr>
+              <w:t>wireframe</w:t>
+            </w:r>
+            <w:r>
+              <w:rPr>
+                <w:sz w:val="22"/>
+                <w:szCs w:val="22"/>
+              </w:rPr>
+              <w:t> :</w:t>
+            </w:r>
+          </w:p>
+          <w:p>
+            <w:pPr>
+              <w:pStyle w:val="TableContents"/>
+              <w:jc w:val="center"/>
+              <w:rPr>
+                <w:sz w:val="22"/>
+                <w:szCs w:val="22"/>
+              </w:rPr>
+            </w:pPr>
+            <w:r>
+              <w:rPr>
+                <w:sz w:val="22"/>
+                <w:szCs w:val="22"/>
+              </w:rPr>
+              <w:t xml:space="preserve">- </w:t>
+            </w:r>
+            <w:r>
+              <w:rPr>
+                <w:b/>
+                <w:bCs/>
+                <w:color w:val="C9211E"/>
+                <w:sz w:val="22"/>
+                <w:szCs w:val="22"/>
+              </w:rPr>
+              <w:t xml:space="preserve">page </w:t>
             </w:r>
             <w:proofErr w:type="spellStart"/>
             <w:r>
@@ -3322,31 +3067,9 @@
                 <w:sz w:val="22"/>
                 <w:szCs w:val="22"/>
               </w:rPr>
-              <w:t>mood</w:t>
+              <w:t>region</w:t>
             </w:r>
             <w:proofErr w:type="spellEnd"/>
-            <w:r>
-              <w:rPr>
-                <w:b/>
-                <w:bCs/>
-                <w:color w:val="C9211E"/>
-                <w:sz w:val="22"/>
-                <w:szCs w:val="22"/>
-              </w:rPr>
-              <w:t xml:space="preserve"> </w:t>
-            </w:r>
-            <w:proofErr w:type="spellStart"/>
-            <w:r>
-              <w:rPr>
-                <w:b/>
-                <w:bCs/>
-                <w:color w:val="C9211E"/>
-                <w:sz w:val="22"/>
-                <w:szCs w:val="22"/>
-              </w:rPr>
-              <w:t>board</w:t>
-            </w:r>
-            <w:proofErr w:type="spellEnd"/>
           </w:p>
         </w:tc>
         <w:tc>
@@ -3356,29 +3079,45 @@
               <w:left w:val="single" w:sz="4" w:space="0" w:color="000000"/>
               <w:bottom w:val="single" w:sz="4" w:space="0" w:color="000000"/>
             </w:tcBorders>
-            <w:shd w:val="clear" w:color="auto" w:fill="auto"/>
-            <w:tcMar>
-              <w:top w:w="55" w:type="dxa"/>
-              <w:left w:w="55" w:type="dxa"/>
-              <w:bottom w:w="55" w:type="dxa"/>
-              <w:right w:w="55" w:type="dxa"/>
-            </w:tcMar>
-          </w:tcPr>
-          <w:p>
-            <w:pPr>
-              <w:pStyle w:val="TableContents"/>
-              <w:jc w:val="center"/>
-              <w:rPr>
-                <w:sz w:val="22"/>
-                <w:szCs w:val="22"/>
-              </w:rPr>
-            </w:pPr>
-            <w:r>
-              <w:rPr>
-                <w:sz w:val="22"/>
-                <w:szCs w:val="22"/>
-              </w:rPr>
-              <w:t>Montrer l’inspiration</w:t>
+            <w:shd w:val="clear" w:color="auto" w:fill="D9E2F3" w:themeFill="accent1" w:themeFillTint="33"/>
+            <w:tcMar>
+              <w:top w:w="55" w:type="dxa"/>
+              <w:left w:w="55" w:type="dxa"/>
+              <w:bottom w:w="55" w:type="dxa"/>
+              <w:right w:w="55" w:type="dxa"/>
+            </w:tcMar>
+          </w:tcPr>
+          <w:p>
+            <w:pPr>
+              <w:pStyle w:val="TableContents"/>
+              <w:jc w:val="center"/>
+              <w:rPr>
+                <w:sz w:val="22"/>
+                <w:szCs w:val="22"/>
+              </w:rPr>
+            </w:pPr>
+            <w:r>
+              <w:rPr>
+                <w:sz w:val="22"/>
+                <w:szCs w:val="22"/>
+              </w:rPr>
+              <w:t xml:space="preserve">Donner </w:t>
+            </w:r>
+            <w:proofErr w:type="gramStart"/>
+            <w:r>
+              <w:rPr>
+                <w:sz w:val="22"/>
+                <w:szCs w:val="22"/>
+              </w:rPr>
+              <w:t>un aperçus</w:t>
+            </w:r>
+            <w:proofErr w:type="gramEnd"/>
+            <w:r>
+              <w:rPr>
+                <w:sz w:val="22"/>
+                <w:szCs w:val="22"/>
+              </w:rPr>
+              <w:t xml:space="preserve"> des fonctionnalités et des onglets de la page</w:t>
             </w:r>
           </w:p>
         </w:tc>
@@ -3389,61 +3128,29 @@
               <w:left w:val="single" w:sz="4" w:space="0" w:color="000000"/>
               <w:bottom w:val="single" w:sz="4" w:space="0" w:color="000000"/>
             </w:tcBorders>
-            <w:shd w:val="clear" w:color="auto" w:fill="auto"/>
-            <w:tcMar>
-              <w:top w:w="55" w:type="dxa"/>
-              <w:left w:w="55" w:type="dxa"/>
-              <w:bottom w:w="55" w:type="dxa"/>
-              <w:right w:w="55" w:type="dxa"/>
-            </w:tcMar>
-          </w:tcPr>
-          <w:p>
-            <w:pPr>
-              <w:pStyle w:val="TableContents"/>
-              <w:jc w:val="center"/>
-              <w:rPr>
-                <w:sz w:val="22"/>
-                <w:szCs w:val="22"/>
-              </w:rPr>
-            </w:pPr>
-            <w:r>
-              <w:rPr>
-                <w:sz w:val="22"/>
-                <w:szCs w:val="22"/>
-              </w:rPr>
-              <w:t>31 juillet 2024</w:t>
-            </w:r>
-          </w:p>
-          <w:p>
-            <w:pPr>
-              <w:pStyle w:val="TableContents"/>
-              <w:jc w:val="center"/>
-              <w:rPr>
-                <w:sz w:val="22"/>
-                <w:szCs w:val="22"/>
-              </w:rPr>
-            </w:pPr>
-            <w:r>
-              <w:rPr>
-                <w:sz w:val="22"/>
-                <w:szCs w:val="22"/>
-              </w:rPr>
-              <w:t>(1</w:t>
-            </w:r>
-            <w:r>
-              <w:rPr>
-                <w:sz w:val="22"/>
-                <w:szCs w:val="22"/>
-                <w:vertAlign w:val="superscript"/>
-              </w:rPr>
-              <w:t>er</w:t>
-            </w:r>
-            <w:r>
-              <w:rPr>
-                <w:sz w:val="22"/>
-                <w:szCs w:val="22"/>
-              </w:rPr>
-              <w:t xml:space="preserve"> oral)</w:t>
+            <w:shd w:val="clear" w:color="auto" w:fill="D9E2F3" w:themeFill="accent1" w:themeFillTint="33"/>
+            <w:tcMar>
+              <w:top w:w="55" w:type="dxa"/>
+              <w:left w:w="55" w:type="dxa"/>
+              <w:bottom w:w="55" w:type="dxa"/>
+              <w:right w:w="55" w:type="dxa"/>
+            </w:tcMar>
+          </w:tcPr>
+          <w:p>
+            <w:pPr>
+              <w:pStyle w:val="TableContents"/>
+              <w:jc w:val="center"/>
+              <w:rPr>
+                <w:sz w:val="22"/>
+                <w:szCs w:val="22"/>
+              </w:rPr>
+            </w:pPr>
+            <w:r>
+              <w:rPr>
+                <w:sz w:val="22"/>
+                <w:szCs w:val="22"/>
+              </w:rPr>
+              <w:t>24 juillet 2024</w:t>
             </w:r>
           </w:p>
         </w:tc>
@@ -3455,19 +3162,30 @@
               <w:bottom w:val="single" w:sz="4" w:space="0" w:color="000000"/>
               <w:right w:val="single" w:sz="4" w:space="0" w:color="000000"/>
             </w:tcBorders>
-            <w:shd w:val="clear" w:color="auto" w:fill="auto"/>
-            <w:tcMar>
-              <w:top w:w="55" w:type="dxa"/>
-              <w:left w:w="55" w:type="dxa"/>
-              <w:bottom w:w="55" w:type="dxa"/>
-              <w:right w:w="55" w:type="dxa"/>
-            </w:tcMar>
-          </w:tcPr>
-          <w:p>
-            <w:pPr>
-              <w:pStyle w:val="TableContents"/>
-              <w:jc w:val="center"/>
-            </w:pPr>
+            <w:shd w:val="clear" w:color="auto" w:fill="D9E2F3" w:themeFill="accent1" w:themeFillTint="33"/>
+            <w:tcMar>
+              <w:top w:w="55" w:type="dxa"/>
+              <w:left w:w="55" w:type="dxa"/>
+              <w:bottom w:w="55" w:type="dxa"/>
+              <w:right w:w="55" w:type="dxa"/>
+            </w:tcMar>
+          </w:tcPr>
+          <w:p>
+            <w:pPr>
+              <w:pStyle w:val="TableContents"/>
+              <w:jc w:val="center"/>
+              <w:rPr>
+                <w:color w:val="00B050"/>
+              </w:rPr>
+            </w:pPr>
+            <w:r>
+              <w:rPr>
+                <w:color w:val="00B050"/>
+                <w:sz w:val="22"/>
+                <w:szCs w:val="22"/>
+              </w:rPr>
+              <w:t>24 juillet 2024</w:t>
+            </w:r>
           </w:p>
         </w:tc>
       </w:tr>
@@ -3485,23 +3203,80 @@
               <w:left w:val="single" w:sz="4" w:space="0" w:color="000000"/>
               <w:bottom w:val="single" w:sz="4" w:space="0" w:color="000000"/>
             </w:tcBorders>
-            <w:shd w:val="clear" w:color="auto" w:fill="auto"/>
-            <w:tcMar>
-              <w:top w:w="55" w:type="dxa"/>
-              <w:left w:w="55" w:type="dxa"/>
-              <w:bottom w:w="55" w:type="dxa"/>
-              <w:right w:w="55" w:type="dxa"/>
-            </w:tcMar>
-          </w:tcPr>
-          <w:p>
-            <w:pPr>
-              <w:pStyle w:val="TableContents"/>
-              <w:jc w:val="center"/>
-              <w:rPr>
-                <w:sz w:val="22"/>
-                <w:szCs w:val="22"/>
-              </w:rPr>
-            </w:pPr>
+            <w:shd w:val="clear" w:color="auto" w:fill="D9E2F3" w:themeFill="accent1" w:themeFillTint="33"/>
+            <w:tcMar>
+              <w:top w:w="55" w:type="dxa"/>
+              <w:left w:w="55" w:type="dxa"/>
+              <w:bottom w:w="55" w:type="dxa"/>
+              <w:right w:w="55" w:type="dxa"/>
+            </w:tcMar>
+          </w:tcPr>
+          <w:p>
+            <w:pPr>
+              <w:pStyle w:val="TableContents"/>
+              <w:jc w:val="center"/>
+            </w:pPr>
+            <w:r>
+              <w:rPr>
+                <w:sz w:val="22"/>
+                <w:szCs w:val="22"/>
+              </w:rPr>
+              <w:t xml:space="preserve">Faire un </w:t>
+            </w:r>
+            <w:r>
+              <w:rPr>
+                <w:b/>
+                <w:bCs/>
+                <w:color w:val="C9211E"/>
+                <w:sz w:val="22"/>
+                <w:szCs w:val="22"/>
+              </w:rPr>
+              <w:t>wireframe</w:t>
+            </w:r>
+            <w:r>
+              <w:rPr>
+                <w:sz w:val="22"/>
+                <w:szCs w:val="22"/>
+              </w:rPr>
+              <w:t> :</w:t>
+            </w:r>
+          </w:p>
+          <w:p>
+            <w:pPr>
+              <w:pStyle w:val="TableContents"/>
+              <w:jc w:val="center"/>
+              <w:rPr>
+                <w:sz w:val="22"/>
+                <w:szCs w:val="22"/>
+              </w:rPr>
+            </w:pPr>
+            <w:r>
+              <w:rPr>
+                <w:sz w:val="22"/>
+                <w:szCs w:val="22"/>
+              </w:rPr>
+              <w:t xml:space="preserve">- </w:t>
+            </w:r>
+            <w:r>
+              <w:rPr>
+                <w:b/>
+                <w:bCs/>
+                <w:color w:val="C9211E"/>
+                <w:sz w:val="22"/>
+                <w:szCs w:val="22"/>
+              </w:rPr>
+              <w:t xml:space="preserve">page </w:t>
+            </w:r>
+            <w:r>
+              <w:rPr>
+                <w:b/>
+                <w:bCs/>
+                <w:color w:val="C9211E"/>
+                <w:sz w:val="22"/>
+                <w:szCs w:val="22"/>
+              </w:rPr>
+              <w:t>îles</w:t>
+            </w:r>
           </w:p>
         </w:tc>
         <w:tc>
@@ -3511,23 +3286,54 @@
               <w:left w:val="single" w:sz="4" w:space="0" w:color="000000"/>
               <w:bottom w:val="single" w:sz="4" w:space="0" w:color="000000"/>
             </w:tcBorders>
-            <w:shd w:val="clear" w:color="auto" w:fill="auto"/>
-            <w:tcMar>
-              <w:top w:w="55" w:type="dxa"/>
-              <w:left w:w="55" w:type="dxa"/>
-              <w:bottom w:w="55" w:type="dxa"/>
-              <w:right w:w="55" w:type="dxa"/>
-            </w:tcMar>
-          </w:tcPr>
-          <w:p>
-            <w:pPr>
-              <w:pStyle w:val="TableContents"/>
-              <w:jc w:val="center"/>
-              <w:rPr>
-                <w:sz w:val="22"/>
-                <w:szCs w:val="22"/>
-              </w:rPr>
-            </w:pPr>
+            <w:shd w:val="clear" w:color="auto" w:fill="D9E2F3" w:themeFill="accent1" w:themeFillTint="33"/>
+            <w:tcMar>
+              <w:top w:w="55" w:type="dxa"/>
+              <w:left w:w="55" w:type="dxa"/>
+              <w:bottom w:w="55" w:type="dxa"/>
+              <w:right w:w="55" w:type="dxa"/>
+            </w:tcMar>
+          </w:tcPr>
+          <w:p>
+            <w:pPr>
+              <w:pStyle w:val="TableContents"/>
+              <w:jc w:val="center"/>
+              <w:rPr>
+                <w:sz w:val="22"/>
+                <w:szCs w:val="22"/>
+              </w:rPr>
+            </w:pPr>
+            <w:r>
+              <w:rPr>
+                <w:sz w:val="22"/>
+                <w:szCs w:val="22"/>
+              </w:rPr>
+              <w:t xml:space="preserve">Donner </w:t>
+            </w:r>
+            <w:proofErr w:type="gramStart"/>
+            <w:r>
+              <w:rPr>
+                <w:sz w:val="22"/>
+                <w:szCs w:val="22"/>
+              </w:rPr>
+              <w:t>un aperçus</w:t>
+            </w:r>
+            <w:proofErr w:type="gramEnd"/>
+            <w:r>
+              <w:rPr>
+                <w:sz w:val="22"/>
+                <w:szCs w:val="22"/>
+              </w:rPr>
+              <w:t xml:space="preserve"> des fonctionnalités et des onglets </w:t>
+            </w:r>
+            <w:r>
+              <w:rPr>
+                <w:sz w:val="22"/>
+                <w:szCs w:val="22"/>
+              </w:rPr>
+              <w:lastRenderedPageBreak/>
+              <w:t>de la page</w:t>
+            </w:r>
           </w:p>
         </w:tc>
         <w:tc>
@@ -3537,22 +3343,31 @@
               <w:left w:val="single" w:sz="4" w:space="0" w:color="000000"/>
               <w:bottom w:val="single" w:sz="4" w:space="0" w:color="000000"/>
             </w:tcBorders>
-            <w:shd w:val="clear" w:color="auto" w:fill="auto"/>
-            <w:tcMar>
-              <w:top w:w="55" w:type="dxa"/>
-              <w:left w:w="55" w:type="dxa"/>
-              <w:bottom w:w="55" w:type="dxa"/>
-              <w:right w:w="55" w:type="dxa"/>
-            </w:tcMar>
-          </w:tcPr>
-          <w:p>
-            <w:pPr>
-              <w:pStyle w:val="TableContents"/>
-              <w:rPr>
-                <w:sz w:val="22"/>
-                <w:szCs w:val="22"/>
-              </w:rPr>
-            </w:pPr>
+            <w:shd w:val="clear" w:color="auto" w:fill="D9E2F3" w:themeFill="accent1" w:themeFillTint="33"/>
+            <w:tcMar>
+              <w:top w:w="55" w:type="dxa"/>
+              <w:left w:w="55" w:type="dxa"/>
+              <w:bottom w:w="55" w:type="dxa"/>
+              <w:right w:w="55" w:type="dxa"/>
+            </w:tcMar>
+          </w:tcPr>
+          <w:p>
+            <w:pPr>
+              <w:pStyle w:val="TableContents"/>
+              <w:jc w:val="center"/>
+              <w:rPr>
+                <w:sz w:val="22"/>
+                <w:szCs w:val="22"/>
+              </w:rPr>
+            </w:pPr>
+            <w:r>
+              <w:rPr>
+                <w:sz w:val="22"/>
+                <w:szCs w:val="22"/>
+              </w:rPr>
+              <w:lastRenderedPageBreak/>
+              <w:t>24 juillet 2024</w:t>
+            </w:r>
           </w:p>
         </w:tc>
         <w:tc>
@@ -3563,25 +3378,30 @@
               <w:bottom w:val="single" w:sz="4" w:space="0" w:color="000000"/>
               <w:right w:val="single" w:sz="4" w:space="0" w:color="000000"/>
             </w:tcBorders>
-            <w:shd w:val="clear" w:color="auto" w:fill="auto"/>
-            <w:tcMar>
-              <w:top w:w="55" w:type="dxa"/>
-              <w:left w:w="55" w:type="dxa"/>
-              <w:bottom w:w="55" w:type="dxa"/>
-              <w:right w:w="55" w:type="dxa"/>
-            </w:tcMar>
-          </w:tcPr>
-          <w:p>
-            <w:pPr>
-              <w:pStyle w:val="TableContents"/>
-              <w:ind w:left="360"/>
-              <w:jc w:val="center"/>
-              <w:rPr>
-                <w:color w:val="FF0000"/>
-                <w:sz w:val="22"/>
-                <w:szCs w:val="22"/>
-              </w:rPr>
-            </w:pPr>
+            <w:shd w:val="clear" w:color="auto" w:fill="D9E2F3" w:themeFill="accent1" w:themeFillTint="33"/>
+            <w:tcMar>
+              <w:top w:w="55" w:type="dxa"/>
+              <w:left w:w="55" w:type="dxa"/>
+              <w:bottom w:w="55" w:type="dxa"/>
+              <w:right w:w="55" w:type="dxa"/>
+            </w:tcMar>
+          </w:tcPr>
+          <w:p>
+            <w:pPr>
+              <w:pStyle w:val="TableContents"/>
+              <w:jc w:val="center"/>
+              <w:rPr>
+                <w:color w:val="00B050"/>
+              </w:rPr>
+            </w:pPr>
+            <w:r>
+              <w:rPr>
+                <w:color w:val="00B050"/>
+                <w:sz w:val="22"/>
+                <w:szCs w:val="22"/>
+              </w:rPr>
+              <w:t>24 juillet 2024</w:t>
+            </w:r>
           </w:p>
         </w:tc>
       </w:tr>
@@ -3599,30 +3419,69 @@
               <w:left w:val="single" w:sz="4" w:space="0" w:color="000000"/>
               <w:bottom w:val="single" w:sz="4" w:space="0" w:color="000000"/>
             </w:tcBorders>
-            <w:shd w:val="clear" w:color="auto" w:fill="auto"/>
-            <w:tcMar>
-              <w:top w:w="55" w:type="dxa"/>
-              <w:left w:w="55" w:type="dxa"/>
-              <w:bottom w:w="55" w:type="dxa"/>
-              <w:right w:w="55" w:type="dxa"/>
-            </w:tcMar>
-          </w:tcPr>
-          <w:p>
-            <w:pPr>
-              <w:pStyle w:val="TableContents"/>
-              <w:jc w:val="center"/>
-              <w:rPr>
-                <w:sz w:val="22"/>
-                <w:szCs w:val="22"/>
-              </w:rPr>
-            </w:pPr>
-            <w:r>
-              <w:rPr>
-                <w:sz w:val="22"/>
-                <w:szCs w:val="22"/>
-              </w:rPr>
-              <w:lastRenderedPageBreak/>
-              <w:t>Faire le</w:t>
+            <w:shd w:val="clear" w:color="auto" w:fill="D9E2F3" w:themeFill="accent1" w:themeFillTint="33"/>
+            <w:tcMar>
+              <w:top w:w="55" w:type="dxa"/>
+              <w:left w:w="55" w:type="dxa"/>
+              <w:bottom w:w="55" w:type="dxa"/>
+              <w:right w:w="55" w:type="dxa"/>
+            </w:tcMar>
+          </w:tcPr>
+          <w:p>
+            <w:pPr>
+              <w:pStyle w:val="TableContents"/>
+              <w:jc w:val="center"/>
+            </w:pPr>
+            <w:r>
+              <w:rPr>
+                <w:sz w:val="22"/>
+                <w:szCs w:val="22"/>
+              </w:rPr>
+              <w:t xml:space="preserve">Faire un </w:t>
+            </w:r>
+            <w:r>
+              <w:rPr>
+                <w:b/>
+                <w:bCs/>
+                <w:color w:val="C9211E"/>
+                <w:sz w:val="22"/>
+                <w:szCs w:val="22"/>
+              </w:rPr>
+              <w:t>wireframe</w:t>
+            </w:r>
+            <w:r>
+              <w:rPr>
+                <w:sz w:val="22"/>
+                <w:szCs w:val="22"/>
+              </w:rPr>
+              <w:t> :</w:t>
+            </w:r>
+          </w:p>
+          <w:p>
+            <w:pPr>
+              <w:pStyle w:val="TableContents"/>
+              <w:jc w:val="center"/>
+              <w:rPr>
+                <w:sz w:val="22"/>
+                <w:szCs w:val="22"/>
+              </w:rPr>
+            </w:pPr>
+            <w:r>
+              <w:rPr>
+                <w:sz w:val="22"/>
+                <w:szCs w:val="22"/>
+              </w:rPr>
+              <w:t xml:space="preserve">- </w:t>
+            </w:r>
+            <w:r>
+              <w:rPr>
+                <w:b/>
+                <w:bCs/>
+                <w:color w:val="C9211E"/>
+                <w:sz w:val="22"/>
+                <w:szCs w:val="22"/>
+              </w:rPr>
+              <w:t xml:space="preserve">page </w:t>
             </w:r>
             <w:r>
               <w:rPr>
@@ -3632,62 +3491,6 @@
                 <w:sz w:val="22"/>
                 <w:szCs w:val="22"/>
               </w:rPr>
-              <w:t xml:space="preserve"> </w:t>
-            </w:r>
-            <w:proofErr w:type="spellStart"/>
-            <w:r>
-              <w:rPr>
-                <w:b/>
-                <w:bCs/>
-                <w:color w:val="C00000"/>
-                <w:sz w:val="22"/>
-                <w:szCs w:val="22"/>
-              </w:rPr>
-              <w:t>mockup</w:t>
-            </w:r>
-            <w:proofErr w:type="spellEnd"/>
-          </w:p>
-          <w:p>
-            <w:pPr>
-              <w:pStyle w:val="TableContents"/>
-              <w:ind w:left="1080"/>
-              <w:rPr>
-                <w:sz w:val="22"/>
-                <w:szCs w:val="22"/>
-              </w:rPr>
-            </w:pPr>
-            <w:r>
-              <w:rPr>
-                <w:sz w:val="22"/>
-                <w:szCs w:val="22"/>
-              </w:rPr>
-              <w:t>-</w:t>
-            </w:r>
-            <w:r>
-              <w:rPr>
-                <w:sz w:val="22"/>
-                <w:szCs w:val="22"/>
-              </w:rPr>
-              <w:t xml:space="preserve"> Page</w:t>
-            </w:r>
-            <w:r>
-              <w:rPr>
-                <w:b/>
-                <w:bCs/>
-                <w:color w:val="FF0000"/>
-                <w:sz w:val="22"/>
-                <w:szCs w:val="22"/>
-              </w:rPr>
-              <w:t xml:space="preserve"> </w:t>
-            </w:r>
-            <w:r>
-              <w:rPr>
-                <w:b/>
-                <w:bCs/>
-                <w:color w:val="C00000"/>
-                <w:sz w:val="22"/>
-                <w:szCs w:val="22"/>
-              </w:rPr>
               <w:t>d’accueil</w:t>
             </w:r>
           </w:p>
@@ -3699,29 +3502,45 @@
               <w:left w:val="single" w:sz="4" w:space="0" w:color="000000"/>
               <w:bottom w:val="single" w:sz="4" w:space="0" w:color="000000"/>
             </w:tcBorders>
-            <w:shd w:val="clear" w:color="auto" w:fill="auto"/>
-            <w:tcMar>
-              <w:top w:w="55" w:type="dxa"/>
-              <w:left w:w="55" w:type="dxa"/>
-              <w:bottom w:w="55" w:type="dxa"/>
-              <w:right w:w="55" w:type="dxa"/>
-            </w:tcMar>
-          </w:tcPr>
-          <w:p>
-            <w:pPr>
-              <w:pStyle w:val="TableContents"/>
-              <w:jc w:val="center"/>
-              <w:rPr>
-                <w:sz w:val="22"/>
-                <w:szCs w:val="22"/>
-              </w:rPr>
-            </w:pPr>
-            <w:r>
-              <w:rPr>
-                <w:sz w:val="22"/>
-                <w:szCs w:val="22"/>
-              </w:rPr>
-              <w:t>Voir la maquette finale de cette page</w:t>
+            <w:shd w:val="clear" w:color="auto" w:fill="D9E2F3" w:themeFill="accent1" w:themeFillTint="33"/>
+            <w:tcMar>
+              <w:top w:w="55" w:type="dxa"/>
+              <w:left w:w="55" w:type="dxa"/>
+              <w:bottom w:w="55" w:type="dxa"/>
+              <w:right w:w="55" w:type="dxa"/>
+            </w:tcMar>
+          </w:tcPr>
+          <w:p>
+            <w:pPr>
+              <w:pStyle w:val="TableContents"/>
+              <w:jc w:val="center"/>
+              <w:rPr>
+                <w:sz w:val="22"/>
+                <w:szCs w:val="22"/>
+              </w:rPr>
+            </w:pPr>
+            <w:r>
+              <w:rPr>
+                <w:sz w:val="22"/>
+                <w:szCs w:val="22"/>
+              </w:rPr>
+              <w:t xml:space="preserve">Donner </w:t>
+            </w:r>
+            <w:proofErr w:type="gramStart"/>
+            <w:r>
+              <w:rPr>
+                <w:sz w:val="22"/>
+                <w:szCs w:val="22"/>
+              </w:rPr>
+              <w:t>un aperçus</w:t>
+            </w:r>
+            <w:proofErr w:type="gramEnd"/>
+            <w:r>
+              <w:rPr>
+                <w:sz w:val="22"/>
+                <w:szCs w:val="22"/>
+              </w:rPr>
+              <w:t xml:space="preserve"> des fonctionnalités et des onglets de la page</w:t>
             </w:r>
           </w:p>
         </w:tc>
@@ -3732,61 +3551,29 @@
               <w:left w:val="single" w:sz="4" w:space="0" w:color="000000"/>
               <w:bottom w:val="single" w:sz="4" w:space="0" w:color="000000"/>
             </w:tcBorders>
-            <w:shd w:val="clear" w:color="auto" w:fill="auto"/>
-            <w:tcMar>
-              <w:top w:w="55" w:type="dxa"/>
-              <w:left w:w="55" w:type="dxa"/>
-              <w:bottom w:w="55" w:type="dxa"/>
-              <w:right w:w="55" w:type="dxa"/>
-            </w:tcMar>
-          </w:tcPr>
-          <w:p>
-            <w:pPr>
-              <w:pStyle w:val="TableContents"/>
-              <w:jc w:val="center"/>
-              <w:rPr>
-                <w:sz w:val="22"/>
-                <w:szCs w:val="22"/>
-              </w:rPr>
-            </w:pPr>
-            <w:r>
-              <w:rPr>
-                <w:sz w:val="22"/>
-                <w:szCs w:val="22"/>
-              </w:rPr>
-              <w:t>31 juillet 2024</w:t>
-            </w:r>
-          </w:p>
-          <w:p>
-            <w:pPr>
-              <w:pStyle w:val="TableContents"/>
-              <w:jc w:val="center"/>
-              <w:rPr>
-                <w:sz w:val="22"/>
-                <w:szCs w:val="22"/>
-              </w:rPr>
-            </w:pPr>
-            <w:r>
-              <w:rPr>
-                <w:sz w:val="22"/>
-                <w:szCs w:val="22"/>
-              </w:rPr>
-              <w:t>(1</w:t>
-            </w:r>
-            <w:r>
-              <w:rPr>
-                <w:sz w:val="22"/>
-                <w:szCs w:val="22"/>
-                <w:vertAlign w:val="superscript"/>
-              </w:rPr>
-              <w:t>er</w:t>
-            </w:r>
-            <w:r>
-              <w:rPr>
-                <w:sz w:val="22"/>
-                <w:szCs w:val="22"/>
-              </w:rPr>
-              <w:t xml:space="preserve"> oral)</w:t>
+            <w:shd w:val="clear" w:color="auto" w:fill="D9E2F3" w:themeFill="accent1" w:themeFillTint="33"/>
+            <w:tcMar>
+              <w:top w:w="55" w:type="dxa"/>
+              <w:left w:w="55" w:type="dxa"/>
+              <w:bottom w:w="55" w:type="dxa"/>
+              <w:right w:w="55" w:type="dxa"/>
+            </w:tcMar>
+          </w:tcPr>
+          <w:p>
+            <w:pPr>
+              <w:pStyle w:val="TableContents"/>
+              <w:jc w:val="center"/>
+              <w:rPr>
+                <w:sz w:val="22"/>
+                <w:szCs w:val="22"/>
+              </w:rPr>
+            </w:pPr>
+            <w:r>
+              <w:rPr>
+                <w:sz w:val="22"/>
+                <w:szCs w:val="22"/>
+              </w:rPr>
+              <w:t>24 juillet 2024</w:t>
             </w:r>
           </w:p>
         </w:tc>
@@ -3798,23 +3585,39 @@
               <w:bottom w:val="single" w:sz="4" w:space="0" w:color="000000"/>
               <w:right w:val="single" w:sz="4" w:space="0" w:color="000000"/>
             </w:tcBorders>
-            <w:shd w:val="clear" w:color="auto" w:fill="auto"/>
-            <w:tcMar>
-              <w:top w:w="55" w:type="dxa"/>
-              <w:left w:w="55" w:type="dxa"/>
-              <w:bottom w:w="55" w:type="dxa"/>
-              <w:right w:w="55" w:type="dxa"/>
-            </w:tcMar>
-          </w:tcPr>
-          <w:p>
-            <w:pPr>
-              <w:pStyle w:val="TableContents"/>
-              <w:jc w:val="center"/>
-              <w:rPr>
-                <w:sz w:val="22"/>
-                <w:szCs w:val="22"/>
-              </w:rPr>
-            </w:pPr>
+            <w:shd w:val="clear" w:color="auto" w:fill="D9E2F3" w:themeFill="accent1" w:themeFillTint="33"/>
+            <w:tcMar>
+              <w:top w:w="55" w:type="dxa"/>
+              <w:left w:w="55" w:type="dxa"/>
+              <w:bottom w:w="55" w:type="dxa"/>
+              <w:right w:w="55" w:type="dxa"/>
+            </w:tcMar>
+          </w:tcPr>
+          <w:p>
+            <w:pPr>
+              <w:pStyle w:val="TableContents"/>
+              <w:ind w:left="360"/>
+              <w:jc w:val="center"/>
+              <w:rPr>
+                <w:color w:val="00B050"/>
+              </w:rPr>
+            </w:pPr>
+            <w:r>
+              <w:rPr>
+                <w:color w:val="00B050"/>
+                <w:sz w:val="22"/>
+                <w:szCs w:val="22"/>
+              </w:rPr>
+              <w:t>24 j</w:t>
+            </w:r>
+            <w:r>
+              <w:rPr>
+                <w:color w:val="00B050"/>
+                <w:sz w:val="22"/>
+                <w:szCs w:val="22"/>
+              </w:rPr>
+              <w:t>uillet 2024</w:t>
+            </w:r>
           </w:p>
         </w:tc>
       </w:tr>
@@ -3832,31 +3635,42 @@
               <w:left w:val="single" w:sz="4" w:space="0" w:color="000000"/>
               <w:bottom w:val="single" w:sz="4" w:space="0" w:color="000000"/>
             </w:tcBorders>
-            <w:shd w:val="clear" w:color="auto" w:fill="auto"/>
-            <w:tcMar>
-              <w:top w:w="55" w:type="dxa"/>
-              <w:left w:w="55" w:type="dxa"/>
-              <w:bottom w:w="55" w:type="dxa"/>
-              <w:right w:w="55" w:type="dxa"/>
-            </w:tcMar>
-          </w:tcPr>
-          <w:p>
-            <w:pPr>
-              <w:pStyle w:val="TableContents"/>
-              <w:jc w:val="center"/>
-              <w:rPr>
-                <w:sz w:val="22"/>
-                <w:szCs w:val="22"/>
-              </w:rPr>
-            </w:pPr>
-            <w:r>
-              <w:rPr>
-                <w:sz w:val="22"/>
-                <w:szCs w:val="22"/>
-              </w:rPr>
-              <w:t xml:space="preserve">Faire le </w:t>
-            </w:r>
-            <w:proofErr w:type="spellStart"/>
+            <w:shd w:val="clear" w:color="auto" w:fill="FBE4D5" w:themeFill="accent2" w:themeFillTint="33"/>
+            <w:tcMar>
+              <w:top w:w="55" w:type="dxa"/>
+              <w:left w:w="55" w:type="dxa"/>
+              <w:bottom w:w="55" w:type="dxa"/>
+              <w:right w:w="55" w:type="dxa"/>
+            </w:tcMar>
+          </w:tcPr>
+          <w:p>
+            <w:pPr>
+              <w:pStyle w:val="TableContents"/>
+              <w:jc w:val="center"/>
+              <w:rPr>
+                <w:sz w:val="22"/>
+                <w:szCs w:val="22"/>
+              </w:rPr>
+            </w:pPr>
+            <w:r>
+              <w:rPr>
+                <w:sz w:val="22"/>
+                <w:szCs w:val="22"/>
+              </w:rPr>
+              <w:t>Faire un wireframe :</w:t>
+            </w:r>
+          </w:p>
+          <w:p>
+            <w:pPr>
+              <w:pStyle w:val="TableContents"/>
+              <w:jc w:val="center"/>
+              <w:rPr>
+                <w:b/>
+                <w:bCs/>
+                <w:sz w:val="22"/>
+                <w:szCs w:val="22"/>
+              </w:rPr>
+            </w:pPr>
             <w:r>
               <w:rPr>
                 <w:b/>
@@ -3865,49 +3679,7 @@
                 <w:sz w:val="22"/>
                 <w:szCs w:val="22"/>
               </w:rPr>
-              <w:t>mockup</w:t>
-            </w:r>
-            <w:proofErr w:type="spellEnd"/>
-          </w:p>
-          <w:p>
-            <w:pPr>
-              <w:pStyle w:val="TableContents"/>
-              <w:jc w:val="center"/>
-              <w:rPr>
-                <w:sz w:val="22"/>
-                <w:szCs w:val="22"/>
-              </w:rPr>
-            </w:pPr>
-            <w:r>
-              <w:rPr>
-                <w:sz w:val="22"/>
-                <w:szCs w:val="22"/>
-              </w:rPr>
-              <w:t>-</w:t>
-            </w:r>
-            <w:r>
-              <w:rPr>
-                <w:sz w:val="22"/>
-                <w:szCs w:val="22"/>
-              </w:rPr>
-              <w:t xml:space="preserve"> Page d</w:t>
-            </w:r>
-            <w:r>
-              <w:rPr>
-                <w:sz w:val="22"/>
-                <w:szCs w:val="22"/>
-              </w:rPr>
-              <w:t xml:space="preserve">e </w:t>
-            </w:r>
-            <w:r>
-              <w:rPr>
-                <w:b/>
-                <w:bCs/>
-                <w:color w:val="C00000"/>
-                <w:sz w:val="22"/>
-                <w:szCs w:val="22"/>
-              </w:rPr>
-              <w:t>poisson individuel</w:t>
+              <w:t xml:space="preserve">- Page utilisateur </w:t>
             </w:r>
           </w:p>
         </w:tc>
@@ -3918,29 +3690,45 @@
               <w:left w:val="single" w:sz="4" w:space="0" w:color="000000"/>
               <w:bottom w:val="single" w:sz="4" w:space="0" w:color="000000"/>
             </w:tcBorders>
-            <w:shd w:val="clear" w:color="auto" w:fill="auto"/>
-            <w:tcMar>
-              <w:top w:w="55" w:type="dxa"/>
-              <w:left w:w="55" w:type="dxa"/>
-              <w:bottom w:w="55" w:type="dxa"/>
-              <w:right w:w="55" w:type="dxa"/>
-            </w:tcMar>
-          </w:tcPr>
-          <w:p>
-            <w:pPr>
-              <w:pStyle w:val="TableContents"/>
-              <w:jc w:val="center"/>
-              <w:rPr>
-                <w:sz w:val="22"/>
-                <w:szCs w:val="22"/>
-              </w:rPr>
-            </w:pPr>
-            <w:r>
-              <w:rPr>
-                <w:sz w:val="22"/>
-                <w:szCs w:val="22"/>
-              </w:rPr>
-              <w:t>Voir la maquette finale de cette page</w:t>
+            <w:shd w:val="clear" w:color="auto" w:fill="FBE4D5" w:themeFill="accent2" w:themeFillTint="33"/>
+            <w:tcMar>
+              <w:top w:w="55" w:type="dxa"/>
+              <w:left w:w="55" w:type="dxa"/>
+              <w:bottom w:w="55" w:type="dxa"/>
+              <w:right w:w="55" w:type="dxa"/>
+            </w:tcMar>
+          </w:tcPr>
+          <w:p>
+            <w:pPr>
+              <w:pStyle w:val="TableContents"/>
+              <w:jc w:val="center"/>
+              <w:rPr>
+                <w:sz w:val="22"/>
+                <w:szCs w:val="22"/>
+              </w:rPr>
+            </w:pPr>
+            <w:r>
+              <w:rPr>
+                <w:sz w:val="22"/>
+                <w:szCs w:val="22"/>
+              </w:rPr>
+              <w:t xml:space="preserve">Donner </w:t>
+            </w:r>
+            <w:proofErr w:type="gramStart"/>
+            <w:r>
+              <w:rPr>
+                <w:sz w:val="22"/>
+                <w:szCs w:val="22"/>
+              </w:rPr>
+              <w:t>un aperçus</w:t>
+            </w:r>
+            <w:proofErr w:type="gramEnd"/>
+            <w:r>
+              <w:rPr>
+                <w:sz w:val="22"/>
+                <w:szCs w:val="22"/>
+              </w:rPr>
+              <w:t xml:space="preserve"> des fonctionnalités et des onglets de la page</w:t>
             </w:r>
           </w:p>
         </w:tc>
@@ -3951,61 +3739,29 @@
               <w:left w:val="single" w:sz="4" w:space="0" w:color="000000"/>
               <w:bottom w:val="single" w:sz="4" w:space="0" w:color="000000"/>
             </w:tcBorders>
-            <w:shd w:val="clear" w:color="auto" w:fill="auto"/>
-            <w:tcMar>
-              <w:top w:w="55" w:type="dxa"/>
-              <w:left w:w="55" w:type="dxa"/>
-              <w:bottom w:w="55" w:type="dxa"/>
-              <w:right w:w="55" w:type="dxa"/>
-            </w:tcMar>
-          </w:tcPr>
-          <w:p>
-            <w:pPr>
-              <w:pStyle w:val="TableContents"/>
-              <w:jc w:val="center"/>
-              <w:rPr>
-                <w:sz w:val="22"/>
-                <w:szCs w:val="22"/>
-              </w:rPr>
-            </w:pPr>
-            <w:r>
-              <w:rPr>
-                <w:sz w:val="22"/>
-                <w:szCs w:val="22"/>
-              </w:rPr>
-              <w:t>31 juillet 2024</w:t>
-            </w:r>
-          </w:p>
-          <w:p>
-            <w:pPr>
-              <w:pStyle w:val="TableContents"/>
-              <w:jc w:val="center"/>
-              <w:rPr>
-                <w:sz w:val="22"/>
-                <w:szCs w:val="22"/>
-              </w:rPr>
-            </w:pPr>
-            <w:r>
-              <w:rPr>
-                <w:sz w:val="22"/>
-                <w:szCs w:val="22"/>
-              </w:rPr>
-              <w:t>(1</w:t>
-            </w:r>
-            <w:r>
-              <w:rPr>
-                <w:sz w:val="22"/>
-                <w:szCs w:val="22"/>
-                <w:vertAlign w:val="superscript"/>
-              </w:rPr>
-              <w:t>er</w:t>
-            </w:r>
-            <w:r>
-              <w:rPr>
-                <w:sz w:val="22"/>
-                <w:szCs w:val="22"/>
-              </w:rPr>
-              <w:t xml:space="preserve"> oral)</w:t>
+            <w:shd w:val="clear" w:color="auto" w:fill="FBE4D5" w:themeFill="accent2" w:themeFillTint="33"/>
+            <w:tcMar>
+              <w:top w:w="55" w:type="dxa"/>
+              <w:left w:w="55" w:type="dxa"/>
+              <w:bottom w:w="55" w:type="dxa"/>
+              <w:right w:w="55" w:type="dxa"/>
+            </w:tcMar>
+          </w:tcPr>
+          <w:p>
+            <w:pPr>
+              <w:pStyle w:val="TableContents"/>
+              <w:jc w:val="center"/>
+              <w:rPr>
+                <w:sz w:val="22"/>
+                <w:szCs w:val="22"/>
+              </w:rPr>
+            </w:pPr>
+            <w:r>
+              <w:rPr>
+                <w:sz w:val="22"/>
+                <w:szCs w:val="22"/>
+              </w:rPr>
+              <w:t>29 Août 2024</w:t>
             </w:r>
           </w:p>
         </w:tc>
@@ -4017,19 +3773,21 @@
               <w:bottom w:val="single" w:sz="4" w:space="0" w:color="000000"/>
               <w:right w:val="single" w:sz="4" w:space="0" w:color="000000"/>
             </w:tcBorders>
-            <w:shd w:val="clear" w:color="auto" w:fill="auto"/>
-            <w:tcMar>
-              <w:top w:w="55" w:type="dxa"/>
-              <w:left w:w="55" w:type="dxa"/>
-              <w:bottom w:w="55" w:type="dxa"/>
-              <w:right w:w="55" w:type="dxa"/>
-            </w:tcMar>
-          </w:tcPr>
-          <w:p>
-            <w:pPr>
-              <w:pStyle w:val="TableContents"/>
-              <w:jc w:val="center"/>
-              <w:rPr>
+            <w:shd w:val="clear" w:color="auto" w:fill="FBE4D5" w:themeFill="accent2" w:themeFillTint="33"/>
+            <w:tcMar>
+              <w:top w:w="55" w:type="dxa"/>
+              <w:left w:w="55" w:type="dxa"/>
+              <w:bottom w:w="55" w:type="dxa"/>
+              <w:right w:w="55" w:type="dxa"/>
+            </w:tcMar>
+          </w:tcPr>
+          <w:p>
+            <w:pPr>
+              <w:pStyle w:val="TableContents"/>
+              <w:ind w:left="360"/>
+              <w:jc w:val="center"/>
+              <w:rPr>
+                <w:color w:val="00B050"/>
                 <w:sz w:val="22"/>
                 <w:szCs w:val="22"/>
               </w:rPr>
@@ -4051,86 +3809,60 @@
               <w:left w:val="single" w:sz="4" w:space="0" w:color="000000"/>
               <w:bottom w:val="single" w:sz="4" w:space="0" w:color="000000"/>
             </w:tcBorders>
-            <w:shd w:val="clear" w:color="auto" w:fill="auto"/>
-            <w:tcMar>
-              <w:top w:w="55" w:type="dxa"/>
-              <w:left w:w="55" w:type="dxa"/>
-              <w:bottom w:w="55" w:type="dxa"/>
-              <w:right w:w="55" w:type="dxa"/>
-            </w:tcMar>
-          </w:tcPr>
-          <w:p>
-            <w:pPr>
-              <w:pStyle w:val="TableContents"/>
-              <w:jc w:val="center"/>
-              <w:rPr>
-                <w:sz w:val="22"/>
-                <w:szCs w:val="22"/>
-              </w:rPr>
-            </w:pPr>
-            <w:r>
-              <w:rPr>
-                <w:sz w:val="22"/>
-                <w:szCs w:val="22"/>
-              </w:rPr>
-              <w:t xml:space="preserve">Faire le </w:t>
+            <w:shd w:val="clear" w:color="auto" w:fill="D9E2F3" w:themeFill="accent1" w:themeFillTint="33"/>
+            <w:tcMar>
+              <w:top w:w="55" w:type="dxa"/>
+              <w:left w:w="55" w:type="dxa"/>
+              <w:bottom w:w="55" w:type="dxa"/>
+              <w:right w:w="55" w:type="dxa"/>
+            </w:tcMar>
+          </w:tcPr>
+          <w:p>
+            <w:pPr>
+              <w:pStyle w:val="TableContents"/>
+              <w:jc w:val="center"/>
+            </w:pPr>
+            <w:r>
+              <w:rPr>
+                <w:sz w:val="22"/>
+                <w:szCs w:val="22"/>
+              </w:rPr>
+              <w:t xml:space="preserve">Crée un </w:t>
             </w:r>
             <w:proofErr w:type="spellStart"/>
             <w:r>
               <w:rPr>
                 <w:b/>
                 <w:bCs/>
-                <w:color w:val="C00000"/>
-                <w:sz w:val="22"/>
-                <w:szCs w:val="22"/>
-              </w:rPr>
-              <w:t>mockup</w:t>
+                <w:color w:val="C9211E"/>
+                <w:sz w:val="22"/>
+                <w:szCs w:val="22"/>
+              </w:rPr>
+              <w:t>mood</w:t>
             </w:r>
             <w:proofErr w:type="spellEnd"/>
-          </w:p>
-          <w:p>
-            <w:pPr>
-              <w:pStyle w:val="TableContents"/>
-              <w:jc w:val="center"/>
-              <w:rPr>
-                <w:sz w:val="22"/>
-                <w:szCs w:val="22"/>
-              </w:rPr>
-            </w:pPr>
-            <w:r>
-              <w:rPr>
-                <w:sz w:val="22"/>
-                <w:szCs w:val="22"/>
-              </w:rPr>
-              <w:t>-</w:t>
-            </w:r>
-            <w:r>
-              <w:rPr>
+            <w:r>
+              <w:rPr>
+                <w:b/>
+                <w:bCs/>
+                <w:color w:val="C9211E"/>
                 <w:sz w:val="22"/>
                 <w:szCs w:val="22"/>
               </w:rPr>
               <w:t xml:space="preserve"> </w:t>
             </w:r>
-            <w:r>
-              <w:rPr>
-                <w:b/>
-                <w:bCs/>
-                <w:color w:val="C00000"/>
-                <w:sz w:val="22"/>
-                <w:szCs w:val="22"/>
-              </w:rPr>
-              <w:t xml:space="preserve">Page </w:t>
-            </w:r>
-            <w:r>
-              <w:rPr>
-                <w:b/>
-                <w:bCs/>
-                <w:color w:val="C00000"/>
-                <w:sz w:val="22"/>
-                <w:szCs w:val="22"/>
-              </w:rPr>
-              <w:t>île</w:t>
-            </w:r>
+            <w:proofErr w:type="spellStart"/>
+            <w:r>
+              <w:rPr>
+                <w:b/>
+                <w:bCs/>
+                <w:color w:val="C9211E"/>
+                <w:sz w:val="22"/>
+                <w:szCs w:val="22"/>
+              </w:rPr>
+              <w:t>board</w:t>
+            </w:r>
+            <w:proofErr w:type="spellEnd"/>
           </w:p>
         </w:tc>
         <w:tc>
@@ -4140,29 +3872,29 @@
               <w:left w:val="single" w:sz="4" w:space="0" w:color="000000"/>
               <w:bottom w:val="single" w:sz="4" w:space="0" w:color="000000"/>
             </w:tcBorders>
-            <w:shd w:val="clear" w:color="auto" w:fill="auto"/>
-            <w:tcMar>
-              <w:top w:w="55" w:type="dxa"/>
-              <w:left w:w="55" w:type="dxa"/>
-              <w:bottom w:w="55" w:type="dxa"/>
-              <w:right w:w="55" w:type="dxa"/>
-            </w:tcMar>
-          </w:tcPr>
-          <w:p>
-            <w:pPr>
-              <w:pStyle w:val="TableContents"/>
-              <w:jc w:val="center"/>
-              <w:rPr>
-                <w:sz w:val="22"/>
-                <w:szCs w:val="22"/>
-              </w:rPr>
-            </w:pPr>
-            <w:r>
-              <w:rPr>
-                <w:sz w:val="22"/>
-                <w:szCs w:val="22"/>
-              </w:rPr>
-              <w:t>Voir la maquette finale de cette page</w:t>
+            <w:shd w:val="clear" w:color="auto" w:fill="D9E2F3" w:themeFill="accent1" w:themeFillTint="33"/>
+            <w:tcMar>
+              <w:top w:w="55" w:type="dxa"/>
+              <w:left w:w="55" w:type="dxa"/>
+              <w:bottom w:w="55" w:type="dxa"/>
+              <w:right w:w="55" w:type="dxa"/>
+            </w:tcMar>
+          </w:tcPr>
+          <w:p>
+            <w:pPr>
+              <w:pStyle w:val="TableContents"/>
+              <w:jc w:val="center"/>
+              <w:rPr>
+                <w:sz w:val="22"/>
+                <w:szCs w:val="22"/>
+              </w:rPr>
+            </w:pPr>
+            <w:r>
+              <w:rPr>
+                <w:sz w:val="22"/>
+                <w:szCs w:val="22"/>
+              </w:rPr>
+              <w:t>Montrer l’inspiration</w:t>
             </w:r>
           </w:p>
         </w:tc>
@@ -4173,7 +3905,7 @@
               <w:left w:val="single" w:sz="4" w:space="0" w:color="000000"/>
               <w:bottom w:val="single" w:sz="4" w:space="0" w:color="000000"/>
             </w:tcBorders>
-            <w:shd w:val="clear" w:color="auto" w:fill="auto"/>
+            <w:shd w:val="clear" w:color="auto" w:fill="D9E2F3" w:themeFill="accent1" w:themeFillTint="33"/>
             <w:tcMar>
               <w:top w:w="55" w:type="dxa"/>
               <w:left w:w="55" w:type="dxa"/>
@@ -4239,23 +3971,43 @@
               <w:bottom w:val="single" w:sz="4" w:space="0" w:color="000000"/>
               <w:right w:val="single" w:sz="4" w:space="0" w:color="000000"/>
             </w:tcBorders>
-            <w:shd w:val="clear" w:color="auto" w:fill="auto"/>
-            <w:tcMar>
-              <w:top w:w="55" w:type="dxa"/>
-              <w:left w:w="55" w:type="dxa"/>
-              <w:bottom w:w="55" w:type="dxa"/>
-              <w:right w:w="55" w:type="dxa"/>
-            </w:tcMar>
-          </w:tcPr>
-          <w:p>
-            <w:pPr>
-              <w:pStyle w:val="TableContents"/>
-              <w:jc w:val="center"/>
-              <w:rPr>
-                <w:sz w:val="22"/>
-                <w:szCs w:val="22"/>
-              </w:rPr>
-            </w:pPr>
+            <w:shd w:val="clear" w:color="auto" w:fill="D9E2F3" w:themeFill="accent1" w:themeFillTint="33"/>
+            <w:tcMar>
+              <w:top w:w="55" w:type="dxa"/>
+              <w:left w:w="55" w:type="dxa"/>
+              <w:bottom w:w="55" w:type="dxa"/>
+              <w:right w:w="55" w:type="dxa"/>
+            </w:tcMar>
+          </w:tcPr>
+          <w:p>
+            <w:pPr>
+              <w:pStyle w:val="TableContents"/>
+              <w:jc w:val="center"/>
+            </w:pPr>
+            <w:r>
+              <w:rPr>
+                <w:color w:val="00B050"/>
+                <w:sz w:val="22"/>
+                <w:szCs w:val="22"/>
+              </w:rPr>
+              <w:t>2</w:t>
+            </w:r>
+            <w:r>
+              <w:rPr>
+                <w:color w:val="00B050"/>
+                <w:sz w:val="22"/>
+                <w:szCs w:val="22"/>
+              </w:rPr>
+              <w:t>6</w:t>
+            </w:r>
+            <w:r>
+              <w:rPr>
+                <w:color w:val="00B050"/>
+                <w:sz w:val="22"/>
+                <w:szCs w:val="22"/>
+              </w:rPr>
+              <w:t xml:space="preserve"> juillet 2024</w:t>
+            </w:r>
           </w:p>
         </w:tc>
       </w:tr>
@@ -4273,29 +4025,39 @@
               <w:left w:val="single" w:sz="4" w:space="0" w:color="000000"/>
               <w:bottom w:val="single" w:sz="4" w:space="0" w:color="000000"/>
             </w:tcBorders>
-            <w:shd w:val="clear" w:color="auto" w:fill="auto"/>
-            <w:tcMar>
-              <w:top w:w="55" w:type="dxa"/>
-              <w:left w:w="55" w:type="dxa"/>
-              <w:bottom w:w="55" w:type="dxa"/>
-              <w:right w:w="55" w:type="dxa"/>
-            </w:tcMar>
-          </w:tcPr>
-          <w:p>
-            <w:pPr>
-              <w:pStyle w:val="TableContents"/>
-              <w:jc w:val="center"/>
-              <w:rPr>
-                <w:sz w:val="22"/>
-                <w:szCs w:val="22"/>
-              </w:rPr>
-            </w:pPr>
-            <w:r>
-              <w:rPr>
-                <w:sz w:val="22"/>
-                <w:szCs w:val="22"/>
-              </w:rPr>
-              <w:t xml:space="preserve">Faire le </w:t>
+            <w:shd w:val="clear" w:color="auto" w:fill="D9E2F3" w:themeFill="accent1" w:themeFillTint="33"/>
+            <w:tcMar>
+              <w:top w:w="55" w:type="dxa"/>
+              <w:left w:w="55" w:type="dxa"/>
+              <w:bottom w:w="55" w:type="dxa"/>
+              <w:right w:w="55" w:type="dxa"/>
+            </w:tcMar>
+          </w:tcPr>
+          <w:p>
+            <w:pPr>
+              <w:pStyle w:val="TableContents"/>
+              <w:jc w:val="center"/>
+              <w:rPr>
+                <w:sz w:val="22"/>
+                <w:szCs w:val="22"/>
+              </w:rPr>
+            </w:pPr>
+            <w:r>
+              <w:rPr>
+                <w:sz w:val="22"/>
+                <w:szCs w:val="22"/>
+              </w:rPr>
+              <w:t>Faire le</w:t>
+            </w:r>
+            <w:r>
+              <w:rPr>
+                <w:b/>
+                <w:bCs/>
+                <w:color w:val="C00000"/>
+                <w:sz w:val="22"/>
+                <w:szCs w:val="22"/>
+              </w:rPr>
+              <w:t xml:space="preserve"> </w:t>
             </w:r>
             <w:proofErr w:type="spellStart"/>
             <w:r>
@@ -4313,7 +4075,7 @@
           <w:p>
             <w:pPr>
               <w:pStyle w:val="TableContents"/>
-              <w:jc w:val="center"/>
+              <w:ind w:left="1080"/>
               <w:rPr>
                 <w:sz w:val="22"/>
                 <w:szCs w:val="22"/>
@@ -4331,16 +4093,18 @@
                 <w:sz w:val="22"/>
                 <w:szCs w:val="22"/>
               </w:rPr>
-              <w:t xml:space="preserve"> Page </w:t>
-            </w:r>
-            <w:r>
-              <w:rPr>
-                <w:sz w:val="22"/>
-                <w:szCs w:val="22"/>
-              </w:rPr>
-              <w:t xml:space="preserve">de </w:t>
-            </w:r>
-            <w:proofErr w:type="spellStart"/>
+              <w:t xml:space="preserve"> Page</w:t>
+            </w:r>
+            <w:r>
+              <w:rPr>
+                <w:b/>
+                <w:bCs/>
+                <w:color w:val="FF0000"/>
+                <w:sz w:val="22"/>
+                <w:szCs w:val="22"/>
+              </w:rPr>
+              <w:t xml:space="preserve"> </w:t>
+            </w:r>
             <w:r>
               <w:rPr>
                 <w:b/>
@@ -4349,9 +4113,8 @@
                 <w:sz w:val="22"/>
                 <w:szCs w:val="22"/>
               </w:rPr>
-              <w:t>regions</w:t>
-            </w:r>
-            <w:proofErr w:type="spellEnd"/>
+              <w:t>d’accueil</w:t>
+            </w:r>
           </w:p>
         </w:tc>
         <w:tc>
@@ -4361,7 +4124,7 @@
               <w:left w:val="single" w:sz="4" w:space="0" w:color="000000"/>
               <w:bottom w:val="single" w:sz="4" w:space="0" w:color="000000"/>
             </w:tcBorders>
-            <w:shd w:val="clear" w:color="auto" w:fill="auto"/>
+            <w:shd w:val="clear" w:color="auto" w:fill="D9E2F3" w:themeFill="accent1" w:themeFillTint="33"/>
             <w:tcMar>
               <w:top w:w="55" w:type="dxa"/>
               <w:left w:w="55" w:type="dxa"/>
@@ -4394,7 +4157,7 @@
               <w:left w:val="single" w:sz="4" w:space="0" w:color="000000"/>
               <w:bottom w:val="single" w:sz="4" w:space="0" w:color="000000"/>
             </w:tcBorders>
-            <w:shd w:val="clear" w:color="auto" w:fill="auto"/>
+            <w:shd w:val="clear" w:color="auto" w:fill="D9E2F3" w:themeFill="accent1" w:themeFillTint="33"/>
             <w:tcMar>
               <w:top w:w="55" w:type="dxa"/>
               <w:left w:w="55" w:type="dxa"/>
@@ -4460,23 +4223,32 @@
               <w:bottom w:val="single" w:sz="4" w:space="0" w:color="000000"/>
               <w:right w:val="single" w:sz="4" w:space="0" w:color="000000"/>
             </w:tcBorders>
-            <w:shd w:val="clear" w:color="auto" w:fill="auto"/>
-            <w:tcMar>
-              <w:top w:w="55" w:type="dxa"/>
-              <w:left w:w="55" w:type="dxa"/>
-              <w:bottom w:w="55" w:type="dxa"/>
-              <w:right w:w="55" w:type="dxa"/>
-            </w:tcMar>
-          </w:tcPr>
-          <w:p>
-            <w:pPr>
-              <w:pStyle w:val="TableContents"/>
-              <w:jc w:val="center"/>
-              <w:rPr>
-                <w:sz w:val="22"/>
-                <w:szCs w:val="22"/>
-              </w:rPr>
-            </w:pPr>
+            <w:shd w:val="clear" w:color="auto" w:fill="D9E2F3" w:themeFill="accent1" w:themeFillTint="33"/>
+            <w:tcMar>
+              <w:top w:w="55" w:type="dxa"/>
+              <w:left w:w="55" w:type="dxa"/>
+              <w:bottom w:w="55" w:type="dxa"/>
+              <w:right w:w="55" w:type="dxa"/>
+            </w:tcMar>
+          </w:tcPr>
+          <w:p>
+            <w:pPr>
+              <w:pStyle w:val="TableContents"/>
+              <w:jc w:val="center"/>
+              <w:rPr>
+                <w:color w:val="00B050"/>
+                <w:sz w:val="22"/>
+                <w:szCs w:val="22"/>
+              </w:rPr>
+            </w:pPr>
+            <w:r>
+              <w:rPr>
+                <w:color w:val="00B050"/>
+                <w:sz w:val="22"/>
+                <w:szCs w:val="22"/>
+              </w:rPr>
+              <w:t>27 juillet 2024</w:t>
+            </w:r>
           </w:p>
         </w:tc>
       </w:tr>
@@ -4494,30 +4266,31 @@
               <w:left w:val="single" w:sz="4" w:space="0" w:color="000000"/>
               <w:bottom w:val="single" w:sz="4" w:space="0" w:color="000000"/>
             </w:tcBorders>
-            <w:shd w:val="clear" w:color="auto" w:fill="auto"/>
-            <w:tcMar>
-              <w:top w:w="55" w:type="dxa"/>
-              <w:left w:w="55" w:type="dxa"/>
-              <w:bottom w:w="55" w:type="dxa"/>
-              <w:right w:w="55" w:type="dxa"/>
-            </w:tcMar>
-          </w:tcPr>
-          <w:p>
-            <w:pPr>
-              <w:pStyle w:val="TableContents"/>
-              <w:jc w:val="center"/>
-              <w:rPr>
-                <w:sz w:val="22"/>
-                <w:szCs w:val="22"/>
-              </w:rPr>
-            </w:pPr>
-            <w:r>
-              <w:rPr>
-                <w:sz w:val="22"/>
-                <w:szCs w:val="22"/>
-              </w:rPr>
-              <w:t xml:space="preserve">Création de </w:t>
-            </w:r>
+            <w:shd w:val="clear" w:color="auto" w:fill="D9E2F3" w:themeFill="accent1" w:themeFillTint="33"/>
+            <w:tcMar>
+              <w:top w:w="55" w:type="dxa"/>
+              <w:left w:w="55" w:type="dxa"/>
+              <w:bottom w:w="55" w:type="dxa"/>
+              <w:right w:w="55" w:type="dxa"/>
+            </w:tcMar>
+          </w:tcPr>
+          <w:p>
+            <w:pPr>
+              <w:pStyle w:val="TableContents"/>
+              <w:jc w:val="center"/>
+              <w:rPr>
+                <w:sz w:val="22"/>
+                <w:szCs w:val="22"/>
+              </w:rPr>
+            </w:pPr>
+            <w:r>
+              <w:rPr>
+                <w:sz w:val="22"/>
+                <w:szCs w:val="22"/>
+              </w:rPr>
+              <w:t xml:space="preserve">Faire le </w:t>
+            </w:r>
+            <w:proofErr w:type="spellStart"/>
             <w:r>
               <w:rPr>
                 <w:b/>
@@ -4526,7 +4299,39 @@
                 <w:sz w:val="22"/>
                 <w:szCs w:val="22"/>
               </w:rPr>
-              <w:t>l’</w:t>
+              <w:t>mockup</w:t>
+            </w:r>
+            <w:proofErr w:type="spellEnd"/>
+          </w:p>
+          <w:p>
+            <w:pPr>
+              <w:pStyle w:val="TableContents"/>
+              <w:jc w:val="center"/>
+              <w:rPr>
+                <w:sz w:val="22"/>
+                <w:szCs w:val="22"/>
+              </w:rPr>
+            </w:pPr>
+            <w:r>
+              <w:rPr>
+                <w:sz w:val="22"/>
+                <w:szCs w:val="22"/>
+              </w:rPr>
+              <w:t>-</w:t>
+            </w:r>
+            <w:r>
+              <w:rPr>
+                <w:sz w:val="22"/>
+                <w:szCs w:val="22"/>
+              </w:rPr>
+              <w:t xml:space="preserve"> Page d</w:t>
+            </w:r>
+            <w:r>
+              <w:rPr>
+                <w:sz w:val="22"/>
+                <w:szCs w:val="22"/>
+              </w:rPr>
+              <w:t xml:space="preserve">e </w:t>
             </w:r>
             <w:r>
               <w:rPr>
@@ -4536,7 +4341,7 @@
                 <w:sz w:val="22"/>
                 <w:szCs w:val="22"/>
               </w:rPr>
-              <w:t>arborescence</w:t>
+              <w:t>poisson individuel</w:t>
             </w:r>
           </w:p>
         </w:tc>
@@ -4547,29 +4352,29 @@
               <w:left w:val="single" w:sz="4" w:space="0" w:color="000000"/>
               <w:bottom w:val="single" w:sz="4" w:space="0" w:color="000000"/>
             </w:tcBorders>
-            <w:shd w:val="clear" w:color="auto" w:fill="auto"/>
-            <w:tcMar>
-              <w:top w:w="55" w:type="dxa"/>
-              <w:left w:w="55" w:type="dxa"/>
-              <w:bottom w:w="55" w:type="dxa"/>
-              <w:right w:w="55" w:type="dxa"/>
-            </w:tcMar>
-          </w:tcPr>
-          <w:p>
-            <w:pPr>
-              <w:pStyle w:val="TableContents"/>
-              <w:jc w:val="center"/>
-              <w:rPr>
-                <w:sz w:val="22"/>
-                <w:szCs w:val="22"/>
-              </w:rPr>
-            </w:pPr>
-            <w:r>
-              <w:rPr>
-                <w:sz w:val="22"/>
-                <w:szCs w:val="22"/>
-              </w:rPr>
-              <w:t xml:space="preserve">Présenter l’arborescence du site </w:t>
+            <w:shd w:val="clear" w:color="auto" w:fill="D9E2F3" w:themeFill="accent1" w:themeFillTint="33"/>
+            <w:tcMar>
+              <w:top w:w="55" w:type="dxa"/>
+              <w:left w:w="55" w:type="dxa"/>
+              <w:bottom w:w="55" w:type="dxa"/>
+              <w:right w:w="55" w:type="dxa"/>
+            </w:tcMar>
+          </w:tcPr>
+          <w:p>
+            <w:pPr>
+              <w:pStyle w:val="TableContents"/>
+              <w:jc w:val="center"/>
+              <w:rPr>
+                <w:sz w:val="22"/>
+                <w:szCs w:val="22"/>
+              </w:rPr>
+            </w:pPr>
+            <w:r>
+              <w:rPr>
+                <w:sz w:val="22"/>
+                <w:szCs w:val="22"/>
+              </w:rPr>
+              <w:t>Voir la maquette finale de cette page</w:t>
             </w:r>
           </w:p>
         </w:tc>
@@ -4580,7 +4385,7 @@
               <w:left w:val="single" w:sz="4" w:space="0" w:color="000000"/>
               <w:bottom w:val="single" w:sz="4" w:space="0" w:color="000000"/>
             </w:tcBorders>
-            <w:shd w:val="clear" w:color="auto" w:fill="auto"/>
+            <w:shd w:val="clear" w:color="auto" w:fill="D9E2F3" w:themeFill="accent1" w:themeFillTint="33"/>
             <w:tcMar>
               <w:top w:w="55" w:type="dxa"/>
               <w:left w:w="55" w:type="dxa"/>
@@ -4646,30 +4451,31 @@
               <w:bottom w:val="single" w:sz="4" w:space="0" w:color="000000"/>
               <w:right w:val="single" w:sz="4" w:space="0" w:color="000000"/>
             </w:tcBorders>
-            <w:shd w:val="clear" w:color="auto" w:fill="auto"/>
-            <w:tcMar>
-              <w:top w:w="55" w:type="dxa"/>
-              <w:left w:w="55" w:type="dxa"/>
-              <w:bottom w:w="55" w:type="dxa"/>
-              <w:right w:w="55" w:type="dxa"/>
-            </w:tcMar>
-          </w:tcPr>
-          <w:p>
-            <w:pPr>
-              <w:pStyle w:val="TableContents"/>
-              <w:jc w:val="center"/>
-              <w:rPr>
-                <w:sz w:val="22"/>
-                <w:szCs w:val="22"/>
-              </w:rPr>
-            </w:pPr>
-            <w:r>
+            <w:shd w:val="clear" w:color="auto" w:fill="D9E2F3" w:themeFill="accent1" w:themeFillTint="33"/>
+            <w:tcMar>
+              <w:top w:w="55" w:type="dxa"/>
+              <w:left w:w="55" w:type="dxa"/>
+              <w:bottom w:w="55" w:type="dxa"/>
+              <w:right w:w="55" w:type="dxa"/>
+            </w:tcMar>
+          </w:tcPr>
+          <w:p>
+            <w:pPr>
+              <w:pStyle w:val="TableContents"/>
+              <w:jc w:val="center"/>
               <w:rPr>
                 <w:color w:val="00B050"/>
                 <w:sz w:val="22"/>
                 <w:szCs w:val="22"/>
               </w:rPr>
-              <w:t>24 juillet 2024</w:t>
+            </w:pPr>
+            <w:r>
+              <w:rPr>
+                <w:color w:val="00B050"/>
+                <w:sz w:val="22"/>
+                <w:szCs w:val="22"/>
+              </w:rPr>
+              <w:t>27 juillet 2024</w:t>
             </w:r>
           </w:p>
         </w:tc>
@@ -4688,42 +4494,85 @@
               <w:left w:val="single" w:sz="4" w:space="0" w:color="000000"/>
               <w:bottom w:val="single" w:sz="4" w:space="0" w:color="000000"/>
             </w:tcBorders>
-            <w:shd w:val="clear" w:color="auto" w:fill="auto"/>
-            <w:tcMar>
-              <w:top w:w="55" w:type="dxa"/>
-              <w:left w:w="55" w:type="dxa"/>
-              <w:bottom w:w="55" w:type="dxa"/>
-              <w:right w:w="55" w:type="dxa"/>
-            </w:tcMar>
-          </w:tcPr>
-          <w:p>
-            <w:pPr>
-              <w:pStyle w:val="TableContents"/>
-              <w:jc w:val="center"/>
-            </w:pPr>
-            <w:r>
-              <w:rPr>
-                <w:sz w:val="22"/>
-                <w:szCs w:val="22"/>
-              </w:rPr>
-              <w:t xml:space="preserve">Rédaction de la présentation du projet pour </w:t>
-            </w:r>
-            <w:r>
-              <w:rPr>
-                <w:b/>
-                <w:bCs/>
-                <w:color w:val="C9211E"/>
-                <w:sz w:val="22"/>
-                <w:szCs w:val="22"/>
-              </w:rPr>
-              <w:t>l’oral</w:t>
-            </w:r>
-            <w:r>
-              <w:rPr>
-                <w:sz w:val="22"/>
-                <w:szCs w:val="22"/>
-              </w:rPr>
-              <w:t xml:space="preserve"> a l’ADRAR</w:t>
+            <w:shd w:val="clear" w:color="auto" w:fill="D9E2F3" w:themeFill="accent1" w:themeFillTint="33"/>
+            <w:tcMar>
+              <w:top w:w="55" w:type="dxa"/>
+              <w:left w:w="55" w:type="dxa"/>
+              <w:bottom w:w="55" w:type="dxa"/>
+              <w:right w:w="55" w:type="dxa"/>
+            </w:tcMar>
+          </w:tcPr>
+          <w:p>
+            <w:pPr>
+              <w:pStyle w:val="TableContents"/>
+              <w:jc w:val="center"/>
+              <w:rPr>
+                <w:sz w:val="22"/>
+                <w:szCs w:val="22"/>
+              </w:rPr>
+            </w:pPr>
+            <w:r>
+              <w:rPr>
+                <w:sz w:val="22"/>
+                <w:szCs w:val="22"/>
+              </w:rPr>
+              <w:t xml:space="preserve">Faire le </w:t>
+            </w:r>
+            <w:proofErr w:type="spellStart"/>
+            <w:r>
+              <w:rPr>
+                <w:b/>
+                <w:bCs/>
+                <w:color w:val="C00000"/>
+                <w:sz w:val="22"/>
+                <w:szCs w:val="22"/>
+              </w:rPr>
+              <w:t>mockup</w:t>
+            </w:r>
+            <w:proofErr w:type="spellEnd"/>
+          </w:p>
+          <w:p>
+            <w:pPr>
+              <w:pStyle w:val="TableContents"/>
+              <w:jc w:val="center"/>
+              <w:rPr>
+                <w:sz w:val="22"/>
+                <w:szCs w:val="22"/>
+              </w:rPr>
+            </w:pPr>
+            <w:r>
+              <w:rPr>
+                <w:sz w:val="22"/>
+                <w:szCs w:val="22"/>
+              </w:rPr>
+              <w:t>-</w:t>
+            </w:r>
+            <w:r>
+              <w:rPr>
+                <w:sz w:val="22"/>
+                <w:szCs w:val="22"/>
+              </w:rPr>
+              <w:t xml:space="preserve"> </w:t>
+            </w:r>
+            <w:r>
+              <w:rPr>
+                <w:b/>
+                <w:bCs/>
+                <w:color w:val="C00000"/>
+                <w:sz w:val="22"/>
+                <w:szCs w:val="22"/>
+              </w:rPr>
+              <w:t xml:space="preserve">Page </w:t>
+            </w:r>
+            <w:r>
+              <w:rPr>
+                <w:b/>
+                <w:bCs/>
+                <w:color w:val="C00000"/>
+                <w:sz w:val="22"/>
+                <w:szCs w:val="22"/>
+              </w:rPr>
+              <w:t>île</w:t>
             </w:r>
           </w:p>
         </w:tc>
@@ -4734,32 +4583,30 @@
               <w:left w:val="single" w:sz="4" w:space="0" w:color="000000"/>
               <w:bottom w:val="single" w:sz="4" w:space="0" w:color="000000"/>
             </w:tcBorders>
-            <w:shd w:val="clear" w:color="auto" w:fill="auto"/>
-            <w:tcMar>
-              <w:top w:w="55" w:type="dxa"/>
-              <w:left w:w="55" w:type="dxa"/>
-              <w:bottom w:w="55" w:type="dxa"/>
-              <w:right w:w="55" w:type="dxa"/>
-            </w:tcMar>
-          </w:tcPr>
-          <w:p>
-            <w:pPr>
-              <w:pStyle w:val="TableContents"/>
-              <w:jc w:val="center"/>
-              <w:rPr>
-                <w:sz w:val="22"/>
-                <w:szCs w:val="22"/>
-              </w:rPr>
-            </w:pPr>
-            <w:proofErr w:type="gramStart"/>
-            <w:r>
-              <w:rPr>
-                <w:sz w:val="22"/>
-                <w:szCs w:val="22"/>
-              </w:rPr>
-              <w:t>présentation</w:t>
-            </w:r>
-            <w:proofErr w:type="gramEnd"/>
+            <w:shd w:val="clear" w:color="auto" w:fill="D9E2F3" w:themeFill="accent1" w:themeFillTint="33"/>
+            <w:tcMar>
+              <w:top w:w="55" w:type="dxa"/>
+              <w:left w:w="55" w:type="dxa"/>
+              <w:bottom w:w="55" w:type="dxa"/>
+              <w:right w:w="55" w:type="dxa"/>
+            </w:tcMar>
+          </w:tcPr>
+          <w:p>
+            <w:pPr>
+              <w:pStyle w:val="TableContents"/>
+              <w:jc w:val="center"/>
+              <w:rPr>
+                <w:sz w:val="22"/>
+                <w:szCs w:val="22"/>
+              </w:rPr>
+            </w:pPr>
+            <w:r>
+              <w:rPr>
+                <w:sz w:val="22"/>
+                <w:szCs w:val="22"/>
+              </w:rPr>
+              <w:t>Voir la maquette finale de cette page</w:t>
+            </w:r>
           </w:p>
         </w:tc>
         <w:tc>
@@ -4769,7 +4616,7 @@
               <w:left w:val="single" w:sz="4" w:space="0" w:color="000000"/>
               <w:bottom w:val="single" w:sz="4" w:space="0" w:color="000000"/>
             </w:tcBorders>
-            <w:shd w:val="clear" w:color="auto" w:fill="auto"/>
+            <w:shd w:val="clear" w:color="auto" w:fill="D9E2F3" w:themeFill="accent1" w:themeFillTint="33"/>
             <w:tcMar>
               <w:top w:w="55" w:type="dxa"/>
               <w:left w:w="55" w:type="dxa"/>
@@ -4798,6 +4645,10 @@
             <w:pPr>
               <w:pStyle w:val="TableContents"/>
               <w:jc w:val="center"/>
+              <w:rPr>
+                <w:sz w:val="22"/>
+                <w:szCs w:val="22"/>
+              </w:rPr>
             </w:pPr>
             <w:r>
               <w:rPr>
@@ -4831,18 +4682,22 @@
               <w:bottom w:val="single" w:sz="4" w:space="0" w:color="000000"/>
               <w:right w:val="single" w:sz="4" w:space="0" w:color="000000"/>
             </w:tcBorders>
-            <w:shd w:val="clear" w:color="auto" w:fill="auto"/>
-            <w:tcMar>
-              <w:top w:w="55" w:type="dxa"/>
-              <w:left w:w="55" w:type="dxa"/>
-              <w:bottom w:w="55" w:type="dxa"/>
-              <w:right w:w="55" w:type="dxa"/>
-            </w:tcMar>
-          </w:tcPr>
-          <w:p>
-            <w:pPr>
-              <w:pStyle w:val="TableContents"/>
-              <w:jc w:val="center"/>
+            <w:shd w:val="clear" w:color="auto" w:fill="D9E2F3" w:themeFill="accent1" w:themeFillTint="33"/>
+            <w:tcMar>
+              <w:top w:w="55" w:type="dxa"/>
+              <w:left w:w="55" w:type="dxa"/>
+              <w:bottom w:w="55" w:type="dxa"/>
+              <w:right w:w="55" w:type="dxa"/>
+            </w:tcMar>
+          </w:tcPr>
+          <w:p>
+            <w:pPr>
+              <w:pStyle w:val="TableContents"/>
+              <w:jc w:val="center"/>
+              <w:rPr>
+                <w:sz w:val="22"/>
+                <w:szCs w:val="22"/>
+              </w:rPr>
             </w:pPr>
           </w:p>
         </w:tc>
@@ -4861,51 +4716,85 @@
               <w:left w:val="single" w:sz="4" w:space="0" w:color="000000"/>
               <w:bottom w:val="single" w:sz="4" w:space="0" w:color="000000"/>
             </w:tcBorders>
-            <w:shd w:val="clear" w:color="auto" w:fill="auto"/>
-            <w:tcMar>
-              <w:top w:w="55" w:type="dxa"/>
-              <w:left w:w="55" w:type="dxa"/>
-              <w:bottom w:w="55" w:type="dxa"/>
-              <w:right w:w="55" w:type="dxa"/>
-            </w:tcMar>
-          </w:tcPr>
-          <w:p>
-            <w:pPr>
-              <w:pStyle w:val="TableContents"/>
-              <w:jc w:val="center"/>
-              <w:rPr>
-                <w:b/>
-                <w:bCs/>
-              </w:rPr>
-            </w:pPr>
-            <w:r>
-              <w:rPr>
-                <w:b/>
-                <w:bCs/>
-                <w:sz w:val="22"/>
-                <w:szCs w:val="22"/>
-              </w:rPr>
-              <w:t xml:space="preserve">Préparation au </w:t>
-            </w:r>
-            <w:r>
-              <w:rPr>
-                <w:b/>
-                <w:bCs/>
-                <w:color w:val="C9211E"/>
-                <w:sz w:val="22"/>
-                <w:szCs w:val="22"/>
-              </w:rPr>
-              <w:t xml:space="preserve">premier orale </w:t>
-            </w:r>
-            <w:r>
-              <w:rPr>
-                <w:b/>
-                <w:bCs/>
-                <w:sz w:val="22"/>
-                <w:szCs w:val="22"/>
-              </w:rPr>
-              <w:t>pour l’ADRAR</w:t>
-            </w:r>
+            <w:shd w:val="clear" w:color="auto" w:fill="D9E2F3" w:themeFill="accent1" w:themeFillTint="33"/>
+            <w:tcMar>
+              <w:top w:w="55" w:type="dxa"/>
+              <w:left w:w="55" w:type="dxa"/>
+              <w:bottom w:w="55" w:type="dxa"/>
+              <w:right w:w="55" w:type="dxa"/>
+            </w:tcMar>
+          </w:tcPr>
+          <w:p>
+            <w:pPr>
+              <w:pStyle w:val="TableContents"/>
+              <w:jc w:val="center"/>
+              <w:rPr>
+                <w:sz w:val="22"/>
+                <w:szCs w:val="22"/>
+              </w:rPr>
+            </w:pPr>
+            <w:r>
+              <w:rPr>
+                <w:sz w:val="22"/>
+                <w:szCs w:val="22"/>
+              </w:rPr>
+              <w:t xml:space="preserve">Faire le </w:t>
+            </w:r>
+            <w:proofErr w:type="spellStart"/>
+            <w:r>
+              <w:rPr>
+                <w:b/>
+                <w:bCs/>
+                <w:color w:val="C00000"/>
+                <w:sz w:val="22"/>
+                <w:szCs w:val="22"/>
+              </w:rPr>
+              <w:t>mockup</w:t>
+            </w:r>
+            <w:proofErr w:type="spellEnd"/>
+          </w:p>
+          <w:p>
+            <w:pPr>
+              <w:pStyle w:val="TableContents"/>
+              <w:jc w:val="center"/>
+              <w:rPr>
+                <w:sz w:val="22"/>
+                <w:szCs w:val="22"/>
+              </w:rPr>
+            </w:pPr>
+            <w:r>
+              <w:rPr>
+                <w:sz w:val="22"/>
+                <w:szCs w:val="22"/>
+              </w:rPr>
+              <w:t>-</w:t>
+            </w:r>
+            <w:r>
+              <w:rPr>
+                <w:sz w:val="22"/>
+                <w:szCs w:val="22"/>
+              </w:rPr>
+              <w:t xml:space="preserve"> Page </w:t>
+            </w:r>
+            <w:r>
+              <w:rPr>
+                <w:sz w:val="22"/>
+                <w:szCs w:val="22"/>
+              </w:rPr>
+              <w:t xml:space="preserve">de </w:t>
+            </w:r>
+            <w:proofErr w:type="spellStart"/>
+            <w:r>
+              <w:rPr>
+                <w:b/>
+                <w:bCs/>
+                <w:color w:val="C00000"/>
+                <w:sz w:val="22"/>
+                <w:szCs w:val="22"/>
+              </w:rPr>
+              <w:t>regions</w:t>
+            </w:r>
+            <w:proofErr w:type="spellEnd"/>
           </w:p>
         </w:tc>
         <w:tc>
@@ -4915,33 +4804,29 @@
               <w:left w:val="single" w:sz="4" w:space="0" w:color="000000"/>
               <w:bottom w:val="single" w:sz="4" w:space="0" w:color="000000"/>
             </w:tcBorders>
-            <w:shd w:val="clear" w:color="auto" w:fill="auto"/>
-            <w:tcMar>
-              <w:top w:w="55" w:type="dxa"/>
-              <w:left w:w="55" w:type="dxa"/>
-              <w:bottom w:w="55" w:type="dxa"/>
-              <w:right w:w="55" w:type="dxa"/>
-            </w:tcMar>
-          </w:tcPr>
-          <w:p>
-            <w:pPr>
-              <w:pStyle w:val="TableContents"/>
-              <w:jc w:val="center"/>
-              <w:rPr>
-                <w:b/>
-                <w:bCs/>
-                <w:sz w:val="22"/>
-                <w:szCs w:val="22"/>
-              </w:rPr>
-            </w:pPr>
-            <w:r>
-              <w:rPr>
-                <w:b/>
-                <w:bCs/>
-                <w:sz w:val="22"/>
-                <w:szCs w:val="22"/>
-              </w:rPr>
-              <w:t>Préparation pour évolution du projet</w:t>
+            <w:shd w:val="clear" w:color="auto" w:fill="D9E2F3" w:themeFill="accent1" w:themeFillTint="33"/>
+            <w:tcMar>
+              <w:top w:w="55" w:type="dxa"/>
+              <w:left w:w="55" w:type="dxa"/>
+              <w:bottom w:w="55" w:type="dxa"/>
+              <w:right w:w="55" w:type="dxa"/>
+            </w:tcMar>
+          </w:tcPr>
+          <w:p>
+            <w:pPr>
+              <w:pStyle w:val="TableContents"/>
+              <w:jc w:val="center"/>
+              <w:rPr>
+                <w:sz w:val="22"/>
+                <w:szCs w:val="22"/>
+              </w:rPr>
+            </w:pPr>
+            <w:r>
+              <w:rPr>
+                <w:sz w:val="22"/>
+                <w:szCs w:val="22"/>
+              </w:rPr>
+              <w:t>Voir la maquette finale de cette page</w:t>
             </w:r>
           </w:p>
         </w:tc>
@@ -4952,29 +4837,25 @@
               <w:left w:val="single" w:sz="4" w:space="0" w:color="000000"/>
               <w:bottom w:val="single" w:sz="4" w:space="0" w:color="000000"/>
             </w:tcBorders>
-            <w:shd w:val="clear" w:color="auto" w:fill="auto"/>
-            <w:tcMar>
-              <w:top w:w="55" w:type="dxa"/>
-              <w:left w:w="55" w:type="dxa"/>
-              <w:bottom w:w="55" w:type="dxa"/>
-              <w:right w:w="55" w:type="dxa"/>
-            </w:tcMar>
-          </w:tcPr>
-          <w:p>
-            <w:pPr>
-              <w:pStyle w:val="TableContents"/>
-              <w:jc w:val="center"/>
-              <w:rPr>
-                <w:b/>
-                <w:bCs/>
-                <w:sz w:val="22"/>
-                <w:szCs w:val="22"/>
-              </w:rPr>
-            </w:pPr>
-            <w:r>
-              <w:rPr>
-                <w:b/>
-                <w:bCs/>
+            <w:shd w:val="clear" w:color="auto" w:fill="D9E2F3" w:themeFill="accent1" w:themeFillTint="33"/>
+            <w:tcMar>
+              <w:top w:w="55" w:type="dxa"/>
+              <w:left w:w="55" w:type="dxa"/>
+              <w:bottom w:w="55" w:type="dxa"/>
+              <w:right w:w="55" w:type="dxa"/>
+            </w:tcMar>
+          </w:tcPr>
+          <w:p>
+            <w:pPr>
+              <w:pStyle w:val="TableContents"/>
+              <w:jc w:val="center"/>
+              <w:rPr>
+                <w:sz w:val="22"/>
+                <w:szCs w:val="22"/>
+              </w:rPr>
+            </w:pPr>
+            <w:r>
+              <w:rPr>
                 <w:sz w:val="22"/>
                 <w:szCs w:val="22"/>
               </w:rPr>
@@ -4986,14 +4867,12 @@
               <w:pStyle w:val="TableContents"/>
               <w:jc w:val="center"/>
               <w:rPr>
-                <w:b/>
-                <w:bCs/>
-              </w:rPr>
-            </w:pPr>
-            <w:r>
-              <w:rPr>
-                <w:b/>
-                <w:bCs/>
+                <w:sz w:val="22"/>
+                <w:szCs w:val="22"/>
+              </w:rPr>
+            </w:pPr>
+            <w:r>
+              <w:rPr>
                 <w:sz w:val="22"/>
                 <w:szCs w:val="22"/>
               </w:rPr>
@@ -5001,8 +4880,6 @@
             </w:r>
             <w:r>
               <w:rPr>
-                <w:b/>
-                <w:bCs/>
                 <w:sz w:val="22"/>
                 <w:szCs w:val="22"/>
                 <w:vertAlign w:val="superscript"/>
@@ -5011,8 +4888,6 @@
             </w:r>
             <w:r>
               <w:rPr>
-                <w:b/>
-                <w:bCs/>
                 <w:sz w:val="22"/>
                 <w:szCs w:val="22"/>
               </w:rPr>
@@ -5028,21 +4903,21 @@
               <w:bottom w:val="single" w:sz="4" w:space="0" w:color="000000"/>
               <w:right w:val="single" w:sz="4" w:space="0" w:color="000000"/>
             </w:tcBorders>
-            <w:shd w:val="clear" w:color="auto" w:fill="auto"/>
-            <w:tcMar>
-              <w:top w:w="55" w:type="dxa"/>
-              <w:left w:w="55" w:type="dxa"/>
-              <w:bottom w:w="55" w:type="dxa"/>
-              <w:right w:w="55" w:type="dxa"/>
-            </w:tcMar>
-          </w:tcPr>
-          <w:p>
-            <w:pPr>
-              <w:pStyle w:val="TableContents"/>
-              <w:jc w:val="center"/>
-              <w:rPr>
-                <w:b/>
-                <w:bCs/>
+            <w:shd w:val="clear" w:color="auto" w:fill="D9E2F3" w:themeFill="accent1" w:themeFillTint="33"/>
+            <w:tcMar>
+              <w:top w:w="55" w:type="dxa"/>
+              <w:left w:w="55" w:type="dxa"/>
+              <w:bottom w:w="55" w:type="dxa"/>
+              <w:right w:w="55" w:type="dxa"/>
+            </w:tcMar>
+          </w:tcPr>
+          <w:p>
+            <w:pPr>
+              <w:pStyle w:val="TableContents"/>
+              <w:jc w:val="center"/>
+              <w:rPr>
+                <w:sz w:val="22"/>
+                <w:szCs w:val="22"/>
               </w:rPr>
             </w:pPr>
           </w:p>
@@ -5062,43 +4937,54 @@
               <w:left w:val="single" w:sz="4" w:space="0" w:color="000000"/>
               <w:bottom w:val="single" w:sz="4" w:space="0" w:color="000000"/>
             </w:tcBorders>
-            <w:shd w:val="clear" w:color="auto" w:fill="auto"/>
-            <w:tcMar>
-              <w:top w:w="55" w:type="dxa"/>
-              <w:left w:w="55" w:type="dxa"/>
-              <w:bottom w:w="55" w:type="dxa"/>
-              <w:right w:w="55" w:type="dxa"/>
-            </w:tcMar>
-          </w:tcPr>
-          <w:p>
-            <w:pPr>
-              <w:pStyle w:val="TableContents"/>
-              <w:jc w:val="center"/>
-              <w:rPr>
-                <w:sz w:val="22"/>
-                <w:szCs w:val="22"/>
-              </w:rPr>
-            </w:pPr>
-            <w:r>
-              <w:rPr>
-                <w:sz w:val="22"/>
-                <w:szCs w:val="22"/>
-              </w:rPr>
-              <w:t>Récupérer des information</w:t>
-            </w:r>
-            <w:r>
-              <w:rPr>
-                <w:sz w:val="22"/>
-                <w:szCs w:val="22"/>
-              </w:rPr>
-              <w:t>s</w:t>
-            </w:r>
-            <w:r>
-              <w:rPr>
-                <w:sz w:val="22"/>
-                <w:szCs w:val="22"/>
-              </w:rPr>
-              <w:t xml:space="preserve"> de description pour les îles</w:t>
+            <w:shd w:val="clear" w:color="auto" w:fill="D9E2F3" w:themeFill="accent1" w:themeFillTint="33"/>
+            <w:tcMar>
+              <w:top w:w="55" w:type="dxa"/>
+              <w:left w:w="55" w:type="dxa"/>
+              <w:bottom w:w="55" w:type="dxa"/>
+              <w:right w:w="55" w:type="dxa"/>
+            </w:tcMar>
+          </w:tcPr>
+          <w:p>
+            <w:pPr>
+              <w:pStyle w:val="TableContents"/>
+              <w:jc w:val="center"/>
+              <w:rPr>
+                <w:sz w:val="22"/>
+                <w:szCs w:val="22"/>
+              </w:rPr>
+            </w:pPr>
+            <w:r>
+              <w:rPr>
+                <w:sz w:val="22"/>
+                <w:szCs w:val="22"/>
+              </w:rPr>
+              <w:t xml:space="preserve">Réalisation du </w:t>
+            </w:r>
+            <w:r>
+              <w:rPr>
+                <w:b/>
+                <w:bCs/>
+                <w:color w:val="C00000"/>
+                <w:sz w:val="22"/>
+                <w:szCs w:val="22"/>
+              </w:rPr>
+              <w:t>use case</w:t>
+            </w:r>
+            <w:r>
+              <w:rPr>
+                <w:color w:val="C00000"/>
+                <w:sz w:val="22"/>
+                <w:szCs w:val="22"/>
+              </w:rPr>
+              <w:t xml:space="preserve"> </w:t>
+            </w:r>
+            <w:r>
+              <w:rPr>
+                <w:sz w:val="22"/>
+                <w:szCs w:val="22"/>
+              </w:rPr>
+              <w:t xml:space="preserve">de mon site </w:t>
             </w:r>
           </w:p>
         </w:tc>
@@ -5109,29 +4995,29 @@
               <w:left w:val="single" w:sz="4" w:space="0" w:color="000000"/>
               <w:bottom w:val="single" w:sz="4" w:space="0" w:color="000000"/>
             </w:tcBorders>
-            <w:shd w:val="clear" w:color="auto" w:fill="auto"/>
-            <w:tcMar>
-              <w:top w:w="55" w:type="dxa"/>
-              <w:left w:w="55" w:type="dxa"/>
-              <w:bottom w:w="55" w:type="dxa"/>
-              <w:right w:w="55" w:type="dxa"/>
-            </w:tcMar>
-          </w:tcPr>
-          <w:p>
-            <w:pPr>
-              <w:pStyle w:val="TableContents"/>
-              <w:jc w:val="center"/>
-              <w:rPr>
-                <w:sz w:val="22"/>
-                <w:szCs w:val="22"/>
-              </w:rPr>
-            </w:pPr>
-            <w:r>
-              <w:rPr>
-                <w:sz w:val="22"/>
-                <w:szCs w:val="22"/>
-              </w:rPr>
-              <w:t xml:space="preserve">Décrire les îles sur les pages pour avoir plus d’information </w:t>
+            <w:shd w:val="clear" w:color="auto" w:fill="D9E2F3" w:themeFill="accent1" w:themeFillTint="33"/>
+            <w:tcMar>
+              <w:top w:w="55" w:type="dxa"/>
+              <w:left w:w="55" w:type="dxa"/>
+              <w:bottom w:w="55" w:type="dxa"/>
+              <w:right w:w="55" w:type="dxa"/>
+            </w:tcMar>
+          </w:tcPr>
+          <w:p>
+            <w:pPr>
+              <w:pStyle w:val="TableContents"/>
+              <w:jc w:val="center"/>
+              <w:rPr>
+                <w:sz w:val="22"/>
+                <w:szCs w:val="22"/>
+              </w:rPr>
+            </w:pPr>
+            <w:r>
+              <w:rPr>
+                <w:sz w:val="22"/>
+                <w:szCs w:val="22"/>
+              </w:rPr>
+              <w:t xml:space="preserve">Définir quel sont les différents rôles utilisateur et droit sur le site </w:t>
             </w:r>
           </w:p>
         </w:tc>
@@ -5142,25 +5028,62 @@
               <w:left w:val="single" w:sz="4" w:space="0" w:color="000000"/>
               <w:bottom w:val="single" w:sz="4" w:space="0" w:color="000000"/>
             </w:tcBorders>
-            <w:shd w:val="clear" w:color="auto" w:fill="auto"/>
-            <w:tcMar>
-              <w:top w:w="55" w:type="dxa"/>
-              <w:left w:w="55" w:type="dxa"/>
-              <w:bottom w:w="55" w:type="dxa"/>
-              <w:right w:w="55" w:type="dxa"/>
-            </w:tcMar>
-          </w:tcPr>
-          <w:p>
-            <w:pPr>
-              <w:pStyle w:val="TableContents"/>
-              <w:jc w:val="center"/>
-              <w:rPr>
-                <w:b/>
-                <w:bCs/>
-                <w:sz w:val="22"/>
-                <w:szCs w:val="22"/>
-              </w:rPr>
-            </w:pPr>
+            <w:shd w:val="clear" w:color="auto" w:fill="D9E2F3" w:themeFill="accent1" w:themeFillTint="33"/>
+            <w:tcMar>
+              <w:top w:w="55" w:type="dxa"/>
+              <w:left w:w="55" w:type="dxa"/>
+              <w:bottom w:w="55" w:type="dxa"/>
+              <w:right w:w="55" w:type="dxa"/>
+            </w:tcMar>
+          </w:tcPr>
+          <w:p>
+            <w:pPr>
+              <w:pStyle w:val="TableContents"/>
+              <w:jc w:val="center"/>
+              <w:rPr>
+                <w:sz w:val="22"/>
+                <w:szCs w:val="22"/>
+              </w:rPr>
+            </w:pPr>
+            <w:r>
+              <w:rPr>
+                <w:sz w:val="22"/>
+                <w:szCs w:val="22"/>
+              </w:rPr>
+              <w:t>31 juillet 2024</w:t>
+            </w:r>
+          </w:p>
+          <w:p>
+            <w:pPr>
+              <w:pStyle w:val="TableContents"/>
+              <w:jc w:val="center"/>
+              <w:rPr>
+                <w:sz w:val="22"/>
+                <w:szCs w:val="22"/>
+              </w:rPr>
+            </w:pPr>
+            <w:r>
+              <w:rPr>
+                <w:sz w:val="22"/>
+                <w:szCs w:val="22"/>
+              </w:rPr>
+              <w:t>(1</w:t>
+            </w:r>
+            <w:r>
+              <w:rPr>
+                <w:sz w:val="22"/>
+                <w:szCs w:val="22"/>
+                <w:vertAlign w:val="superscript"/>
+              </w:rPr>
+              <w:t>er</w:t>
+            </w:r>
+            <w:r>
+              <w:rPr>
+                <w:sz w:val="22"/>
+                <w:szCs w:val="22"/>
+              </w:rPr>
+              <w:t xml:space="preserve"> oral)</w:t>
+            </w:r>
           </w:p>
         </w:tc>
         <w:tc>
@@ -5171,19 +5094,48 @@
               <w:bottom w:val="single" w:sz="4" w:space="0" w:color="000000"/>
               <w:right w:val="single" w:sz="4" w:space="0" w:color="000000"/>
             </w:tcBorders>
-            <w:shd w:val="clear" w:color="auto" w:fill="auto"/>
-            <w:tcMar>
-              <w:top w:w="55" w:type="dxa"/>
-              <w:left w:w="55" w:type="dxa"/>
-              <w:bottom w:w="55" w:type="dxa"/>
-              <w:right w:w="55" w:type="dxa"/>
-            </w:tcMar>
-          </w:tcPr>
-          <w:p>
-            <w:pPr>
-              <w:pStyle w:val="TableContents"/>
-              <w:jc w:val="center"/>
-            </w:pPr>
+            <w:shd w:val="clear" w:color="auto" w:fill="D9E2F3" w:themeFill="accent1" w:themeFillTint="33"/>
+            <w:tcMar>
+              <w:top w:w="55" w:type="dxa"/>
+              <w:left w:w="55" w:type="dxa"/>
+              <w:bottom w:w="55" w:type="dxa"/>
+              <w:right w:w="55" w:type="dxa"/>
+            </w:tcMar>
+          </w:tcPr>
+          <w:p>
+            <w:pPr>
+              <w:pStyle w:val="TableContents"/>
+              <w:jc w:val="center"/>
+              <w:rPr>
+                <w:color w:val="00B050"/>
+                <w:sz w:val="22"/>
+                <w:szCs w:val="22"/>
+              </w:rPr>
+            </w:pPr>
+            <w:r>
+              <w:rPr>
+                <w:color w:val="00B050"/>
+                <w:sz w:val="22"/>
+                <w:szCs w:val="22"/>
+              </w:rPr>
+              <w:t>2</w:t>
+            </w:r>
+            <w:r>
+              <w:rPr>
+                <w:color w:val="00B050"/>
+                <w:sz w:val="22"/>
+                <w:szCs w:val="22"/>
+              </w:rPr>
+              <w:t>6</w:t>
+            </w:r>
+            <w:r>
+              <w:rPr>
+                <w:color w:val="00B050"/>
+                <w:sz w:val="22"/>
+                <w:szCs w:val="22"/>
+              </w:rPr>
+              <w:t xml:space="preserve"> juillet 2024</w:t>
+            </w:r>
           </w:p>
         </w:tc>
       </w:tr>
@@ -5201,25 +5153,25 @@
               <w:left w:val="single" w:sz="4" w:space="0" w:color="000000"/>
               <w:bottom w:val="single" w:sz="4" w:space="0" w:color="000000"/>
             </w:tcBorders>
-            <w:shd w:val="clear" w:color="auto" w:fill="auto"/>
-            <w:tcMar>
-              <w:top w:w="55" w:type="dxa"/>
-              <w:left w:w="55" w:type="dxa"/>
-              <w:bottom w:w="55" w:type="dxa"/>
-              <w:right w:w="55" w:type="dxa"/>
-            </w:tcMar>
-          </w:tcPr>
-          <w:p>
-            <w:pPr>
-              <w:pStyle w:val="TableContents"/>
-              <w:jc w:val="center"/>
-            </w:pPr>
-            <w:r>
-              <w:rPr>
-                <w:sz w:val="22"/>
-                <w:szCs w:val="22"/>
-              </w:rPr>
-              <w:t xml:space="preserve">Travailler sur le </w:t>
+            <w:shd w:val="clear" w:color="auto" w:fill="D9E2F3" w:themeFill="accent1" w:themeFillTint="33"/>
+            <w:tcMar>
+              <w:top w:w="55" w:type="dxa"/>
+              <w:left w:w="55" w:type="dxa"/>
+              <w:bottom w:w="55" w:type="dxa"/>
+              <w:right w:w="55" w:type="dxa"/>
+            </w:tcMar>
+          </w:tcPr>
+          <w:p>
+            <w:pPr>
+              <w:pStyle w:val="TableContents"/>
+              <w:jc w:val="center"/>
+            </w:pPr>
+            <w:r>
+              <w:rPr>
+                <w:sz w:val="22"/>
+                <w:szCs w:val="22"/>
+              </w:rPr>
+              <w:t xml:space="preserve">Rédaction de la présentation du projet pour </w:t>
             </w:r>
             <w:r>
               <w:rPr>
@@ -5229,31 +5181,14 @@
                 <w:sz w:val="22"/>
                 <w:szCs w:val="22"/>
               </w:rPr>
-              <w:t>SQL</w:t>
-            </w:r>
-            <w:r>
-              <w:rPr>
-                <w:sz w:val="22"/>
-                <w:szCs w:val="22"/>
-              </w:rPr>
-              <w:t xml:space="preserve"> pour la </w:t>
-            </w:r>
-            <w:r>
-              <w:rPr>
-                <w:b/>
-                <w:bCs/>
-                <w:color w:val="C9211E"/>
-                <w:sz w:val="22"/>
-                <w:szCs w:val="22"/>
-              </w:rPr>
-              <w:t>barre de recherche</w:t>
-            </w:r>
-            <w:r>
-              <w:rPr>
-                <w:sz w:val="22"/>
-                <w:szCs w:val="22"/>
-              </w:rPr>
-              <w:t xml:space="preserve"> des îles</w:t>
+              <w:t>l’oral</w:t>
+            </w:r>
+            <w:r>
+              <w:rPr>
+                <w:sz w:val="22"/>
+                <w:szCs w:val="22"/>
+              </w:rPr>
+              <w:t xml:space="preserve"> a l’ADRAR</w:t>
             </w:r>
           </w:p>
         </w:tc>
@@ -5264,29 +5199,29 @@
               <w:left w:val="single" w:sz="4" w:space="0" w:color="000000"/>
               <w:bottom w:val="single" w:sz="4" w:space="0" w:color="000000"/>
             </w:tcBorders>
-            <w:shd w:val="clear" w:color="auto" w:fill="auto"/>
-            <w:tcMar>
-              <w:top w:w="55" w:type="dxa"/>
-              <w:left w:w="55" w:type="dxa"/>
-              <w:bottom w:w="55" w:type="dxa"/>
-              <w:right w:w="55" w:type="dxa"/>
-            </w:tcMar>
-          </w:tcPr>
-          <w:p>
-            <w:pPr>
-              <w:pStyle w:val="TableContents"/>
-              <w:jc w:val="center"/>
-              <w:rPr>
-                <w:sz w:val="22"/>
-                <w:szCs w:val="22"/>
-              </w:rPr>
-            </w:pPr>
-            <w:r>
-              <w:rPr>
-                <w:sz w:val="22"/>
-                <w:szCs w:val="22"/>
-              </w:rPr>
-              <w:t>Avoir une barre de recherche pour indiquer l’île la plus proche de vous et pouvoir donner les espèces de poisson pêchable</w:t>
+            <w:shd w:val="clear" w:color="auto" w:fill="D9E2F3" w:themeFill="accent1" w:themeFillTint="33"/>
+            <w:tcMar>
+              <w:top w:w="55" w:type="dxa"/>
+              <w:left w:w="55" w:type="dxa"/>
+              <w:bottom w:w="55" w:type="dxa"/>
+              <w:right w:w="55" w:type="dxa"/>
+            </w:tcMar>
+          </w:tcPr>
+          <w:p>
+            <w:pPr>
+              <w:pStyle w:val="TableContents"/>
+              <w:jc w:val="center"/>
+              <w:rPr>
+                <w:sz w:val="22"/>
+                <w:szCs w:val="22"/>
+              </w:rPr>
+            </w:pPr>
+            <w:r>
+              <w:rPr>
+                <w:sz w:val="22"/>
+                <w:szCs w:val="22"/>
+              </w:rPr>
+              <w:t>Présentation</w:t>
             </w:r>
           </w:p>
         </w:tc>
@@ -5297,25 +5232,42 @@
               <w:left w:val="single" w:sz="4" w:space="0" w:color="000000"/>
               <w:bottom w:val="single" w:sz="4" w:space="0" w:color="000000"/>
             </w:tcBorders>
-            <w:shd w:val="clear" w:color="auto" w:fill="auto"/>
-            <w:tcMar>
-              <w:top w:w="55" w:type="dxa"/>
-              <w:left w:w="55" w:type="dxa"/>
-              <w:bottom w:w="55" w:type="dxa"/>
-              <w:right w:w="55" w:type="dxa"/>
-            </w:tcMar>
-          </w:tcPr>
-          <w:p>
-            <w:pPr>
-              <w:pStyle w:val="TableContents"/>
-              <w:jc w:val="center"/>
-            </w:pPr>
-            <w:r>
-              <w:rPr>
-                <w:sz w:val="22"/>
-                <w:szCs w:val="22"/>
-              </w:rPr>
-              <w:t>2</w:t>
+            <w:shd w:val="clear" w:color="auto" w:fill="D9E2F3" w:themeFill="accent1" w:themeFillTint="33"/>
+            <w:tcMar>
+              <w:top w:w="55" w:type="dxa"/>
+              <w:left w:w="55" w:type="dxa"/>
+              <w:bottom w:w="55" w:type="dxa"/>
+              <w:right w:w="55" w:type="dxa"/>
+            </w:tcMar>
+          </w:tcPr>
+          <w:p>
+            <w:pPr>
+              <w:pStyle w:val="TableContents"/>
+              <w:jc w:val="center"/>
+              <w:rPr>
+                <w:sz w:val="22"/>
+                <w:szCs w:val="22"/>
+              </w:rPr>
+            </w:pPr>
+            <w:r>
+              <w:rPr>
+                <w:sz w:val="22"/>
+                <w:szCs w:val="22"/>
+              </w:rPr>
+              <w:t>31 juillet 2024</w:t>
+            </w:r>
+          </w:p>
+          <w:p>
+            <w:pPr>
+              <w:pStyle w:val="TableContents"/>
+              <w:jc w:val="center"/>
+            </w:pPr>
+            <w:r>
+              <w:rPr>
+                <w:sz w:val="22"/>
+                <w:szCs w:val="22"/>
+              </w:rPr>
+              <w:t>(1</w:t>
             </w:r>
             <w:r>
               <w:rPr>
@@ -5323,14 +5275,14 @@
                 <w:szCs w:val="22"/>
                 <w:vertAlign w:val="superscript"/>
               </w:rPr>
-              <w:t>e</w:t>
-            </w:r>
-            <w:r>
-              <w:rPr>
-                <w:sz w:val="22"/>
-                <w:szCs w:val="22"/>
-              </w:rPr>
-              <w:t xml:space="preserve"> oral</w:t>
+              <w:t>er</w:t>
+            </w:r>
+            <w:r>
+              <w:rPr>
+                <w:sz w:val="22"/>
+                <w:szCs w:val="22"/>
+              </w:rPr>
+              <w:t xml:space="preserve"> oral)</w:t>
             </w:r>
           </w:p>
         </w:tc>
@@ -5342,7 +5294,7 @@
               <w:bottom w:val="single" w:sz="4" w:space="0" w:color="000000"/>
               <w:right w:val="single" w:sz="4" w:space="0" w:color="000000"/>
             </w:tcBorders>
-            <w:shd w:val="clear" w:color="auto" w:fill="auto"/>
+            <w:shd w:val="clear" w:color="auto" w:fill="D9E2F3" w:themeFill="accent1" w:themeFillTint="33"/>
             <w:tcMar>
               <w:top w:w="55" w:type="dxa"/>
               <w:left w:w="55" w:type="dxa"/>
@@ -5372,25 +5324,31 @@
               <w:left w:val="single" w:sz="4" w:space="0" w:color="000000"/>
               <w:bottom w:val="single" w:sz="4" w:space="0" w:color="000000"/>
             </w:tcBorders>
-            <w:shd w:val="clear" w:color="auto" w:fill="auto"/>
-            <w:tcMar>
-              <w:top w:w="55" w:type="dxa"/>
-              <w:left w:w="55" w:type="dxa"/>
-              <w:bottom w:w="55" w:type="dxa"/>
-              <w:right w:w="55" w:type="dxa"/>
-            </w:tcMar>
-          </w:tcPr>
-          <w:p>
-            <w:pPr>
-              <w:pStyle w:val="TableContents"/>
-              <w:jc w:val="center"/>
-            </w:pPr>
-            <w:r>
-              <w:rPr>
-                <w:sz w:val="22"/>
-                <w:szCs w:val="22"/>
-              </w:rPr>
-              <w:t>Créer les</w:t>
+            <w:shd w:val="clear" w:color="auto" w:fill="D9E2F3" w:themeFill="accent1" w:themeFillTint="33"/>
+            <w:tcMar>
+              <w:top w:w="55" w:type="dxa"/>
+              <w:left w:w="55" w:type="dxa"/>
+              <w:bottom w:w="55" w:type="dxa"/>
+              <w:right w:w="55" w:type="dxa"/>
+            </w:tcMar>
+          </w:tcPr>
+          <w:p>
+            <w:pPr>
+              <w:pStyle w:val="TableContents"/>
+              <w:jc w:val="center"/>
+              <w:rPr>
+                <w:b/>
+                <w:bCs/>
+              </w:rPr>
+            </w:pPr>
+            <w:r>
+              <w:rPr>
+                <w:b/>
+                <w:bCs/>
+                <w:sz w:val="22"/>
+                <w:szCs w:val="22"/>
+              </w:rPr>
+              <w:t xml:space="preserve">Préparation au </w:t>
             </w:r>
             <w:r>
               <w:rPr>
@@ -5400,53 +5358,16 @@
                 <w:sz w:val="22"/>
                 <w:szCs w:val="22"/>
               </w:rPr>
-              <w:t xml:space="preserve"> 2 tutos</w:t>
-            </w:r>
-            <w:r>
-              <w:rPr>
-                <w:sz w:val="22"/>
-                <w:szCs w:val="22"/>
-              </w:rPr>
-              <w:t xml:space="preserve"> d’utilisation pour le site :</w:t>
-            </w:r>
-          </w:p>
-          <w:p>
-            <w:pPr>
-              <w:pStyle w:val="TableContents"/>
-              <w:jc w:val="center"/>
-              <w:rPr>
-                <w:b/>
-                <w:bCs/>
-                <w:color w:val="C9211E"/>
-                <w:sz w:val="22"/>
-                <w:szCs w:val="22"/>
-              </w:rPr>
-            </w:pPr>
-            <w:r>
-              <w:rPr>
-                <w:b/>
-                <w:bCs/>
-                <w:color w:val="C9211E"/>
-                <w:sz w:val="22"/>
-                <w:szCs w:val="22"/>
-              </w:rPr>
-              <w:t>- Nouveau joueur</w:t>
-            </w:r>
-          </w:p>
-          <w:p>
-            <w:pPr>
-              <w:pStyle w:val="TableContents"/>
-              <w:jc w:val="center"/>
-            </w:pPr>
-            <w:r>
-              <w:rPr>
-                <w:b/>
-                <w:bCs/>
-                <w:color w:val="C9211E"/>
-                <w:sz w:val="22"/>
-                <w:szCs w:val="22"/>
-              </w:rPr>
-              <w:t>- Nouvel utilisateur</w:t>
+              <w:t xml:space="preserve">premier orale </w:t>
+            </w:r>
+            <w:r>
+              <w:rPr>
+                <w:b/>
+                <w:bCs/>
+                <w:sz w:val="22"/>
+                <w:szCs w:val="22"/>
+              </w:rPr>
+              <w:t>pour l’ADRAR</w:t>
             </w:r>
           </w:p>
         </w:tc>
@@ -5457,29 +5378,33 @@
               <w:left w:val="single" w:sz="4" w:space="0" w:color="000000"/>
               <w:bottom w:val="single" w:sz="4" w:space="0" w:color="000000"/>
             </w:tcBorders>
-            <w:shd w:val="clear" w:color="auto" w:fill="auto"/>
-            <w:tcMar>
-              <w:top w:w="55" w:type="dxa"/>
-              <w:left w:w="55" w:type="dxa"/>
-              <w:bottom w:w="55" w:type="dxa"/>
-              <w:right w:w="55" w:type="dxa"/>
-            </w:tcMar>
-          </w:tcPr>
-          <w:p>
-            <w:pPr>
-              <w:pStyle w:val="TableContents"/>
-              <w:jc w:val="center"/>
-              <w:rPr>
-                <w:sz w:val="22"/>
-                <w:szCs w:val="22"/>
-              </w:rPr>
-            </w:pPr>
-            <w:r>
-              <w:rPr>
-                <w:sz w:val="22"/>
-                <w:szCs w:val="22"/>
-              </w:rPr>
-              <w:t>Avoir les 2 tuto sur le site pour pouvoir expliquer le fonctionnement du jeu et du site</w:t>
+            <w:shd w:val="clear" w:color="auto" w:fill="D9E2F3" w:themeFill="accent1" w:themeFillTint="33"/>
+            <w:tcMar>
+              <w:top w:w="55" w:type="dxa"/>
+              <w:left w:w="55" w:type="dxa"/>
+              <w:bottom w:w="55" w:type="dxa"/>
+              <w:right w:w="55" w:type="dxa"/>
+            </w:tcMar>
+          </w:tcPr>
+          <w:p>
+            <w:pPr>
+              <w:pStyle w:val="TableContents"/>
+              <w:jc w:val="center"/>
+              <w:rPr>
+                <w:b/>
+                <w:bCs/>
+                <w:sz w:val="22"/>
+                <w:szCs w:val="22"/>
+              </w:rPr>
+            </w:pPr>
+            <w:r>
+              <w:rPr>
+                <w:b/>
+                <w:bCs/>
+                <w:sz w:val="22"/>
+                <w:szCs w:val="22"/>
+              </w:rPr>
+              <w:t>Préparation pour évolution du projet</w:t>
             </w:r>
           </w:p>
         </w:tc>
@@ -5490,40 +5415,71 @@
               <w:left w:val="single" w:sz="4" w:space="0" w:color="000000"/>
               <w:bottom w:val="single" w:sz="4" w:space="0" w:color="000000"/>
             </w:tcBorders>
-            <w:shd w:val="clear" w:color="auto" w:fill="auto"/>
-            <w:tcMar>
-              <w:top w:w="55" w:type="dxa"/>
-              <w:left w:w="55" w:type="dxa"/>
-              <w:bottom w:w="55" w:type="dxa"/>
-              <w:right w:w="55" w:type="dxa"/>
-            </w:tcMar>
-          </w:tcPr>
-          <w:p>
-            <w:pPr>
-              <w:pStyle w:val="TableContents"/>
-              <w:jc w:val="center"/>
-            </w:pPr>
-            <w:r>
-              <w:rPr>
-                <w:sz w:val="22"/>
-                <w:szCs w:val="22"/>
-              </w:rPr>
-              <w:t>2</w:t>
-            </w:r>
-            <w:r>
-              <w:rPr>
+            <w:shd w:val="clear" w:color="auto" w:fill="D9E2F3" w:themeFill="accent1" w:themeFillTint="33"/>
+            <w:tcMar>
+              <w:top w:w="55" w:type="dxa"/>
+              <w:left w:w="55" w:type="dxa"/>
+              <w:bottom w:w="55" w:type="dxa"/>
+              <w:right w:w="55" w:type="dxa"/>
+            </w:tcMar>
+          </w:tcPr>
+          <w:p>
+            <w:pPr>
+              <w:pStyle w:val="TableContents"/>
+              <w:jc w:val="center"/>
+              <w:rPr>
+                <w:b/>
+                <w:bCs/>
+                <w:sz w:val="22"/>
+                <w:szCs w:val="22"/>
+              </w:rPr>
+            </w:pPr>
+            <w:r>
+              <w:rPr>
+                <w:b/>
+                <w:bCs/>
+                <w:sz w:val="22"/>
+                <w:szCs w:val="22"/>
+              </w:rPr>
+              <w:t>31 juillet 2024</w:t>
+            </w:r>
+          </w:p>
+          <w:p>
+            <w:pPr>
+              <w:pStyle w:val="TableContents"/>
+              <w:jc w:val="center"/>
+              <w:rPr>
+                <w:b/>
+                <w:bCs/>
+              </w:rPr>
+            </w:pPr>
+            <w:r>
+              <w:rPr>
+                <w:b/>
+                <w:bCs/>
+                <w:sz w:val="22"/>
+                <w:szCs w:val="22"/>
+              </w:rPr>
+              <w:t>(1</w:t>
+            </w:r>
+            <w:r>
+              <w:rPr>
+                <w:b/>
+                <w:bCs/>
                 <w:sz w:val="22"/>
                 <w:szCs w:val="22"/>
                 <w:vertAlign w:val="superscript"/>
               </w:rPr>
-              <w:t>e</w:t>
-            </w:r>
-            <w:r>
-              <w:rPr>
-                <w:sz w:val="22"/>
-                <w:szCs w:val="22"/>
-              </w:rPr>
-              <w:t xml:space="preserve"> oral</w:t>
+              <w:t>er</w:t>
+            </w:r>
+            <w:r>
+              <w:rPr>
+                <w:b/>
+                <w:bCs/>
+                <w:sz w:val="22"/>
+                <w:szCs w:val="22"/>
+              </w:rPr>
+              <w:t xml:space="preserve"> oral)</w:t>
             </w:r>
           </w:p>
         </w:tc>
@@ -5535,18 +5491,22 @@
               <w:bottom w:val="single" w:sz="4" w:space="0" w:color="000000"/>
               <w:right w:val="single" w:sz="4" w:space="0" w:color="000000"/>
             </w:tcBorders>
-            <w:shd w:val="clear" w:color="auto" w:fill="auto"/>
-            <w:tcMar>
-              <w:top w:w="55" w:type="dxa"/>
-              <w:left w:w="55" w:type="dxa"/>
-              <w:bottom w:w="55" w:type="dxa"/>
-              <w:right w:w="55" w:type="dxa"/>
-            </w:tcMar>
-          </w:tcPr>
-          <w:p>
-            <w:pPr>
-              <w:pStyle w:val="TableContents"/>
-              <w:jc w:val="center"/>
+            <w:shd w:val="clear" w:color="auto" w:fill="D9E2F3" w:themeFill="accent1" w:themeFillTint="33"/>
+            <w:tcMar>
+              <w:top w:w="55" w:type="dxa"/>
+              <w:left w:w="55" w:type="dxa"/>
+              <w:bottom w:w="55" w:type="dxa"/>
+              <w:right w:w="55" w:type="dxa"/>
+            </w:tcMar>
+          </w:tcPr>
+          <w:p>
+            <w:pPr>
+              <w:pStyle w:val="TableContents"/>
+              <w:jc w:val="center"/>
+              <w:rPr>
+                <w:b/>
+                <w:bCs/>
+              </w:rPr>
             </w:pPr>
           </w:p>
         </w:tc>
@@ -5565,52 +5525,43 @@
               <w:left w:val="single" w:sz="4" w:space="0" w:color="000000"/>
               <w:bottom w:val="single" w:sz="4" w:space="0" w:color="000000"/>
             </w:tcBorders>
-            <w:shd w:val="clear" w:color="auto" w:fill="auto"/>
-            <w:tcMar>
-              <w:top w:w="55" w:type="dxa"/>
-              <w:left w:w="55" w:type="dxa"/>
-              <w:bottom w:w="55" w:type="dxa"/>
-              <w:right w:w="55" w:type="dxa"/>
-            </w:tcMar>
-          </w:tcPr>
-          <w:p>
-            <w:pPr>
-              <w:pStyle w:val="TableContents"/>
-              <w:jc w:val="center"/>
-            </w:pPr>
-            <w:r>
-              <w:rPr>
-                <w:sz w:val="22"/>
-                <w:szCs w:val="22"/>
-              </w:rPr>
-              <w:t xml:space="preserve">Trouver comment </w:t>
-            </w:r>
-            <w:r>
-              <w:rPr>
-                <w:b/>
-                <w:bCs/>
-                <w:color w:val="C9211E"/>
-                <w:sz w:val="22"/>
-                <w:szCs w:val="22"/>
-              </w:rPr>
-              <w:t>crée</w:t>
-            </w:r>
-            <w:r>
-              <w:rPr>
-                <w:sz w:val="22"/>
-                <w:szCs w:val="22"/>
-              </w:rPr>
-              <w:t xml:space="preserve"> une possibilité de faire un </w:t>
-            </w:r>
-            <w:r>
-              <w:rPr>
-                <w:b/>
-                <w:bCs/>
-                <w:color w:val="C9211E"/>
-                <w:sz w:val="22"/>
-                <w:szCs w:val="22"/>
-              </w:rPr>
-              <w:t>compte utilisateur</w:t>
+            <w:shd w:val="clear" w:color="auto" w:fill="C5E0B3" w:themeFill="accent6" w:themeFillTint="66"/>
+            <w:tcMar>
+              <w:top w:w="55" w:type="dxa"/>
+              <w:left w:w="55" w:type="dxa"/>
+              <w:bottom w:w="55" w:type="dxa"/>
+              <w:right w:w="55" w:type="dxa"/>
+            </w:tcMar>
+          </w:tcPr>
+          <w:p>
+            <w:pPr>
+              <w:pStyle w:val="TableContents"/>
+              <w:jc w:val="center"/>
+              <w:rPr>
+                <w:sz w:val="22"/>
+                <w:szCs w:val="22"/>
+              </w:rPr>
+            </w:pPr>
+            <w:r>
+              <w:rPr>
+                <w:sz w:val="22"/>
+                <w:szCs w:val="22"/>
+              </w:rPr>
+              <w:t>Récupérer des information</w:t>
+            </w:r>
+            <w:r>
+              <w:rPr>
+                <w:sz w:val="22"/>
+                <w:szCs w:val="22"/>
+              </w:rPr>
+              <w:t>s</w:t>
+            </w:r>
+            <w:r>
+              <w:rPr>
+                <w:sz w:val="22"/>
+                <w:szCs w:val="22"/>
+              </w:rPr>
+              <w:t xml:space="preserve"> de description pour les îles</w:t>
             </w:r>
           </w:p>
         </w:tc>
@@ -5621,61 +5572,29 @@
               <w:left w:val="single" w:sz="4" w:space="0" w:color="000000"/>
               <w:bottom w:val="single" w:sz="4" w:space="0" w:color="000000"/>
             </w:tcBorders>
-            <w:shd w:val="clear" w:color="auto" w:fill="auto"/>
-            <w:tcMar>
-              <w:top w:w="55" w:type="dxa"/>
-              <w:left w:w="55" w:type="dxa"/>
-              <w:bottom w:w="55" w:type="dxa"/>
-              <w:right w:w="55" w:type="dxa"/>
-            </w:tcMar>
-          </w:tcPr>
-          <w:p>
-            <w:pPr>
-              <w:pStyle w:val="TableContents"/>
-              <w:jc w:val="center"/>
-              <w:rPr>
-                <w:sz w:val="22"/>
-                <w:szCs w:val="22"/>
-              </w:rPr>
-            </w:pPr>
-            <w:r>
-              <w:rPr>
-                <w:sz w:val="22"/>
-                <w:szCs w:val="22"/>
-              </w:rPr>
-              <w:t xml:space="preserve">Un utilisateur peut </w:t>
-            </w:r>
-            <w:proofErr w:type="spellStart"/>
-            <w:r>
-              <w:rPr>
-                <w:sz w:val="22"/>
-                <w:szCs w:val="22"/>
-              </w:rPr>
-              <w:t>ce</w:t>
-            </w:r>
-            <w:proofErr w:type="spellEnd"/>
-            <w:r>
-              <w:rPr>
-                <w:sz w:val="22"/>
-                <w:szCs w:val="22"/>
-              </w:rPr>
-              <w:t xml:space="preserve"> crée un </w:t>
-            </w:r>
-            <w:proofErr w:type="spellStart"/>
-            <w:r>
-              <w:rPr>
-                <w:sz w:val="22"/>
-                <w:szCs w:val="22"/>
-              </w:rPr>
-              <w:t>compt</w:t>
-            </w:r>
-            <w:proofErr w:type="spellEnd"/>
-            <w:r>
-              <w:rPr>
-                <w:sz w:val="22"/>
-                <w:szCs w:val="22"/>
-              </w:rPr>
-              <w:t xml:space="preserve"> lier son adresse mail pour recevoir des notification</w:t>
+            <w:shd w:val="clear" w:color="auto" w:fill="C5E0B3" w:themeFill="accent6" w:themeFillTint="66"/>
+            <w:tcMar>
+              <w:top w:w="55" w:type="dxa"/>
+              <w:left w:w="55" w:type="dxa"/>
+              <w:bottom w:w="55" w:type="dxa"/>
+              <w:right w:w="55" w:type="dxa"/>
+            </w:tcMar>
+          </w:tcPr>
+          <w:p>
+            <w:pPr>
+              <w:pStyle w:val="TableContents"/>
+              <w:jc w:val="center"/>
+              <w:rPr>
+                <w:sz w:val="22"/>
+                <w:szCs w:val="22"/>
+              </w:rPr>
+            </w:pPr>
+            <w:r>
+              <w:rPr>
+                <w:sz w:val="22"/>
+                <w:szCs w:val="22"/>
+              </w:rPr>
+              <w:t xml:space="preserve">Décrire les îles sur les pages pour avoir plus d’information </w:t>
             </w:r>
           </w:p>
         </w:tc>
@@ -5686,18 +5605,22 @@
               <w:left w:val="single" w:sz="4" w:space="0" w:color="000000"/>
               <w:bottom w:val="single" w:sz="4" w:space="0" w:color="000000"/>
             </w:tcBorders>
-            <w:shd w:val="clear" w:color="auto" w:fill="auto"/>
-            <w:tcMar>
-              <w:top w:w="55" w:type="dxa"/>
-              <w:left w:w="55" w:type="dxa"/>
-              <w:bottom w:w="55" w:type="dxa"/>
-              <w:right w:w="55" w:type="dxa"/>
-            </w:tcMar>
-          </w:tcPr>
-          <w:p>
-            <w:pPr>
-              <w:pStyle w:val="TableContents"/>
-              <w:jc w:val="center"/>
+            <w:shd w:val="clear" w:color="auto" w:fill="C5E0B3" w:themeFill="accent6" w:themeFillTint="66"/>
+            <w:tcMar>
+              <w:top w:w="55" w:type="dxa"/>
+              <w:left w:w="55" w:type="dxa"/>
+              <w:bottom w:w="55" w:type="dxa"/>
+              <w:right w:w="55" w:type="dxa"/>
+            </w:tcMar>
+          </w:tcPr>
+          <w:p>
+            <w:pPr>
+              <w:pStyle w:val="TableContents"/>
+              <w:jc w:val="center"/>
+              <w:rPr>
+                <w:sz w:val="22"/>
+                <w:szCs w:val="22"/>
+              </w:rPr>
             </w:pPr>
             <w:r>
               <w:rPr>
@@ -5731,7 +5654,7 @@
               <w:bottom w:val="single" w:sz="4" w:space="0" w:color="000000"/>
               <w:right w:val="single" w:sz="4" w:space="0" w:color="000000"/>
             </w:tcBorders>
-            <w:shd w:val="clear" w:color="auto" w:fill="auto"/>
+            <w:shd w:val="clear" w:color="auto" w:fill="C5E0B3" w:themeFill="accent6" w:themeFillTint="66"/>
             <w:tcMar>
               <w:top w:w="55" w:type="dxa"/>
               <w:left w:w="55" w:type="dxa"/>
@@ -5761,25 +5684,25 @@
               <w:left w:val="single" w:sz="4" w:space="0" w:color="000000"/>
               <w:bottom w:val="single" w:sz="4" w:space="0" w:color="000000"/>
             </w:tcBorders>
-            <w:shd w:val="clear" w:color="auto" w:fill="auto"/>
-            <w:tcMar>
-              <w:top w:w="55" w:type="dxa"/>
-              <w:left w:w="55" w:type="dxa"/>
-              <w:bottom w:w="55" w:type="dxa"/>
-              <w:right w:w="55" w:type="dxa"/>
-            </w:tcMar>
-          </w:tcPr>
-          <w:p>
-            <w:pPr>
-              <w:pStyle w:val="TableContents"/>
-              <w:jc w:val="center"/>
-            </w:pPr>
-            <w:r>
-              <w:rPr>
-                <w:sz w:val="22"/>
-                <w:szCs w:val="22"/>
-              </w:rPr>
-              <w:t xml:space="preserve">Réaliser </w:t>
+            <w:shd w:val="clear" w:color="auto" w:fill="C5E0B3" w:themeFill="accent6" w:themeFillTint="66"/>
+            <w:tcMar>
+              <w:top w:w="55" w:type="dxa"/>
+              <w:left w:w="55" w:type="dxa"/>
+              <w:bottom w:w="55" w:type="dxa"/>
+              <w:right w:w="55" w:type="dxa"/>
+            </w:tcMar>
+          </w:tcPr>
+          <w:p>
+            <w:pPr>
+              <w:pStyle w:val="TableContents"/>
+              <w:jc w:val="center"/>
+            </w:pPr>
+            <w:r>
+              <w:rPr>
+                <w:sz w:val="22"/>
+                <w:szCs w:val="22"/>
+              </w:rPr>
+              <w:t xml:space="preserve">Travailler sur le </w:t>
             </w:r>
             <w:r>
               <w:rPr>
@@ -5789,14 +5712,14 @@
                 <w:sz w:val="22"/>
                 <w:szCs w:val="22"/>
               </w:rPr>
-              <w:t>un carrousel</w:t>
-            </w:r>
-            <w:r>
-              <w:rPr>
-                <w:sz w:val="22"/>
-                <w:szCs w:val="22"/>
-              </w:rPr>
-              <w:t xml:space="preserve"> pour </w:t>
+              <w:t>SQL</w:t>
+            </w:r>
+            <w:r>
+              <w:rPr>
+                <w:sz w:val="22"/>
+                <w:szCs w:val="22"/>
+              </w:rPr>
+              <w:t xml:space="preserve"> pour la </w:t>
             </w:r>
             <w:r>
               <w:rPr>
@@ -5806,40 +5729,14 @@
                 <w:sz w:val="22"/>
                 <w:szCs w:val="22"/>
               </w:rPr>
-              <w:t>la page d’accueil</w:t>
-            </w:r>
-            <w:r>
-              <w:rPr>
-                <w:sz w:val="22"/>
-                <w:szCs w:val="22"/>
-              </w:rPr>
-              <w:t xml:space="preserve"> qui donne </w:t>
-            </w:r>
-            <w:proofErr w:type="gramStart"/>
-            <w:r>
-              <w:rPr>
-                <w:sz w:val="22"/>
-                <w:szCs w:val="22"/>
-              </w:rPr>
-              <w:t xml:space="preserve">des </w:t>
-            </w:r>
-            <w:r>
-              <w:rPr>
-                <w:b/>
-                <w:bCs/>
-                <w:color w:val="C9211E"/>
-                <w:sz w:val="22"/>
-                <w:szCs w:val="22"/>
-              </w:rPr>
-              <w:t>information</w:t>
-            </w:r>
-            <w:proofErr w:type="gramEnd"/>
-            <w:r>
-              <w:rPr>
-                <w:sz w:val="22"/>
-                <w:szCs w:val="22"/>
-              </w:rPr>
-              <w:t xml:space="preserve"> sur le site et sur la pêche de SOT</w:t>
+              <w:t>barre de recherche</w:t>
+            </w:r>
+            <w:r>
+              <w:rPr>
+                <w:sz w:val="22"/>
+                <w:szCs w:val="22"/>
+              </w:rPr>
+              <w:t xml:space="preserve"> des îles</w:t>
             </w:r>
           </w:p>
         </w:tc>
@@ -5850,29 +5747,29 @@
               <w:left w:val="single" w:sz="4" w:space="0" w:color="000000"/>
               <w:bottom w:val="single" w:sz="4" w:space="0" w:color="000000"/>
             </w:tcBorders>
-            <w:shd w:val="clear" w:color="auto" w:fill="auto"/>
-            <w:tcMar>
-              <w:top w:w="55" w:type="dxa"/>
-              <w:left w:w="55" w:type="dxa"/>
-              <w:bottom w:w="55" w:type="dxa"/>
-              <w:right w:w="55" w:type="dxa"/>
-            </w:tcMar>
-          </w:tcPr>
-          <w:p>
-            <w:pPr>
-              <w:pStyle w:val="TableContents"/>
-              <w:jc w:val="center"/>
-              <w:rPr>
-                <w:sz w:val="22"/>
-                <w:szCs w:val="22"/>
-              </w:rPr>
-            </w:pPr>
-            <w:r>
-              <w:rPr>
-                <w:sz w:val="22"/>
-                <w:szCs w:val="22"/>
-              </w:rPr>
-              <w:t>Rendre le site interactif</w:t>
+            <w:shd w:val="clear" w:color="auto" w:fill="C5E0B3" w:themeFill="accent6" w:themeFillTint="66"/>
+            <w:tcMar>
+              <w:top w:w="55" w:type="dxa"/>
+              <w:left w:w="55" w:type="dxa"/>
+              <w:bottom w:w="55" w:type="dxa"/>
+              <w:right w:w="55" w:type="dxa"/>
+            </w:tcMar>
+          </w:tcPr>
+          <w:p>
+            <w:pPr>
+              <w:pStyle w:val="TableContents"/>
+              <w:jc w:val="center"/>
+              <w:rPr>
+                <w:sz w:val="22"/>
+                <w:szCs w:val="22"/>
+              </w:rPr>
+            </w:pPr>
+            <w:r>
+              <w:rPr>
+                <w:sz w:val="22"/>
+                <w:szCs w:val="22"/>
+              </w:rPr>
+              <w:t>Avoir une barre de recherche pour indiquer l’île la plus proche de vous et pouvoir donner les espèces de poisson pêchable</w:t>
             </w:r>
           </w:p>
         </w:tc>
@@ -5883,7 +5780,7 @@
               <w:left w:val="single" w:sz="4" w:space="0" w:color="000000"/>
               <w:bottom w:val="single" w:sz="4" w:space="0" w:color="000000"/>
             </w:tcBorders>
-            <w:shd w:val="clear" w:color="auto" w:fill="auto"/>
+            <w:shd w:val="clear" w:color="auto" w:fill="C5E0B3" w:themeFill="accent6" w:themeFillTint="66"/>
             <w:tcMar>
               <w:top w:w="55" w:type="dxa"/>
               <w:left w:w="55" w:type="dxa"/>
@@ -5928,7 +5825,7 @@
               <w:bottom w:val="single" w:sz="4" w:space="0" w:color="000000"/>
               <w:right w:val="single" w:sz="4" w:space="0" w:color="000000"/>
             </w:tcBorders>
-            <w:shd w:val="clear" w:color="auto" w:fill="auto"/>
+            <w:shd w:val="clear" w:color="auto" w:fill="C5E0B3" w:themeFill="accent6" w:themeFillTint="66"/>
             <w:tcMar>
               <w:top w:w="55" w:type="dxa"/>
               <w:left w:w="55" w:type="dxa"/>
@@ -5958,25 +5855,25 @@
               <w:left w:val="single" w:sz="4" w:space="0" w:color="000000"/>
               <w:bottom w:val="single" w:sz="4" w:space="0" w:color="000000"/>
             </w:tcBorders>
-            <w:shd w:val="clear" w:color="auto" w:fill="auto"/>
-            <w:tcMar>
-              <w:top w:w="55" w:type="dxa"/>
-              <w:left w:w="55" w:type="dxa"/>
-              <w:bottom w:w="55" w:type="dxa"/>
-              <w:right w:w="55" w:type="dxa"/>
-            </w:tcMar>
-          </w:tcPr>
-          <w:p>
-            <w:pPr>
-              <w:pStyle w:val="TableContents"/>
-              <w:jc w:val="center"/>
-            </w:pPr>
-            <w:r>
-              <w:rPr>
-                <w:sz w:val="22"/>
-                <w:szCs w:val="22"/>
-              </w:rPr>
-              <w:t xml:space="preserve">Rédaction de potentiel </w:t>
+            <w:shd w:val="clear" w:color="auto" w:fill="C5E0B3" w:themeFill="accent6" w:themeFillTint="66"/>
+            <w:tcMar>
+              <w:top w:w="55" w:type="dxa"/>
+              <w:left w:w="55" w:type="dxa"/>
+              <w:bottom w:w="55" w:type="dxa"/>
+              <w:right w:w="55" w:type="dxa"/>
+            </w:tcMar>
+          </w:tcPr>
+          <w:p>
+            <w:pPr>
+              <w:pStyle w:val="TableContents"/>
+              <w:jc w:val="center"/>
+            </w:pPr>
+            <w:r>
+              <w:rPr>
+                <w:sz w:val="22"/>
+                <w:szCs w:val="22"/>
+              </w:rPr>
+              <w:t>Créer les</w:t>
             </w:r>
             <w:r>
               <w:rPr>
@@ -5986,7 +5883,53 @@
                 <w:sz w:val="22"/>
                 <w:szCs w:val="22"/>
               </w:rPr>
-              <w:t>noms et titres récompense utilisateur</w:t>
+              <w:t xml:space="preserve"> 2 tutos</w:t>
+            </w:r>
+            <w:r>
+              <w:rPr>
+                <w:sz w:val="22"/>
+                <w:szCs w:val="22"/>
+              </w:rPr>
+              <w:t xml:space="preserve"> d’utilisation pour le site :</w:t>
+            </w:r>
+          </w:p>
+          <w:p>
+            <w:pPr>
+              <w:pStyle w:val="TableContents"/>
+              <w:jc w:val="center"/>
+              <w:rPr>
+                <w:b/>
+                <w:bCs/>
+                <w:color w:val="C9211E"/>
+                <w:sz w:val="22"/>
+                <w:szCs w:val="22"/>
+              </w:rPr>
+            </w:pPr>
+            <w:r>
+              <w:rPr>
+                <w:b/>
+                <w:bCs/>
+                <w:color w:val="C9211E"/>
+                <w:sz w:val="22"/>
+                <w:szCs w:val="22"/>
+              </w:rPr>
+              <w:t>- Nouveau joueur</w:t>
+            </w:r>
+          </w:p>
+          <w:p>
+            <w:pPr>
+              <w:pStyle w:val="TableContents"/>
+              <w:jc w:val="center"/>
+            </w:pPr>
+            <w:r>
+              <w:rPr>
+                <w:b/>
+                <w:bCs/>
+                <w:color w:val="C9211E"/>
+                <w:sz w:val="22"/>
+                <w:szCs w:val="22"/>
+              </w:rPr>
+              <w:t>- Nouvel utilisateur</w:t>
             </w:r>
           </w:p>
         </w:tc>
@@ -5997,29 +5940,29 @@
               <w:left w:val="single" w:sz="4" w:space="0" w:color="000000"/>
               <w:bottom w:val="single" w:sz="4" w:space="0" w:color="000000"/>
             </w:tcBorders>
-            <w:shd w:val="clear" w:color="auto" w:fill="auto"/>
-            <w:tcMar>
-              <w:top w:w="55" w:type="dxa"/>
-              <w:left w:w="55" w:type="dxa"/>
-              <w:bottom w:w="55" w:type="dxa"/>
-              <w:right w:w="55" w:type="dxa"/>
-            </w:tcMar>
-          </w:tcPr>
-          <w:p>
-            <w:pPr>
-              <w:pStyle w:val="TableContents"/>
-              <w:jc w:val="center"/>
-              <w:rPr>
-                <w:sz w:val="22"/>
-                <w:szCs w:val="22"/>
-              </w:rPr>
-            </w:pPr>
-            <w:r>
-              <w:rPr>
-                <w:sz w:val="22"/>
-                <w:szCs w:val="22"/>
-              </w:rPr>
-              <w:t>Personnalisation pour l’utilisateur</w:t>
+            <w:shd w:val="clear" w:color="auto" w:fill="C5E0B3" w:themeFill="accent6" w:themeFillTint="66"/>
+            <w:tcMar>
+              <w:top w:w="55" w:type="dxa"/>
+              <w:left w:w="55" w:type="dxa"/>
+              <w:bottom w:w="55" w:type="dxa"/>
+              <w:right w:w="55" w:type="dxa"/>
+            </w:tcMar>
+          </w:tcPr>
+          <w:p>
+            <w:pPr>
+              <w:pStyle w:val="TableContents"/>
+              <w:jc w:val="center"/>
+              <w:rPr>
+                <w:sz w:val="22"/>
+                <w:szCs w:val="22"/>
+              </w:rPr>
+            </w:pPr>
+            <w:r>
+              <w:rPr>
+                <w:sz w:val="22"/>
+                <w:szCs w:val="22"/>
+              </w:rPr>
+              <w:t>Avoir les 2 tuto sur le site pour pouvoir expliquer le fonctionnement du jeu et du site</w:t>
             </w:r>
           </w:p>
         </w:tc>
@@ -6030,25 +5973,25 @@
               <w:left w:val="single" w:sz="4" w:space="0" w:color="000000"/>
               <w:bottom w:val="single" w:sz="4" w:space="0" w:color="000000"/>
             </w:tcBorders>
-            <w:shd w:val="clear" w:color="auto" w:fill="auto"/>
-            <w:tcMar>
-              <w:top w:w="55" w:type="dxa"/>
-              <w:left w:w="55" w:type="dxa"/>
-              <w:bottom w:w="55" w:type="dxa"/>
-              <w:right w:w="55" w:type="dxa"/>
-            </w:tcMar>
-          </w:tcPr>
-          <w:p>
-            <w:pPr>
-              <w:pStyle w:val="TableContents"/>
-              <w:jc w:val="center"/>
-            </w:pPr>
-            <w:r>
-              <w:rPr>
-                <w:sz w:val="22"/>
-                <w:szCs w:val="22"/>
-              </w:rPr>
-              <w:t>3</w:t>
+            <w:shd w:val="clear" w:color="auto" w:fill="C5E0B3" w:themeFill="accent6" w:themeFillTint="66"/>
+            <w:tcMar>
+              <w:top w:w="55" w:type="dxa"/>
+              <w:left w:w="55" w:type="dxa"/>
+              <w:bottom w:w="55" w:type="dxa"/>
+              <w:right w:w="55" w:type="dxa"/>
+            </w:tcMar>
+          </w:tcPr>
+          <w:p>
+            <w:pPr>
+              <w:pStyle w:val="TableContents"/>
+              <w:jc w:val="center"/>
+            </w:pPr>
+            <w:r>
+              <w:rPr>
+                <w:sz w:val="22"/>
+                <w:szCs w:val="22"/>
+              </w:rPr>
+              <w:t>2</w:t>
             </w:r>
             <w:r>
               <w:rPr>
@@ -6075,7 +6018,7 @@
               <w:bottom w:val="single" w:sz="4" w:space="0" w:color="000000"/>
               <w:right w:val="single" w:sz="4" w:space="0" w:color="000000"/>
             </w:tcBorders>
-            <w:shd w:val="clear" w:color="auto" w:fill="auto"/>
+            <w:shd w:val="clear" w:color="auto" w:fill="C5E0B3" w:themeFill="accent6" w:themeFillTint="66"/>
             <w:tcMar>
               <w:top w:w="55" w:type="dxa"/>
               <w:left w:w="55" w:type="dxa"/>
@@ -6105,23 +6048,53 @@
               <w:left w:val="single" w:sz="4" w:space="0" w:color="000000"/>
               <w:bottom w:val="single" w:sz="4" w:space="0" w:color="000000"/>
             </w:tcBorders>
-            <w:shd w:val="clear" w:color="auto" w:fill="auto"/>
-            <w:tcMar>
-              <w:top w:w="55" w:type="dxa"/>
-              <w:left w:w="55" w:type="dxa"/>
-              <w:bottom w:w="55" w:type="dxa"/>
-              <w:right w:w="55" w:type="dxa"/>
-            </w:tcMar>
-          </w:tcPr>
-          <w:p>
-            <w:pPr>
-              <w:pStyle w:val="TableContents"/>
-              <w:jc w:val="center"/>
-              <w:rPr>
-                <w:sz w:val="22"/>
-                <w:szCs w:val="22"/>
-              </w:rPr>
-            </w:pPr>
+            <w:shd w:val="clear" w:color="auto" w:fill="C5E0B3" w:themeFill="accent6" w:themeFillTint="66"/>
+            <w:tcMar>
+              <w:top w:w="55" w:type="dxa"/>
+              <w:left w:w="55" w:type="dxa"/>
+              <w:bottom w:w="55" w:type="dxa"/>
+              <w:right w:w="55" w:type="dxa"/>
+            </w:tcMar>
+          </w:tcPr>
+          <w:p>
+            <w:pPr>
+              <w:pStyle w:val="TableContents"/>
+              <w:jc w:val="center"/>
+            </w:pPr>
+            <w:r>
+              <w:rPr>
+                <w:sz w:val="22"/>
+                <w:szCs w:val="22"/>
+              </w:rPr>
+              <w:t xml:space="preserve">Trouver comment </w:t>
+            </w:r>
+            <w:r>
+              <w:rPr>
+                <w:b/>
+                <w:bCs/>
+                <w:color w:val="C9211E"/>
+                <w:sz w:val="22"/>
+                <w:szCs w:val="22"/>
+              </w:rPr>
+              <w:t>crée</w:t>
+            </w:r>
+            <w:r>
+              <w:rPr>
+                <w:sz w:val="22"/>
+                <w:szCs w:val="22"/>
+              </w:rPr>
+              <w:t xml:space="preserve"> une possibilité de faire un </w:t>
+            </w:r>
+            <w:r>
+              <w:rPr>
+                <w:b/>
+                <w:bCs/>
+                <w:color w:val="C9211E"/>
+                <w:sz w:val="22"/>
+                <w:szCs w:val="22"/>
+              </w:rPr>
+              <w:t>compte utilisateur</w:t>
+            </w:r>
           </w:p>
         </w:tc>
         <w:tc>
@@ -6131,23 +6104,62 @@
               <w:left w:val="single" w:sz="4" w:space="0" w:color="000000"/>
               <w:bottom w:val="single" w:sz="4" w:space="0" w:color="000000"/>
             </w:tcBorders>
-            <w:shd w:val="clear" w:color="auto" w:fill="auto"/>
-            <w:tcMar>
-              <w:top w:w="55" w:type="dxa"/>
-              <w:left w:w="55" w:type="dxa"/>
-              <w:bottom w:w="55" w:type="dxa"/>
-              <w:right w:w="55" w:type="dxa"/>
-            </w:tcMar>
-          </w:tcPr>
-          <w:p>
-            <w:pPr>
-              <w:pStyle w:val="TableContents"/>
-              <w:jc w:val="center"/>
-              <w:rPr>
-                <w:sz w:val="22"/>
-                <w:szCs w:val="22"/>
-              </w:rPr>
-            </w:pPr>
+            <w:shd w:val="clear" w:color="auto" w:fill="C5E0B3" w:themeFill="accent6" w:themeFillTint="66"/>
+            <w:tcMar>
+              <w:top w:w="55" w:type="dxa"/>
+              <w:left w:w="55" w:type="dxa"/>
+              <w:bottom w:w="55" w:type="dxa"/>
+              <w:right w:w="55" w:type="dxa"/>
+            </w:tcMar>
+          </w:tcPr>
+          <w:p>
+            <w:pPr>
+              <w:pStyle w:val="TableContents"/>
+              <w:jc w:val="center"/>
+              <w:rPr>
+                <w:sz w:val="22"/>
+                <w:szCs w:val="22"/>
+              </w:rPr>
+            </w:pPr>
+            <w:r>
+              <w:rPr>
+                <w:sz w:val="22"/>
+                <w:szCs w:val="22"/>
+              </w:rPr>
+              <w:t xml:space="preserve">Un utilisateur peut </w:t>
+            </w:r>
+            <w:proofErr w:type="spellStart"/>
+            <w:r>
+              <w:rPr>
+                <w:sz w:val="22"/>
+                <w:szCs w:val="22"/>
+              </w:rPr>
+              <w:t>ce</w:t>
+            </w:r>
+            <w:proofErr w:type="spellEnd"/>
+            <w:r>
+              <w:rPr>
+                <w:sz w:val="22"/>
+                <w:szCs w:val="22"/>
+              </w:rPr>
+              <w:t xml:space="preserve"> crée un </w:t>
+            </w:r>
+            <w:proofErr w:type="spellStart"/>
+            <w:r>
+              <w:rPr>
+                <w:sz w:val="22"/>
+                <w:szCs w:val="22"/>
+              </w:rPr>
+              <w:t>compt</w:t>
+            </w:r>
+            <w:proofErr w:type="spellEnd"/>
+            <w:r>
+              <w:rPr>
+                <w:sz w:val="22"/>
+                <w:szCs w:val="22"/>
+              </w:rPr>
+              <w:t xml:space="preserve"> lier son adresse mail pour recevoir des notification</w:t>
+            </w:r>
           </w:p>
         </w:tc>
         <w:tc>
@@ -6157,23 +6169,41 @@
               <w:left w:val="single" w:sz="4" w:space="0" w:color="000000"/>
               <w:bottom w:val="single" w:sz="4" w:space="0" w:color="000000"/>
             </w:tcBorders>
-            <w:shd w:val="clear" w:color="auto" w:fill="auto"/>
-            <w:tcMar>
-              <w:top w:w="55" w:type="dxa"/>
-              <w:left w:w="55" w:type="dxa"/>
-              <w:bottom w:w="55" w:type="dxa"/>
-              <w:right w:w="55" w:type="dxa"/>
-            </w:tcMar>
-          </w:tcPr>
-          <w:p>
-            <w:pPr>
-              <w:pStyle w:val="TableContents"/>
-              <w:jc w:val="center"/>
-              <w:rPr>
-                <w:sz w:val="22"/>
-                <w:szCs w:val="22"/>
-              </w:rPr>
-            </w:pPr>
+            <w:shd w:val="clear" w:color="auto" w:fill="C5E0B3" w:themeFill="accent6" w:themeFillTint="66"/>
+            <w:tcMar>
+              <w:top w:w="55" w:type="dxa"/>
+              <w:left w:w="55" w:type="dxa"/>
+              <w:bottom w:w="55" w:type="dxa"/>
+              <w:right w:w="55" w:type="dxa"/>
+            </w:tcMar>
+          </w:tcPr>
+          <w:p>
+            <w:pPr>
+              <w:pStyle w:val="TableContents"/>
+              <w:jc w:val="center"/>
+            </w:pPr>
+            <w:r>
+              <w:rPr>
+                <w:sz w:val="22"/>
+                <w:szCs w:val="22"/>
+              </w:rPr>
+              <w:t>2</w:t>
+            </w:r>
+            <w:r>
+              <w:rPr>
+                <w:sz w:val="22"/>
+                <w:szCs w:val="22"/>
+                <w:vertAlign w:val="superscript"/>
+              </w:rPr>
+              <w:t>e</w:t>
+            </w:r>
+            <w:r>
+              <w:rPr>
+                <w:sz w:val="22"/>
+                <w:szCs w:val="22"/>
+              </w:rPr>
+              <w:t xml:space="preserve"> oral</w:t>
+            </w:r>
           </w:p>
         </w:tc>
         <w:tc>
@@ -6184,7 +6214,460 @@
               <w:bottom w:val="single" w:sz="4" w:space="0" w:color="000000"/>
               <w:right w:val="single" w:sz="4" w:space="0" w:color="000000"/>
             </w:tcBorders>
-            <w:shd w:val="clear" w:color="auto" w:fill="auto"/>
+            <w:shd w:val="clear" w:color="auto" w:fill="C5E0B3" w:themeFill="accent6" w:themeFillTint="66"/>
+            <w:tcMar>
+              <w:top w:w="55" w:type="dxa"/>
+              <w:left w:w="55" w:type="dxa"/>
+              <w:bottom w:w="55" w:type="dxa"/>
+              <w:right w:w="55" w:type="dxa"/>
+            </w:tcMar>
+          </w:tcPr>
+          <w:p>
+            <w:pPr>
+              <w:pStyle w:val="TableContents"/>
+              <w:jc w:val="center"/>
+            </w:pPr>
+          </w:p>
+        </w:tc>
+      </w:tr>
+      <w:tr>
+        <w:tblPrEx>
+          <w:tblCellMar>
+            <w:top w:w="0" w:type="dxa"/>
+            <w:bottom w:w="0" w:type="dxa"/>
+          </w:tblCellMar>
+        </w:tblPrEx>
+        <w:tc>
+          <w:tcPr>
+            <w:tcW w:w="3288" w:type="dxa"/>
+            <w:tcBorders>
+              <w:left w:val="single" w:sz="4" w:space="0" w:color="000000"/>
+              <w:bottom w:val="single" w:sz="4" w:space="0" w:color="000000"/>
+            </w:tcBorders>
+            <w:shd w:val="clear" w:color="auto" w:fill="C5E0B3" w:themeFill="accent6" w:themeFillTint="66"/>
+            <w:tcMar>
+              <w:top w:w="55" w:type="dxa"/>
+              <w:left w:w="55" w:type="dxa"/>
+              <w:bottom w:w="55" w:type="dxa"/>
+              <w:right w:w="55" w:type="dxa"/>
+            </w:tcMar>
+          </w:tcPr>
+          <w:p>
+            <w:pPr>
+              <w:pStyle w:val="TableContents"/>
+              <w:jc w:val="center"/>
+            </w:pPr>
+            <w:r>
+              <w:rPr>
+                <w:sz w:val="22"/>
+                <w:szCs w:val="22"/>
+              </w:rPr>
+              <w:t xml:space="preserve">Réaliser </w:t>
+            </w:r>
+            <w:r>
+              <w:rPr>
+                <w:b/>
+                <w:bCs/>
+                <w:color w:val="C9211E"/>
+                <w:sz w:val="22"/>
+                <w:szCs w:val="22"/>
+              </w:rPr>
+              <w:t>un carrousel</w:t>
+            </w:r>
+            <w:r>
+              <w:rPr>
+                <w:sz w:val="22"/>
+                <w:szCs w:val="22"/>
+              </w:rPr>
+              <w:t xml:space="preserve"> pour </w:t>
+            </w:r>
+            <w:r>
+              <w:rPr>
+                <w:b/>
+                <w:bCs/>
+                <w:color w:val="C9211E"/>
+                <w:sz w:val="22"/>
+                <w:szCs w:val="22"/>
+              </w:rPr>
+              <w:t>la page d’accueil</w:t>
+            </w:r>
+            <w:r>
+              <w:rPr>
+                <w:sz w:val="22"/>
+                <w:szCs w:val="22"/>
+              </w:rPr>
+              <w:t xml:space="preserve"> qui donne </w:t>
+            </w:r>
+            <w:proofErr w:type="gramStart"/>
+            <w:r>
+              <w:rPr>
+                <w:sz w:val="22"/>
+                <w:szCs w:val="22"/>
+              </w:rPr>
+              <w:t xml:space="preserve">des </w:t>
+            </w:r>
+            <w:r>
+              <w:rPr>
+                <w:b/>
+                <w:bCs/>
+                <w:color w:val="C9211E"/>
+                <w:sz w:val="22"/>
+                <w:szCs w:val="22"/>
+              </w:rPr>
+              <w:t>information</w:t>
+            </w:r>
+            <w:proofErr w:type="gramEnd"/>
+            <w:r>
+              <w:rPr>
+                <w:sz w:val="22"/>
+                <w:szCs w:val="22"/>
+              </w:rPr>
+              <w:t xml:space="preserve"> sur le site et sur la pêche de SOT</w:t>
+            </w:r>
+          </w:p>
+        </w:tc>
+        <w:tc>
+          <w:tcPr>
+            <w:tcW w:w="2724" w:type="dxa"/>
+            <w:tcBorders>
+              <w:left w:val="single" w:sz="4" w:space="0" w:color="000000"/>
+              <w:bottom w:val="single" w:sz="4" w:space="0" w:color="000000"/>
+            </w:tcBorders>
+            <w:shd w:val="clear" w:color="auto" w:fill="C5E0B3" w:themeFill="accent6" w:themeFillTint="66"/>
+            <w:tcMar>
+              <w:top w:w="55" w:type="dxa"/>
+              <w:left w:w="55" w:type="dxa"/>
+              <w:bottom w:w="55" w:type="dxa"/>
+              <w:right w:w="55" w:type="dxa"/>
+            </w:tcMar>
+          </w:tcPr>
+          <w:p>
+            <w:pPr>
+              <w:pStyle w:val="TableContents"/>
+              <w:jc w:val="center"/>
+              <w:rPr>
+                <w:sz w:val="22"/>
+                <w:szCs w:val="22"/>
+              </w:rPr>
+            </w:pPr>
+            <w:r>
+              <w:rPr>
+                <w:sz w:val="22"/>
+                <w:szCs w:val="22"/>
+              </w:rPr>
+              <w:t>Rendre le site interactif</w:t>
+            </w:r>
+          </w:p>
+        </w:tc>
+        <w:tc>
+          <w:tcPr>
+            <w:tcW w:w="2664" w:type="dxa"/>
+            <w:tcBorders>
+              <w:left w:val="single" w:sz="4" w:space="0" w:color="000000"/>
+              <w:bottom w:val="single" w:sz="4" w:space="0" w:color="000000"/>
+            </w:tcBorders>
+            <w:shd w:val="clear" w:color="auto" w:fill="C5E0B3" w:themeFill="accent6" w:themeFillTint="66"/>
+            <w:tcMar>
+              <w:top w:w="55" w:type="dxa"/>
+              <w:left w:w="55" w:type="dxa"/>
+              <w:bottom w:w="55" w:type="dxa"/>
+              <w:right w:w="55" w:type="dxa"/>
+            </w:tcMar>
+          </w:tcPr>
+          <w:p>
+            <w:pPr>
+              <w:pStyle w:val="TableContents"/>
+              <w:jc w:val="center"/>
+            </w:pPr>
+            <w:r>
+              <w:rPr>
+                <w:sz w:val="22"/>
+                <w:szCs w:val="22"/>
+              </w:rPr>
+              <w:t>2</w:t>
+            </w:r>
+            <w:r>
+              <w:rPr>
+                <w:sz w:val="22"/>
+                <w:szCs w:val="22"/>
+                <w:vertAlign w:val="superscript"/>
+              </w:rPr>
+              <w:t>e</w:t>
+            </w:r>
+            <w:r>
+              <w:rPr>
+                <w:sz w:val="22"/>
+                <w:szCs w:val="22"/>
+              </w:rPr>
+              <w:t xml:space="preserve"> oral</w:t>
+            </w:r>
+          </w:p>
+        </w:tc>
+        <w:tc>
+          <w:tcPr>
+            <w:tcW w:w="2604" w:type="dxa"/>
+            <w:tcBorders>
+              <w:left w:val="single" w:sz="4" w:space="0" w:color="000000"/>
+              <w:bottom w:val="single" w:sz="4" w:space="0" w:color="000000"/>
+              <w:right w:val="single" w:sz="4" w:space="0" w:color="000000"/>
+            </w:tcBorders>
+            <w:shd w:val="clear" w:color="auto" w:fill="C5E0B3" w:themeFill="accent6" w:themeFillTint="66"/>
+            <w:tcMar>
+              <w:top w:w="55" w:type="dxa"/>
+              <w:left w:w="55" w:type="dxa"/>
+              <w:bottom w:w="55" w:type="dxa"/>
+              <w:right w:w="55" w:type="dxa"/>
+            </w:tcMar>
+          </w:tcPr>
+          <w:p>
+            <w:pPr>
+              <w:pStyle w:val="TableContents"/>
+              <w:jc w:val="center"/>
+            </w:pPr>
+          </w:p>
+        </w:tc>
+      </w:tr>
+      <w:tr>
+        <w:tblPrEx>
+          <w:tblCellMar>
+            <w:top w:w="0" w:type="dxa"/>
+            <w:bottom w:w="0" w:type="dxa"/>
+          </w:tblCellMar>
+        </w:tblPrEx>
+        <w:tc>
+          <w:tcPr>
+            <w:tcW w:w="3288" w:type="dxa"/>
+            <w:tcBorders>
+              <w:left w:val="single" w:sz="4" w:space="0" w:color="000000"/>
+              <w:bottom w:val="single" w:sz="4" w:space="0" w:color="000000"/>
+            </w:tcBorders>
+            <w:shd w:val="clear" w:color="auto" w:fill="C5E0B3" w:themeFill="accent6" w:themeFillTint="66"/>
+            <w:tcMar>
+              <w:top w:w="55" w:type="dxa"/>
+              <w:left w:w="55" w:type="dxa"/>
+              <w:bottom w:w="55" w:type="dxa"/>
+              <w:right w:w="55" w:type="dxa"/>
+            </w:tcMar>
+          </w:tcPr>
+          <w:p>
+            <w:pPr>
+              <w:pStyle w:val="TableContents"/>
+              <w:jc w:val="center"/>
+            </w:pPr>
+            <w:r>
+              <w:rPr>
+                <w:sz w:val="22"/>
+                <w:szCs w:val="22"/>
+              </w:rPr>
+              <w:t xml:space="preserve">Rédaction de potentiel </w:t>
+            </w:r>
+            <w:r>
+              <w:rPr>
+                <w:b/>
+                <w:bCs/>
+                <w:color w:val="C9211E"/>
+                <w:sz w:val="22"/>
+                <w:szCs w:val="22"/>
+              </w:rPr>
+              <w:t>noms et titres récompense utilisateur</w:t>
+            </w:r>
+          </w:p>
+        </w:tc>
+        <w:tc>
+          <w:tcPr>
+            <w:tcW w:w="2724" w:type="dxa"/>
+            <w:tcBorders>
+              <w:left w:val="single" w:sz="4" w:space="0" w:color="000000"/>
+              <w:bottom w:val="single" w:sz="4" w:space="0" w:color="000000"/>
+            </w:tcBorders>
+            <w:shd w:val="clear" w:color="auto" w:fill="C5E0B3" w:themeFill="accent6" w:themeFillTint="66"/>
+            <w:tcMar>
+              <w:top w:w="55" w:type="dxa"/>
+              <w:left w:w="55" w:type="dxa"/>
+              <w:bottom w:w="55" w:type="dxa"/>
+              <w:right w:w="55" w:type="dxa"/>
+            </w:tcMar>
+          </w:tcPr>
+          <w:p>
+            <w:pPr>
+              <w:pStyle w:val="TableContents"/>
+              <w:jc w:val="center"/>
+              <w:rPr>
+                <w:sz w:val="22"/>
+                <w:szCs w:val="22"/>
+              </w:rPr>
+            </w:pPr>
+            <w:r>
+              <w:rPr>
+                <w:sz w:val="22"/>
+                <w:szCs w:val="22"/>
+              </w:rPr>
+              <w:t>Personnalisation pour l’utilisateur</w:t>
+            </w:r>
+          </w:p>
+        </w:tc>
+        <w:tc>
+          <w:tcPr>
+            <w:tcW w:w="2664" w:type="dxa"/>
+            <w:tcBorders>
+              <w:left w:val="single" w:sz="4" w:space="0" w:color="000000"/>
+              <w:bottom w:val="single" w:sz="4" w:space="0" w:color="000000"/>
+            </w:tcBorders>
+            <w:shd w:val="clear" w:color="auto" w:fill="C5E0B3" w:themeFill="accent6" w:themeFillTint="66"/>
+            <w:tcMar>
+              <w:top w:w="55" w:type="dxa"/>
+              <w:left w:w="55" w:type="dxa"/>
+              <w:bottom w:w="55" w:type="dxa"/>
+              <w:right w:w="55" w:type="dxa"/>
+            </w:tcMar>
+          </w:tcPr>
+          <w:p>
+            <w:pPr>
+              <w:pStyle w:val="TableContents"/>
+              <w:jc w:val="center"/>
+            </w:pPr>
+            <w:r>
+              <w:rPr>
+                <w:sz w:val="22"/>
+                <w:szCs w:val="22"/>
+              </w:rPr>
+              <w:t>3</w:t>
+            </w:r>
+            <w:r>
+              <w:rPr>
+                <w:sz w:val="22"/>
+                <w:szCs w:val="22"/>
+                <w:vertAlign w:val="superscript"/>
+              </w:rPr>
+              <w:t>e</w:t>
+            </w:r>
+            <w:r>
+              <w:rPr>
+                <w:sz w:val="22"/>
+                <w:szCs w:val="22"/>
+              </w:rPr>
+              <w:t xml:space="preserve"> oral</w:t>
+            </w:r>
+          </w:p>
+        </w:tc>
+        <w:tc>
+          <w:tcPr>
+            <w:tcW w:w="2604" w:type="dxa"/>
+            <w:tcBorders>
+              <w:left w:val="single" w:sz="4" w:space="0" w:color="000000"/>
+              <w:bottom w:val="single" w:sz="4" w:space="0" w:color="000000"/>
+              <w:right w:val="single" w:sz="4" w:space="0" w:color="000000"/>
+            </w:tcBorders>
+            <w:shd w:val="clear" w:color="auto" w:fill="C5E0B3" w:themeFill="accent6" w:themeFillTint="66"/>
+            <w:tcMar>
+              <w:top w:w="55" w:type="dxa"/>
+              <w:left w:w="55" w:type="dxa"/>
+              <w:bottom w:w="55" w:type="dxa"/>
+              <w:right w:w="55" w:type="dxa"/>
+            </w:tcMar>
+          </w:tcPr>
+          <w:p>
+            <w:pPr>
+              <w:pStyle w:val="TableContents"/>
+              <w:jc w:val="center"/>
+            </w:pPr>
+          </w:p>
+        </w:tc>
+      </w:tr>
+      <w:tr>
+        <w:tblPrEx>
+          <w:tblCellMar>
+            <w:top w:w="0" w:type="dxa"/>
+            <w:bottom w:w="0" w:type="dxa"/>
+          </w:tblCellMar>
+        </w:tblPrEx>
+        <w:tc>
+          <w:tcPr>
+            <w:tcW w:w="3288" w:type="dxa"/>
+            <w:tcBorders>
+              <w:left w:val="single" w:sz="4" w:space="0" w:color="000000"/>
+              <w:bottom w:val="single" w:sz="4" w:space="0" w:color="000000"/>
+            </w:tcBorders>
+            <w:shd w:val="clear" w:color="auto" w:fill="C5E0B3" w:themeFill="accent6" w:themeFillTint="66"/>
+            <w:tcMar>
+              <w:top w:w="55" w:type="dxa"/>
+              <w:left w:w="55" w:type="dxa"/>
+              <w:bottom w:w="55" w:type="dxa"/>
+              <w:right w:w="55" w:type="dxa"/>
+            </w:tcMar>
+          </w:tcPr>
+          <w:p>
+            <w:pPr>
+              <w:pStyle w:val="TableContents"/>
+              <w:jc w:val="center"/>
+              <w:rPr>
+                <w:sz w:val="22"/>
+                <w:szCs w:val="22"/>
+              </w:rPr>
+            </w:pPr>
+          </w:p>
+        </w:tc>
+        <w:tc>
+          <w:tcPr>
+            <w:tcW w:w="2724" w:type="dxa"/>
+            <w:tcBorders>
+              <w:left w:val="single" w:sz="4" w:space="0" w:color="000000"/>
+              <w:bottom w:val="single" w:sz="4" w:space="0" w:color="000000"/>
+            </w:tcBorders>
+            <w:shd w:val="clear" w:color="auto" w:fill="C5E0B3" w:themeFill="accent6" w:themeFillTint="66"/>
+            <w:tcMar>
+              <w:top w:w="55" w:type="dxa"/>
+              <w:left w:w="55" w:type="dxa"/>
+              <w:bottom w:w="55" w:type="dxa"/>
+              <w:right w:w="55" w:type="dxa"/>
+            </w:tcMar>
+          </w:tcPr>
+          <w:p>
+            <w:pPr>
+              <w:pStyle w:val="TableContents"/>
+              <w:jc w:val="center"/>
+              <w:rPr>
+                <w:sz w:val="22"/>
+                <w:szCs w:val="22"/>
+              </w:rPr>
+            </w:pPr>
+          </w:p>
+        </w:tc>
+        <w:tc>
+          <w:tcPr>
+            <w:tcW w:w="2664" w:type="dxa"/>
+            <w:tcBorders>
+              <w:left w:val="single" w:sz="4" w:space="0" w:color="000000"/>
+              <w:bottom w:val="single" w:sz="4" w:space="0" w:color="000000"/>
+            </w:tcBorders>
+            <w:shd w:val="clear" w:color="auto" w:fill="C5E0B3" w:themeFill="accent6" w:themeFillTint="66"/>
+            <w:tcMar>
+              <w:top w:w="55" w:type="dxa"/>
+              <w:left w:w="55" w:type="dxa"/>
+              <w:bottom w:w="55" w:type="dxa"/>
+              <w:right w:w="55" w:type="dxa"/>
+            </w:tcMar>
+          </w:tcPr>
+          <w:p>
+            <w:pPr>
+              <w:pStyle w:val="TableContents"/>
+              <w:jc w:val="center"/>
+              <w:rPr>
+                <w:sz w:val="22"/>
+                <w:szCs w:val="22"/>
+              </w:rPr>
+            </w:pPr>
+          </w:p>
+        </w:tc>
+        <w:tc>
+          <w:tcPr>
+            <w:tcW w:w="2604" w:type="dxa"/>
+            <w:tcBorders>
+              <w:left w:val="single" w:sz="4" w:space="0" w:color="000000"/>
+              <w:bottom w:val="single" w:sz="4" w:space="0" w:color="000000"/>
+              <w:right w:val="single" w:sz="4" w:space="0" w:color="000000"/>
+            </w:tcBorders>
+            <w:shd w:val="clear" w:color="auto" w:fill="C5E0B3" w:themeFill="accent6" w:themeFillTint="66"/>
             <w:tcMar>
               <w:top w:w="55" w:type="dxa"/>
               <w:left w:w="55" w:type="dxa"/>
